--- a/pecas/BS x DJONATAN SEVERO HARTZ - CONTESTACAO.docx
+++ b/pecas/BS x DJONATAN SEVERO HARTZ - CONTESTACAO.docx
@@ -118,7 +118,7 @@
           <w:i w:val="0"/>
           <w:sz w:val="24"/>
         </w:rPr>
-        <w:t>, brasileiro, solteiro, empresário, portador da cédula de identidade nº 6104303117 SSP/RS, inscrito no CPF sob nº 019.699.180-39, residente e domiciliado na Rua Adaviano Linden, nº 370, Bairro Centro, Parobé/RS, por seu advogado infra-assinado, com instrumento de procuração e atos constitutivos já acostados aos autos (IDs ff2f043, c27df37, dbb47b5 e a60ad6a), vem, mui respeitosamente, à presença de Vossa Excelência, tempestivamente e antes da audiência inicial designada para 1º/09/2026, às 13h30min, com fundamento no art. 847 da CLT e demais dispositivos aplicáveis, apresentar</w:t>
+        <w:t>, brasileiro, solteiro, empresário, portador da cédula de identidade nº 6104303117 SSP/RS, inscrito no CPF sob nº 019.699.180-39, residente e domiciliado na Rua Adaviano Linden, nº 370, Bairro Centro, Parobé/RS, por seu advogado infra-assinado, com instrumento de procuração e atos constitutivos já acostados aos autos (IDs ff2f043, c27df37, dbb47b5 e a60ad6a), vem, mui respeitosamente, à presença de Vossa Excelência, tempestivamente, com fundamento no art. 847 da CLT e demais dispositivos aplicáveis, apresentar</w:t>
       </w:r>
     </w:p>
     <w:p/>
@@ -184,7 +184,7 @@
           <w:i w:val="0"/>
           <w:sz w:val="24"/>
         </w:rPr>
-        <w:t xml:space="preserve">De início, e para que não paire dúvida sobre a linha defensiva adotada, a Reclamada afirma: </w:t>
+        <w:t xml:space="preserve">De início, e para que não reste a menor dúvida quanto à linha defensiva, a Reclamada afirma, de forma categórica e inequívoca: </w:t>
       </w:r>
       <w:r>
         <w:rPr>
@@ -193,16 +193,16 @@
           <w:i w:val="0"/>
           <w:sz w:val="24"/>
         </w:rPr>
-        <w:t>jamais admitiu, assalariou, dirigiu ou manteve o Reclamante sob subordinação jurídica</w:t>
-      </w:r>
-      <w:r>
-        <w:rPr>
-          <w:rFonts w:ascii="Times New Roman" w:hAnsi="Times New Roman" w:cs="Times New Roman"/>
-          <w:b w:val="0"/>
-          <w:i w:val="0"/>
-          <w:sz w:val="24"/>
-        </w:rPr>
-        <w:t xml:space="preserve">. O que existiu entre as partes foi a </w:t>
+        <w:t>jamais contratou o Reclamante, sob qualquer forma ou a qualquer título</w:t>
+      </w:r>
+      <w:r>
+        <w:rPr>
+          <w:rFonts w:ascii="Times New Roman" w:hAnsi="Times New Roman" w:cs="Times New Roman"/>
+          <w:b w:val="0"/>
+          <w:i w:val="0"/>
+          <w:sz w:val="24"/>
+        </w:rPr>
+        <w:t xml:space="preserve">. Nunca o admitiu como empregado, nunca o registrou, nunca lhe pagou qualquer valor, nunca lhe dirigiu ordens, nunca fiscalizou trabalho por ele prestado e nunca o teve integrado ao seu quadro de pessoal. </w:t>
       </w:r>
       <w:r>
         <w:rPr>
@@ -211,16 +211,16 @@
           <w:i w:val="0"/>
           <w:sz w:val="24"/>
         </w:rPr>
-        <w:t>prestação de serviços autônomos e eventuais, por diária e por tarefa</w:t>
-      </w:r>
-      <w:r>
-        <w:rPr>
-          <w:rFonts w:ascii="Times New Roman" w:hAnsi="Times New Roman" w:cs="Times New Roman"/>
-          <w:b w:val="0"/>
-          <w:i w:val="0"/>
-          <w:sz w:val="24"/>
-        </w:rPr>
-        <w:t xml:space="preserve"> — os chamados "bicos" —, em dias isolados e descontínuos, remunerados por valor fechado a cada dia efetivamente prestado, sem habitualidade, sem exclusividade, sem pessoalidade e sem qualquer controle de jornada. É a própria petição inicial que confessa esse regime, ao afirmar, em seu item 2, que o Reclamante recebia </w:t>
+        <w:t>DJONATAN SEVERO HARTZ é pessoa estranha à Contestante</w:t>
+      </w:r>
+      <w:r>
+        <w:rPr>
+          <w:rFonts w:ascii="Times New Roman" w:hAnsi="Times New Roman" w:cs="Times New Roman"/>
+          <w:b w:val="0"/>
+          <w:i w:val="0"/>
+          <w:sz w:val="24"/>
+        </w:rPr>
+        <w:t xml:space="preserve">, e a relação de emprego descrita na inicial — com admissão em 15/01/2026, salário mensal de R$ 3.520,00 e dispensa em 16/06/2026 — </w:t>
       </w:r>
       <w:r>
         <w:rPr>
@@ -229,34 +229,16 @@
           <w:i w:val="0"/>
           <w:sz w:val="24"/>
         </w:rPr>
-        <w:t>"R$ 160,00 por dia trabalhado"</w:t>
-      </w:r>
-      <w:r>
-        <w:rPr>
-          <w:rFonts w:ascii="Times New Roman" w:hAnsi="Times New Roman" w:cs="Times New Roman"/>
-          <w:b w:val="0"/>
-          <w:i w:val="0"/>
-          <w:sz w:val="24"/>
-        </w:rPr>
-        <w:t xml:space="preserve">, e ao admitir, no item 16, que </w:t>
-      </w:r>
-      <w:r>
-        <w:rPr>
-          <w:rFonts w:ascii="Times New Roman" w:hAnsi="Times New Roman" w:cs="Times New Roman"/>
-          <w:b/>
-          <w:i w:val="0"/>
-          <w:sz w:val="24"/>
-        </w:rPr>
-        <w:t>nos dias em que não havia serviço nada lhe era pago</w:t>
-      </w:r>
-      <w:r>
-        <w:rPr>
-          <w:rFonts w:ascii="Times New Roman" w:hAnsi="Times New Roman" w:cs="Times New Roman"/>
-          <w:b w:val="0"/>
-          <w:i w:val="0"/>
-          <w:sz w:val="24"/>
-        </w:rPr>
-        <w:t>. Salário não se paga por dia disponível de trabalho; diária de tarefa, sim.</w:t>
+        <w:t>simplesmente não existiu</w:t>
+      </w:r>
+      <w:r>
+        <w:rPr>
+          <w:rFonts w:ascii="Times New Roman" w:hAnsi="Times New Roman" w:cs="Times New Roman"/>
+          <w:b w:val="0"/>
+          <w:i w:val="0"/>
+          <w:sz w:val="24"/>
+        </w:rPr>
+        <w:t>.</w:t>
       </w:r>
     </w:p>
     <w:p/>
@@ -268,11 +250,65 @@
       <w:r>
         <w:rPr>
           <w:rFonts w:ascii="Times New Roman" w:hAnsi="Times New Roman" w:cs="Times New Roman"/>
+          <w:b w:val="0"/>
+          <w:i w:val="0"/>
+          <w:sz w:val="24"/>
+        </w:rPr>
+        <w:t xml:space="preserve">A afirmação não é retórica: ela é verificável pelo que os autos </w:t>
+      </w:r>
+      <w:r>
+        <w:rPr>
+          <w:rFonts w:ascii="Times New Roman" w:hAnsi="Times New Roman" w:cs="Times New Roman"/>
           <w:b/>
           <w:i w:val="0"/>
           <w:sz w:val="24"/>
         </w:rPr>
-        <w:t>I – DAS PRELIMINARES</w:t>
+        <w:t>não</w:t>
+      </w:r>
+      <w:r>
+        <w:rPr>
+          <w:rFonts w:ascii="Times New Roman" w:hAnsi="Times New Roman" w:cs="Times New Roman"/>
+          <w:b w:val="0"/>
+          <w:i w:val="0"/>
+          <w:sz w:val="24"/>
+        </w:rPr>
+        <w:t xml:space="preserve"> contêm. Depois de narrar cinco meses de trabalho contínuo, de segunda a sexta-feira, com pagamentos quinzenais, o Reclamante não trouxe </w:t>
+      </w:r>
+      <w:r>
+        <w:rPr>
+          <w:rFonts w:ascii="Times New Roman" w:hAnsi="Times New Roman" w:cs="Times New Roman"/>
+          <w:b/>
+          <w:i w:val="0"/>
+          <w:sz w:val="24"/>
+        </w:rPr>
+        <w:t>um único</w:t>
+      </w:r>
+      <w:r>
+        <w:rPr>
+          <w:rFonts w:ascii="Times New Roman" w:hAnsi="Times New Roman" w:cs="Times New Roman"/>
+          <w:b w:val="0"/>
+          <w:i w:val="0"/>
+          <w:sz w:val="24"/>
+        </w:rPr>
+        <w:t xml:space="preserve"> documento que o ligue contratualmente à Reclamada — nem recibo, nem comprovante de transferência, nem extrato bancário, nem contracheque, nem mensagem de convocação, nem ordem de serviço, nem testemunho documental de espécie alguma. Quem recebe pagamentos quinzenais durante cinco meses possui, necessariamente, o extrato da própria conta bancária, documento que </w:t>
+      </w:r>
+      <w:r>
+        <w:rPr>
+          <w:rFonts w:ascii="Times New Roman" w:hAnsi="Times New Roman" w:cs="Times New Roman"/>
+          <w:b/>
+          <w:i w:val="0"/>
+          <w:sz w:val="24"/>
+        </w:rPr>
+        <w:t>só ele detém e só ele poderia produzir</w:t>
+      </w:r>
+      <w:r>
+        <w:rPr>
+          <w:rFonts w:ascii="Times New Roman" w:hAnsi="Times New Roman" w:cs="Times New Roman"/>
+          <w:b w:val="0"/>
+          <w:i w:val="0"/>
+          <w:sz w:val="24"/>
+        </w:rPr>
+        <w:t>. Sua ausência é a prova mais eloquente destes autos.</w:t>
       </w:r>
     </w:p>
     <w:p/>
@@ -284,11 +320,11 @@
       <w:r>
         <w:rPr>
           <w:rFonts w:ascii="Times New Roman" w:hAnsi="Times New Roman" w:cs="Times New Roman"/>
-          <w:b w:val="0"/>
-          <w:i w:val="0"/>
-          <w:sz w:val="24"/>
-        </w:rPr>
-        <w:t>1. Da ilegitimidade passiva *ad causam* — ausência da condição de empregadora</w:t>
+          <w:b/>
+          <w:i w:val="0"/>
+          <w:sz w:val="24"/>
+        </w:rPr>
+        <w:t>I – DAS PRELIMINARES</w:t>
       </w:r>
     </w:p>
     <w:p/>
@@ -304,7 +340,7 @@
           <w:i w:val="0"/>
           <w:sz w:val="24"/>
         </w:rPr>
-        <w:t>A Reclamada não ostenta, em relação ao Autor, a condição de empregadora de que trata o art. 2º da CLT. Não o admitiu, não o assalariou, não dirigiu a prestação pessoal de seus serviços e não o manteve sob subordinação jurídica contínua: celebrou, tão somente, ajustes autônomos de prestação de serviços por tarefa e por diária, em dias isolados, na forma do art. 610 do Código Civil.</w:t>
+        <w:t>1. Da ilegitimidade passiva *ad causam* — ausência de qualquer relação jurídica com o Autor</w:t>
       </w:r>
     </w:p>
     <w:p/>
@@ -320,25 +356,7 @@
           <w:i w:val="0"/>
           <w:sz w:val="24"/>
         </w:rPr>
-        <w:t xml:space="preserve">Faltando à Contestante a qualidade jurídica de empregadora, falta-lhe pertinência subjetiva para figurar no polo passivo de demanda fundada na relação de emprego, razão pela qual requer a </w:t>
-      </w:r>
-      <w:r>
-        <w:rPr>
-          <w:rFonts w:ascii="Times New Roman" w:hAnsi="Times New Roman" w:cs="Times New Roman"/>
-          <w:b/>
-          <w:i w:val="0"/>
-          <w:sz w:val="24"/>
-        </w:rPr>
-        <w:t>extinção do processo sem resolução do mérito</w:t>
-      </w:r>
-      <w:r>
-        <w:rPr>
-          <w:rFonts w:ascii="Times New Roman" w:hAnsi="Times New Roman" w:cs="Times New Roman"/>
-          <w:b w:val="0"/>
-          <w:i w:val="0"/>
-          <w:sz w:val="24"/>
-        </w:rPr>
-        <w:t>, com fundamento no art. 485, VI, do CPC c/c art. 769 da CLT.</w:t>
+        <w:t>A Reclamada não ostenta, em relação ao Autor, a condição de empregadora de que trata o art. 2º da CLT — nem qualquer outra condição jurídica que a legitime a figurar no polo passivo desta demanda. Não o admitiu, não o assalariou, não dirigiu a prestação pessoal de seus serviços, não o manteve sob subordinação e com ele não celebrou contrato algum.</w:t>
       </w:r>
     </w:p>
     <w:p/>
@@ -354,7 +372,7 @@
           <w:i w:val="0"/>
           <w:sz w:val="24"/>
         </w:rPr>
-        <w:t xml:space="preserve">Registra a Reclamada, por lealdade processual, que parte da jurisprudência trata a existência do vínculo como matéria de mérito; </w:t>
+        <w:t xml:space="preserve">Faltando à Contestante a qualidade jurídica invocada na inicial, falta-lhe </w:t>
       </w:r>
       <w:r>
         <w:rPr>
@@ -363,16 +381,34 @@
           <w:i w:val="0"/>
           <w:sz w:val="24"/>
         </w:rPr>
-        <w:t>exatamente por isso, e por cautela, a tese está integralmente desenvolvida no item III.1 desta contestação</w:t>
-      </w:r>
-      <w:r>
-        <w:rPr>
-          <w:rFonts w:ascii="Times New Roman" w:hAnsi="Times New Roman" w:cs="Times New Roman"/>
-          <w:b w:val="0"/>
-          <w:i w:val="0"/>
-          <w:sz w:val="24"/>
-        </w:rPr>
-        <w:t>, com todos os seus fundamentos fáticos, jurídicos e probatórios.</w:t>
+        <w:t>pertinência subjetiva</w:t>
+      </w:r>
+      <w:r>
+        <w:rPr>
+          <w:rFonts w:ascii="Times New Roman" w:hAnsi="Times New Roman" w:cs="Times New Roman"/>
+          <w:b w:val="0"/>
+          <w:i w:val="0"/>
+          <w:sz w:val="24"/>
+        </w:rPr>
+        <w:t xml:space="preserve"> para a lide, razão pela qual requer a </w:t>
+      </w:r>
+      <w:r>
+        <w:rPr>
+          <w:rFonts w:ascii="Times New Roman" w:hAnsi="Times New Roman" w:cs="Times New Roman"/>
+          <w:b/>
+          <w:i w:val="0"/>
+          <w:sz w:val="24"/>
+        </w:rPr>
+        <w:t>extinção do processo sem resolução do mérito</w:t>
+      </w:r>
+      <w:r>
+        <w:rPr>
+          <w:rFonts w:ascii="Times New Roman" w:hAnsi="Times New Roman" w:cs="Times New Roman"/>
+          <w:b w:val="0"/>
+          <w:i w:val="0"/>
+          <w:sz w:val="24"/>
+        </w:rPr>
+        <w:t>, com fundamento no art. 485, VI, do CPC c/c art. 769 da CLT.</w:t>
       </w:r>
     </w:p>
     <w:p/>
@@ -388,7 +424,25 @@
           <w:i w:val="0"/>
           <w:sz w:val="24"/>
         </w:rPr>
-        <w:t>2. Da inépcia parcial da inicial — contradição interna da causa de pedir</w:t>
+        <w:t xml:space="preserve">Registra a Reclamada, por lealdade processual, que parte da jurisprudência trata a existência do vínculo como matéria de mérito; </w:t>
+      </w:r>
+      <w:r>
+        <w:rPr>
+          <w:rFonts w:ascii="Times New Roman" w:hAnsi="Times New Roman" w:cs="Times New Roman"/>
+          <w:b/>
+          <w:i w:val="0"/>
+          <w:sz w:val="24"/>
+        </w:rPr>
+        <w:t>exatamente por isso, e por cautela, a tese está integralmente desenvolvida no item III.1 desta contestação</w:t>
+      </w:r>
+      <w:r>
+        <w:rPr>
+          <w:rFonts w:ascii="Times New Roman" w:hAnsi="Times New Roman" w:cs="Times New Roman"/>
+          <w:b w:val="0"/>
+          <w:i w:val="0"/>
+          <w:sz w:val="24"/>
+        </w:rPr>
+        <w:t>, com todos os seus fundamentos fáticos, jurídicos e probatórios.</w:t>
       </w:r>
     </w:p>
     <w:p/>
@@ -404,7 +458,7 @@
           <w:i w:val="0"/>
           <w:sz w:val="24"/>
         </w:rPr>
-        <w:t>A petição inicial é internamente contraditória em pontos que constituem o próprio núcleo da causa de pedir, o que compromete a certeza exigida pelo art. 840, § 1º, da CLT e pelo art. 330, § 1º, do CPC e impede a Reclamada de identificar com segurança o objeto sobre o qual deve defender-se.</w:t>
+        <w:t>2. Da inépcia parcial da inicial — contradição interna da causa de pedir</w:t>
       </w:r>
     </w:p>
     <w:p/>
@@ -416,56 +470,11 @@
       <w:r>
         <w:rPr>
           <w:rFonts w:ascii="Times New Roman" w:hAnsi="Times New Roman" w:cs="Times New Roman"/>
-          <w:b/>
-          <w:i w:val="0"/>
-          <w:sz w:val="24"/>
-        </w:rPr>
-        <w:t>Primeira contradição — a jornada.</w:t>
-      </w:r>
-      <w:r>
-        <w:rPr>
-          <w:rFonts w:ascii="Times New Roman" w:hAnsi="Times New Roman" w:cs="Times New Roman"/>
-          <w:b w:val="0"/>
-          <w:i w:val="0"/>
-          <w:sz w:val="24"/>
-        </w:rPr>
-        <w:t xml:space="preserve"> No item 2, o Autor afirma ter sido contratado para trabalhar "das 07:00 às 11:30 e das 13:00 às 17:30", o que perfaz </w:t>
-      </w:r>
-      <w:r>
-        <w:rPr>
-          <w:rFonts w:ascii="Times New Roman" w:hAnsi="Times New Roman" w:cs="Times New Roman"/>
-          <w:b/>
-          <w:i w:val="0"/>
-          <w:sz w:val="24"/>
-        </w:rPr>
-        <w:t>9 (nove) horas diárias e 45 (quarenta e cinco) horas semanais</w:t>
-      </w:r>
-      <w:r>
-        <w:rPr>
-          <w:rFonts w:ascii="Times New Roman" w:hAnsi="Times New Roman" w:cs="Times New Roman"/>
-          <w:b w:val="0"/>
-          <w:i w:val="0"/>
-          <w:sz w:val="24"/>
-        </w:rPr>
-        <w:t xml:space="preserve">. No item 11, contudo, afirma ter sido contratado "para trabalhar 44 horas semanais e cumprir uma jornada diária de 8 horas", o que perfaz </w:t>
-      </w:r>
-      <w:r>
-        <w:rPr>
-          <w:rFonts w:ascii="Times New Roman" w:hAnsi="Times New Roman" w:cs="Times New Roman"/>
-          <w:b/>
-          <w:i w:val="0"/>
-          <w:sz w:val="24"/>
-        </w:rPr>
-        <w:t>40 (quarenta) horas semanais</w:t>
-      </w:r>
-      <w:r>
-        <w:rPr>
-          <w:rFonts w:ascii="Times New Roman" w:hAnsi="Times New Roman" w:cs="Times New Roman"/>
-          <w:b w:val="0"/>
-          <w:i w:val="0"/>
-          <w:sz w:val="24"/>
-        </w:rPr>
-        <w:t>. As duas narrativas não coincidem entre si, nem coincidem com o módulo de 44 horas que o próprio Autor invoca. Como a pretensão de horas extras é deduzida a partir do excedente à jornada "contratada", a indeterminação da premissa contamina o pedido da letra "c".</w:t>
+          <w:b w:val="0"/>
+          <w:i w:val="0"/>
+          <w:sz w:val="24"/>
+        </w:rPr>
+        <w:t>A petição inicial é internamente contraditória em pontos que constituem o próprio núcleo da causa de pedir, o que compromete a certeza exigida pelo art. 840, § 1º, da CLT e pelo art. 330, § 1º, do CPC e impede a Reclamada de identificar com segurança o objeto sobre o qual deve defender-se.</w:t>
       </w:r>
     </w:p>
     <w:p/>
@@ -481,16 +490,16 @@
           <w:i w:val="0"/>
           <w:sz w:val="24"/>
         </w:rPr>
-        <w:t>Segunda contradição — o transporte.</w:t>
-      </w:r>
-      <w:r>
-        <w:rPr>
-          <w:rFonts w:ascii="Times New Roman" w:hAnsi="Times New Roman" w:cs="Times New Roman"/>
-          <w:b w:val="0"/>
-          <w:i w:val="0"/>
-          <w:sz w:val="24"/>
-        </w:rPr>
-        <w:t xml:space="preserve"> No item 6, o Autor afirma que "depende do transporte da empresa para deslocamento até as obras". No item 14, afirma que "ia e voltava das obras </w:t>
+        <w:t>Primeira contradição — a jornada.</w:t>
+      </w:r>
+      <w:r>
+        <w:rPr>
+          <w:rFonts w:ascii="Times New Roman" w:hAnsi="Times New Roman" w:cs="Times New Roman"/>
+          <w:b w:val="0"/>
+          <w:i w:val="0"/>
+          <w:sz w:val="24"/>
+        </w:rPr>
+        <w:t xml:space="preserve"> No item 2, o Autor afirma ter sido contratado para trabalhar "das 07:00 às 11:30 e das 13:00 às 17:30", o que perfaz </w:t>
       </w:r>
       <w:r>
         <w:rPr>
@@ -499,16 +508,34 @@
           <w:i w:val="0"/>
           <w:sz w:val="24"/>
         </w:rPr>
-        <w:t>de carona com o pedreiro Marcelo</w:t>
-      </w:r>
-      <w:r>
-        <w:rPr>
-          <w:rFonts w:ascii="Times New Roman" w:hAnsi="Times New Roman" w:cs="Times New Roman"/>
-          <w:b w:val="0"/>
-          <w:i w:val="0"/>
-          <w:sz w:val="24"/>
-        </w:rPr>
-        <w:t>". Ou o transporte era fornecido pela empresa, ou era carona particular de um colega — as duas versões não subsistem simultaneamente, e é sobre elas que se assenta o pedido da letra "d".</w:t>
+        <w:t>9 (nove) horas diárias e 45 (quarenta e cinco) horas semanais</w:t>
+      </w:r>
+      <w:r>
+        <w:rPr>
+          <w:rFonts w:ascii="Times New Roman" w:hAnsi="Times New Roman" w:cs="Times New Roman"/>
+          <w:b w:val="0"/>
+          <w:i w:val="0"/>
+          <w:sz w:val="24"/>
+        </w:rPr>
+        <w:t xml:space="preserve">. No item 11, contudo, afirma ter sido contratado "para trabalhar 44 horas semanais e cumprir uma jornada diária de 8 horas", o que perfaz </w:t>
+      </w:r>
+      <w:r>
+        <w:rPr>
+          <w:rFonts w:ascii="Times New Roman" w:hAnsi="Times New Roman" w:cs="Times New Roman"/>
+          <w:b/>
+          <w:i w:val="0"/>
+          <w:sz w:val="24"/>
+        </w:rPr>
+        <w:t>40 (quarenta) horas semanais</w:t>
+      </w:r>
+      <w:r>
+        <w:rPr>
+          <w:rFonts w:ascii="Times New Roman" w:hAnsi="Times New Roman" w:cs="Times New Roman"/>
+          <w:b w:val="0"/>
+          <w:i w:val="0"/>
+          <w:sz w:val="24"/>
+        </w:rPr>
+        <w:t>. As duas narrativas não coincidem entre si, nem coincidem com o módulo de 44 horas que o próprio Autor invoca. Como a pretensão de horas extras é deduzida a partir do excedente à jornada "contratada", a indeterminação da premissa contamina o pedido da letra "c".</w:t>
       </w:r>
     </w:p>
     <w:p/>
@@ -524,16 +551,16 @@
           <w:i w:val="0"/>
           <w:sz w:val="24"/>
         </w:rPr>
-        <w:t>Terceira contradição — o EPI.</w:t>
-      </w:r>
-      <w:r>
-        <w:rPr>
-          <w:rFonts w:ascii="Times New Roman" w:hAnsi="Times New Roman" w:cs="Times New Roman"/>
-          <w:b w:val="0"/>
-          <w:i w:val="0"/>
-          <w:sz w:val="24"/>
-        </w:rPr>
-        <w:t xml:space="preserve"> No item 21, o Autor afirma que "a reclamada não fornecia ao reclamante os EPI's". As </w:t>
+        <w:t>Segunda contradição — o transporte.</w:t>
+      </w:r>
+      <w:r>
+        <w:rPr>
+          <w:rFonts w:ascii="Times New Roman" w:hAnsi="Times New Roman" w:cs="Times New Roman"/>
+          <w:b w:val="0"/>
+          <w:i w:val="0"/>
+          <w:sz w:val="24"/>
+        </w:rPr>
+        <w:t xml:space="preserve"> No item 6, o Autor afirma que "depende do transporte da empresa para deslocamento até as obras". No item 14, afirma que "ia e voltava das obras </w:t>
       </w:r>
       <w:r>
         <w:rPr>
@@ -542,34 +569,16 @@
           <w:i w:val="0"/>
           <w:sz w:val="24"/>
         </w:rPr>
-        <w:t>fotografias que ele próprio juntou</w:t>
-      </w:r>
-      <w:r>
-        <w:rPr>
-          <w:rFonts w:ascii="Times New Roman" w:hAnsi="Times New Roman" w:cs="Times New Roman"/>
-          <w:b w:val="0"/>
-          <w:i w:val="0"/>
-          <w:sz w:val="24"/>
-        </w:rPr>
-        <w:t xml:space="preserve"> (ID 2c1fbec, fls. 23 a 28) o retratam </w:t>
-      </w:r>
-      <w:r>
-        <w:rPr>
-          <w:rFonts w:ascii="Times New Roman" w:hAnsi="Times New Roman" w:cs="Times New Roman"/>
-          <w:b/>
-          <w:i w:val="0"/>
-          <w:sz w:val="24"/>
-        </w:rPr>
-        <w:t>usando capacete de proteção</w:t>
-      </w:r>
-      <w:r>
-        <w:rPr>
-          <w:rFonts w:ascii="Times New Roman" w:hAnsi="Times New Roman" w:cs="Times New Roman"/>
-          <w:b w:val="0"/>
-          <w:i w:val="0"/>
-          <w:sz w:val="24"/>
-        </w:rPr>
-        <w:t xml:space="preserve"> em frente de trabalho, o que desmente frontalmente a causa de pedir do adicional de insalubridade (letra "f").</w:t>
+        <w:t>de carona com o pedreiro Marcelo</w:t>
+      </w:r>
+      <w:r>
+        <w:rPr>
+          <w:rFonts w:ascii="Times New Roman" w:hAnsi="Times New Roman" w:cs="Times New Roman"/>
+          <w:b w:val="0"/>
+          <w:i w:val="0"/>
+          <w:sz w:val="24"/>
+        </w:rPr>
+        <w:t>". Ou o transporte era fornecido pela empresa, ou era carona particular de um terceiro — as duas versões não subsistem simultaneamente, e é sobre elas que se assenta o pedido da letra "d".</w:t>
       </w:r>
     </w:p>
     <w:p/>
@@ -581,29 +590,20 @@
       <w:r>
         <w:rPr>
           <w:rFonts w:ascii="Times New Roman" w:hAnsi="Times New Roman" w:cs="Times New Roman"/>
-          <w:b w:val="0"/>
-          <w:i w:val="0"/>
-          <w:sz w:val="24"/>
-        </w:rPr>
-        <w:t xml:space="preserve">Requer-se, por isso, o reconhecimento da </w:t>
-      </w:r>
-      <w:r>
-        <w:rPr>
-          <w:rFonts w:ascii="Times New Roman" w:hAnsi="Times New Roman" w:cs="Times New Roman"/>
           <w:b/>
           <w:i w:val="0"/>
           <w:sz w:val="24"/>
         </w:rPr>
-        <w:t>inépcia parcial</w:t>
-      </w:r>
-      <w:r>
-        <w:rPr>
-          <w:rFonts w:ascii="Times New Roman" w:hAnsi="Times New Roman" w:cs="Times New Roman"/>
-          <w:b w:val="0"/>
-          <w:i w:val="0"/>
-          <w:sz w:val="24"/>
-        </w:rPr>
-        <w:t xml:space="preserve"> quanto aos pedidos das letras "c" e "d", com a extinção sem resolução do mérito (art. 330, I, e art. 485, I, do CPC) ou, sucessivamente, a determinação de </w:t>
+        <w:t>Terceira contradição — o EPI.</w:t>
+      </w:r>
+      <w:r>
+        <w:rPr>
+          <w:rFonts w:ascii="Times New Roman" w:hAnsi="Times New Roman" w:cs="Times New Roman"/>
+          <w:b w:val="0"/>
+          <w:i w:val="0"/>
+          <w:sz w:val="24"/>
+        </w:rPr>
+        <w:t xml:space="preserve"> No item 21, o Autor afirma que "a reclamada não fornecia ao reclamante os EPI's". As </w:t>
       </w:r>
       <w:r>
         <w:rPr>
@@ -612,16 +612,34 @@
           <w:i w:val="0"/>
           <w:sz w:val="24"/>
         </w:rPr>
-        <w:t>emenda à inicial</w:t>
-      </w:r>
-      <w:r>
-        <w:rPr>
-          <w:rFonts w:ascii="Times New Roman" w:hAnsi="Times New Roman" w:cs="Times New Roman"/>
-          <w:b w:val="0"/>
-          <w:i w:val="0"/>
-          <w:sz w:val="24"/>
-        </w:rPr>
-        <w:t xml:space="preserve"> (art. 321 do CPC), sob pena de cerceamento do direito de defesa (art. 5º, LV, da CF).</w:t>
+        <w:t>fotografias que ele próprio juntou</w:t>
+      </w:r>
+      <w:r>
+        <w:rPr>
+          <w:rFonts w:ascii="Times New Roman" w:hAnsi="Times New Roman" w:cs="Times New Roman"/>
+          <w:b w:val="0"/>
+          <w:i w:val="0"/>
+          <w:sz w:val="24"/>
+        </w:rPr>
+        <w:t xml:space="preserve"> (ID 2c1fbec, fls. 23 a 28) o retratam </w:t>
+      </w:r>
+      <w:r>
+        <w:rPr>
+          <w:rFonts w:ascii="Times New Roman" w:hAnsi="Times New Roman" w:cs="Times New Roman"/>
+          <w:b/>
+          <w:i w:val="0"/>
+          <w:sz w:val="24"/>
+        </w:rPr>
+        <w:t>usando capacete de proteção</w:t>
+      </w:r>
+      <w:r>
+        <w:rPr>
+          <w:rFonts w:ascii="Times New Roman" w:hAnsi="Times New Roman" w:cs="Times New Roman"/>
+          <w:b w:val="0"/>
+          <w:i w:val="0"/>
+          <w:sz w:val="24"/>
+        </w:rPr>
+        <w:t>, o que desmente frontalmente a causa de pedir do adicional de insalubridade (letra "f").</w:t>
       </w:r>
     </w:p>
     <w:p/>
@@ -637,7 +655,43 @@
           <w:i w:val="0"/>
           <w:sz w:val="24"/>
         </w:rPr>
-        <w:t>3. Da ausência de memória de cálculo e da indeterminação dos valores</w:t>
+        <w:t xml:space="preserve">Requer-se, por isso, o reconhecimento da </w:t>
+      </w:r>
+      <w:r>
+        <w:rPr>
+          <w:rFonts w:ascii="Times New Roman" w:hAnsi="Times New Roman" w:cs="Times New Roman"/>
+          <w:b/>
+          <w:i w:val="0"/>
+          <w:sz w:val="24"/>
+        </w:rPr>
+        <w:t>inépcia parcial</w:t>
+      </w:r>
+      <w:r>
+        <w:rPr>
+          <w:rFonts w:ascii="Times New Roman" w:hAnsi="Times New Roman" w:cs="Times New Roman"/>
+          <w:b w:val="0"/>
+          <w:i w:val="0"/>
+          <w:sz w:val="24"/>
+        </w:rPr>
+        <w:t xml:space="preserve"> quanto aos pedidos das letras "c" e "d", com a extinção sem resolução do mérito (art. 330, I, e art. 485, I, do CPC) ou, sucessivamente, a determinação de </w:t>
+      </w:r>
+      <w:r>
+        <w:rPr>
+          <w:rFonts w:ascii="Times New Roman" w:hAnsi="Times New Roman" w:cs="Times New Roman"/>
+          <w:b/>
+          <w:i w:val="0"/>
+          <w:sz w:val="24"/>
+        </w:rPr>
+        <w:t>emenda à inicial</w:t>
+      </w:r>
+      <w:r>
+        <w:rPr>
+          <w:rFonts w:ascii="Times New Roman" w:hAnsi="Times New Roman" w:cs="Times New Roman"/>
+          <w:b w:val="0"/>
+          <w:i w:val="0"/>
+          <w:sz w:val="24"/>
+        </w:rPr>
+        <w:t xml:space="preserve"> (art. 321 do CPC), sob pena de cerceamento do direito de defesa (art. 5º, LV, da CF).</w:t>
       </w:r>
     </w:p>
     <w:p/>
@@ -653,25 +707,7 @@
           <w:i w:val="0"/>
           <w:sz w:val="24"/>
         </w:rPr>
-        <w:t xml:space="preserve">Todos os valores da inicial são apresentados como resultados prontos, sem uma única linha de memória de cálculo: não se indicam os avos utilizados, o número de dias considerado, a base de incidência de cada reflexo, nem os critérios de apuração. O art. 840, § 1º, da CLT exige pedido </w:t>
-      </w:r>
-      <w:r>
-        <w:rPr>
-          <w:rFonts w:ascii="Times New Roman" w:hAnsi="Times New Roman" w:cs="Times New Roman"/>
-          <w:b/>
-          <w:i w:val="0"/>
-          <w:sz w:val="24"/>
-        </w:rPr>
-        <w:t>certo, determinado e com indicação de valor</w:t>
-      </w:r>
-      <w:r>
-        <w:rPr>
-          <w:rFonts w:ascii="Times New Roman" w:hAnsi="Times New Roman" w:cs="Times New Roman"/>
-          <w:b w:val="0"/>
-          <w:i w:val="0"/>
-          <w:sz w:val="24"/>
-        </w:rPr>
-        <w:t>.</w:t>
+        <w:t>3. Da ausência de memória de cálculo e da indeterminação dos valores</w:t>
       </w:r>
     </w:p>
     <w:p/>
@@ -687,7 +723,7 @@
           <w:i w:val="0"/>
           <w:sz w:val="24"/>
         </w:rPr>
-        <w:t xml:space="preserve">A gravidade do vício fica evidente na </w:t>
+        <w:t xml:space="preserve">Todos os valores da inicial são apresentados como resultados prontos, sem uma única linha de memória de cálculo: não se indicam os avos utilizados, o número de dias considerado, a base de incidência de cada reflexo, nem os critérios de apuração. O art. 840, § 1º, da CLT exige pedido </w:t>
       </w:r>
       <w:r>
         <w:rPr>
@@ -696,16 +732,16 @@
           <w:i w:val="0"/>
           <w:sz w:val="24"/>
         </w:rPr>
-        <w:t>aritmética dos dias</w:t>
-      </w:r>
-      <w:r>
-        <w:rPr>
-          <w:rFonts w:ascii="Times New Roman" w:hAnsi="Times New Roman" w:cs="Times New Roman"/>
-          <w:b w:val="0"/>
-          <w:i w:val="0"/>
-          <w:sz w:val="24"/>
-        </w:rPr>
-        <w:t>, que a própria inicial torna impossível de conciliar:</w:t>
+        <w:t>certo, determinado e com indicação de valor</w:t>
+      </w:r>
+      <w:r>
+        <w:rPr>
+          <w:rFonts w:ascii="Times New Roman" w:hAnsi="Times New Roman" w:cs="Times New Roman"/>
+          <w:b w:val="0"/>
+          <w:i w:val="0"/>
+          <w:sz w:val="24"/>
+        </w:rPr>
+        <w:t>.</w:t>
       </w:r>
     </w:p>
     <w:p/>
@@ -721,7 +757,7 @@
           <w:i w:val="0"/>
           <w:sz w:val="24"/>
         </w:rPr>
-        <w:t xml:space="preserve">a) o pedido da letra "d" postula R$ 1.500,00 à razão de R$ 15,00 por dia trabalhado, o que pressupõe </w:t>
+        <w:t xml:space="preserve">A gravidade do vício fica evidente na </w:t>
       </w:r>
       <w:r>
         <w:rPr>
@@ -730,16 +766,16 @@
           <w:i w:val="0"/>
           <w:sz w:val="24"/>
         </w:rPr>
-        <w:t>100 dias</w:t>
-      </w:r>
-      <w:r>
-        <w:rPr>
-          <w:rFonts w:ascii="Times New Roman" w:hAnsi="Times New Roman" w:cs="Times New Roman"/>
-          <w:b w:val="0"/>
-          <w:i w:val="0"/>
-          <w:sz w:val="24"/>
-        </w:rPr>
-        <w:t xml:space="preserve"> de prestação;</w:t>
+        <w:t>aritmética dos dias</w:t>
+      </w:r>
+      <w:r>
+        <w:rPr>
+          <w:rFonts w:ascii="Times New Roman" w:hAnsi="Times New Roman" w:cs="Times New Roman"/>
+          <w:b w:val="0"/>
+          <w:i w:val="0"/>
+          <w:sz w:val="24"/>
+        </w:rPr>
+        <w:t>, que a própria inicial torna impossível de conciliar:</w:t>
       </w:r>
     </w:p>
     <w:p/>
@@ -755,7 +791,7 @@
           <w:i w:val="0"/>
           <w:sz w:val="24"/>
         </w:rPr>
-        <w:t xml:space="preserve">b) o alegado "salário" de R$ 3.520,00 mensais decorre de R$ 160,00 × 22 dias, o que pressupõe </w:t>
+        <w:t xml:space="preserve">a) o pedido da letra "d" postula R$ 1.500,00 à razão de R$ 15,00 por dia trabalhado, o que pressupõe </w:t>
       </w:r>
       <w:r>
         <w:rPr>
@@ -764,16 +800,16 @@
           <w:i w:val="0"/>
           <w:sz w:val="24"/>
         </w:rPr>
-        <w:t>110 dias</w:t>
-      </w:r>
-      <w:r>
-        <w:rPr>
-          <w:rFonts w:ascii="Times New Roman" w:hAnsi="Times New Roman" w:cs="Times New Roman"/>
-          <w:b w:val="0"/>
-          <w:i w:val="0"/>
-          <w:sz w:val="24"/>
-        </w:rPr>
-        <w:t xml:space="preserve"> em cinco meses;</w:t>
+        <w:t>100 dias</w:t>
+      </w:r>
+      <w:r>
+        <w:rPr>
+          <w:rFonts w:ascii="Times New Roman" w:hAnsi="Times New Roman" w:cs="Times New Roman"/>
+          <w:b w:val="0"/>
+          <w:i w:val="0"/>
+          <w:sz w:val="24"/>
+        </w:rPr>
+        <w:t xml:space="preserve"> de prestação;</w:t>
       </w:r>
     </w:p>
     <w:p/>
@@ -789,7 +825,7 @@
           <w:i w:val="0"/>
           <w:sz w:val="24"/>
         </w:rPr>
-        <w:t xml:space="preserve">c) o item 16 admite que o Autor </w:t>
+        <w:t xml:space="preserve">b) o alegado "salário" de R$ 3.520,00 mensais decorre de R$ 160,00 × 22 dias, o que pressupõe </w:t>
       </w:r>
       <w:r>
         <w:rPr>
@@ -798,16 +834,16 @@
           <w:i w:val="0"/>
           <w:sz w:val="24"/>
         </w:rPr>
-        <w:t>não trabalhou nem recebeu em cerca de 15 dias</w:t>
-      </w:r>
-      <w:r>
-        <w:rPr>
-          <w:rFonts w:ascii="Times New Roman" w:hAnsi="Times New Roman" w:cs="Times New Roman"/>
-          <w:b w:val="0"/>
-          <w:i w:val="0"/>
-          <w:sz w:val="24"/>
-        </w:rPr>
-        <w:t>, o que reduziria o número para 95;</w:t>
+        <w:t>110 dias</w:t>
+      </w:r>
+      <w:r>
+        <w:rPr>
+          <w:rFonts w:ascii="Times New Roman" w:hAnsi="Times New Roman" w:cs="Times New Roman"/>
+          <w:b w:val="0"/>
+          <w:i w:val="0"/>
+          <w:sz w:val="24"/>
+        </w:rPr>
+        <w:t xml:space="preserve"> em cinco meses;</w:t>
       </w:r>
     </w:p>
     <w:p/>
@@ -823,7 +859,7 @@
           <w:i w:val="0"/>
           <w:sz w:val="24"/>
         </w:rPr>
-        <w:t xml:space="preserve">d) e o item 11 acrescenta ainda </w:t>
+        <w:t xml:space="preserve">c) o item 16 admite que o Autor </w:t>
       </w:r>
       <w:r>
         <w:rPr>
@@ -832,16 +868,16 @@
           <w:i w:val="0"/>
           <w:sz w:val="24"/>
         </w:rPr>
-        <w:t>8 sábados e 2 domingos</w:t>
-      </w:r>
-      <w:r>
-        <w:rPr>
-          <w:rFonts w:ascii="Times New Roman" w:hAnsi="Times New Roman" w:cs="Times New Roman"/>
-          <w:b w:val="0"/>
-          <w:i w:val="0"/>
-          <w:sz w:val="24"/>
-        </w:rPr>
-        <w:t xml:space="preserve"> de trabalho, elevando novamente o total.</w:t>
+        <w:t>não trabalhou nem recebeu em cerca de 15 dias</w:t>
+      </w:r>
+      <w:r>
+        <w:rPr>
+          <w:rFonts w:ascii="Times New Roman" w:hAnsi="Times New Roman" w:cs="Times New Roman"/>
+          <w:b w:val="0"/>
+          <w:i w:val="0"/>
+          <w:sz w:val="24"/>
+        </w:rPr>
+        <w:t>, o que reduziria o número para 95;</w:t>
       </w:r>
     </w:p>
     <w:p/>
@@ -857,7 +893,7 @@
           <w:i w:val="0"/>
           <w:sz w:val="24"/>
         </w:rPr>
-        <w:t xml:space="preserve">São quatro números incompatíveis entre si na mesma petição. Não se trata de rigor formal excessivo: sem saber </w:t>
+        <w:t xml:space="preserve">d) e o item 11 acrescenta ainda </w:t>
       </w:r>
       <w:r>
         <w:rPr>
@@ -866,16 +902,16 @@
           <w:i w:val="0"/>
           <w:sz w:val="24"/>
         </w:rPr>
-        <w:t>quantos dias</w:t>
-      </w:r>
-      <w:r>
-        <w:rPr>
-          <w:rFonts w:ascii="Times New Roman" w:hAnsi="Times New Roman" w:cs="Times New Roman"/>
-          <w:b w:val="0"/>
-          <w:i w:val="0"/>
-          <w:sz w:val="24"/>
-        </w:rPr>
-        <w:t xml:space="preserve"> o Autor afirma ter prestado serviços, a Reclamada não tem como impugnar valor algum com precisão, e o Juízo não tem como liquidar sentença alguma.</w:t>
+        <w:t>8 sábados e 2 domingos</w:t>
+      </w:r>
+      <w:r>
+        <w:rPr>
+          <w:rFonts w:ascii="Times New Roman" w:hAnsi="Times New Roman" w:cs="Times New Roman"/>
+          <w:b w:val="0"/>
+          <w:i w:val="0"/>
+          <w:sz w:val="24"/>
+        </w:rPr>
+        <w:t xml:space="preserve"> de trabalho, elevando novamente o total.</w:t>
       </w:r>
     </w:p>
     <w:p/>
@@ -891,7 +927,7 @@
           <w:i w:val="0"/>
           <w:sz w:val="24"/>
         </w:rPr>
-        <w:t xml:space="preserve">A isso se soma o fato de que a letra "j" arrola os </w:t>
+        <w:t xml:space="preserve">São quatro números incompatíveis entre si na mesma petição. Não se trata de rigor formal excessivo: sem saber </w:t>
       </w:r>
       <w:r>
         <w:rPr>
@@ -900,34 +936,16 @@
           <w:i w:val="0"/>
           <w:sz w:val="24"/>
         </w:rPr>
-        <w:t>honorários advocatícios como pedido autônomo, com valor de R$ 8.599,73</w:t>
-      </w:r>
-      <w:r>
-        <w:rPr>
-          <w:rFonts w:ascii="Times New Roman" w:hAnsi="Times New Roman" w:cs="Times New Roman"/>
-          <w:b w:val="0"/>
-          <w:i w:val="0"/>
-          <w:sz w:val="24"/>
-        </w:rPr>
-        <w:t xml:space="preserve">, incluído na soma que resultou no valor da causa de R$ 65.931,28. Honorários sucumbenciais são </w:t>
-      </w:r>
-      <w:r>
-        <w:rPr>
-          <w:rFonts w:ascii="Times New Roman" w:hAnsi="Times New Roman" w:cs="Times New Roman"/>
-          <w:b/>
-          <w:i w:val="0"/>
-          <w:sz w:val="24"/>
-        </w:rPr>
-        <w:t>consequência legal da sucumbência</w:t>
-      </w:r>
-      <w:r>
-        <w:rPr>
-          <w:rFonts w:ascii="Times New Roman" w:hAnsi="Times New Roman" w:cs="Times New Roman"/>
-          <w:b w:val="0"/>
-          <w:i w:val="0"/>
-          <w:sz w:val="24"/>
-        </w:rPr>
-        <w:t xml:space="preserve"> (art. 791-A da CLT), não pedido com expressão econômica própria: sua inclusão infla artificialmente o valor da causa.</w:t>
+        <w:t>quantos dias</w:t>
+      </w:r>
+      <w:r>
+        <w:rPr>
+          <w:rFonts w:ascii="Times New Roman" w:hAnsi="Times New Roman" w:cs="Times New Roman"/>
+          <w:b w:val="0"/>
+          <w:i w:val="0"/>
+          <w:sz w:val="24"/>
+        </w:rPr>
+        <w:t xml:space="preserve"> o Autor afirma ter prestado serviços, a Reclamada não tem como impugnar valor algum com precisão, e o Juízo não tem como liquidar sentença alguma.</w:t>
       </w:r>
     </w:p>
     <w:p/>
@@ -943,7 +961,7 @@
           <w:i w:val="0"/>
           <w:sz w:val="24"/>
         </w:rPr>
-        <w:t xml:space="preserve">Requer-se o indeferimento da inicial quanto aos pedidos indeterminados (art. 330, I, e art. 485, I, do CPC) e, sucessivamente, a </w:t>
+        <w:t xml:space="preserve">A isso se soma o fato de que a letra "j" arrola os </w:t>
       </w:r>
       <w:r>
         <w:rPr>
@@ -952,16 +970,16 @@
           <w:i w:val="0"/>
           <w:sz w:val="24"/>
         </w:rPr>
-        <w:t>exclusão do valor da letra "j" do valor da causa</w:t>
-      </w:r>
-      <w:r>
-        <w:rPr>
-          <w:rFonts w:ascii="Times New Roman" w:hAnsi="Times New Roman" w:cs="Times New Roman"/>
-          <w:b w:val="0"/>
-          <w:i w:val="0"/>
-          <w:sz w:val="24"/>
-        </w:rPr>
-        <w:t xml:space="preserve">, com a retificação deste para </w:t>
+        <w:t>honorários advocatícios como pedido autônomo, com valor de R$ 8.599,73</w:t>
+      </w:r>
+      <w:r>
+        <w:rPr>
+          <w:rFonts w:ascii="Times New Roman" w:hAnsi="Times New Roman" w:cs="Times New Roman"/>
+          <w:b w:val="0"/>
+          <w:i w:val="0"/>
+          <w:sz w:val="24"/>
+        </w:rPr>
+        <w:t xml:space="preserve">, incluído na soma que resultou no valor da causa de R$ 65.931,28. Honorários sucumbenciais são </w:t>
       </w:r>
       <w:r>
         <w:rPr>
@@ -970,34 +988,16 @@
           <w:i w:val="0"/>
           <w:sz w:val="24"/>
         </w:rPr>
-        <w:t>R$ 57.331,55</w:t>
-      </w:r>
-      <w:r>
-        <w:rPr>
-          <w:rFonts w:ascii="Times New Roman" w:hAnsi="Times New Roman" w:cs="Times New Roman"/>
-          <w:b w:val="0"/>
-          <w:i w:val="0"/>
-          <w:sz w:val="24"/>
-        </w:rPr>
-        <w:t xml:space="preserve">. Sem prejuízo, e para o caso de o Juízo entender os valores como mera estimativa, fica desde já registrada a ressalva do item III.11 desta contestação: </w:t>
-      </w:r>
-      <w:r>
-        <w:rPr>
-          <w:rFonts w:ascii="Times New Roman" w:hAnsi="Times New Roman" w:cs="Times New Roman"/>
-          <w:b/>
-          <w:i w:val="0"/>
-          <w:sz w:val="24"/>
-        </w:rPr>
-        <w:t>os valores indicados limitam a eventual condenação</w:t>
-      </w:r>
-      <w:r>
-        <w:rPr>
-          <w:rFonts w:ascii="Times New Roman" w:hAnsi="Times New Roman" w:cs="Times New Roman"/>
-          <w:b w:val="0"/>
-          <w:i w:val="0"/>
-          <w:sz w:val="24"/>
-        </w:rPr>
-        <w:t>.</w:t>
+        <w:t>consequência legal da sucumbência</w:t>
+      </w:r>
+      <w:r>
+        <w:rPr>
+          <w:rFonts w:ascii="Times New Roman" w:hAnsi="Times New Roman" w:cs="Times New Roman"/>
+          <w:b w:val="0"/>
+          <w:i w:val="0"/>
+          <w:sz w:val="24"/>
+        </w:rPr>
+        <w:t xml:space="preserve"> (art. 791-A da CLT), não pedido com expressão econômica própria: sua inclusão infla artificialmente o valor da causa.</w:t>
       </w:r>
     </w:p>
     <w:p/>
@@ -1009,11 +1009,65 @@
       <w:r>
         <w:rPr>
           <w:rFonts w:ascii="Times New Roman" w:hAnsi="Times New Roman" w:cs="Times New Roman"/>
+          <w:b w:val="0"/>
+          <w:i w:val="0"/>
+          <w:sz w:val="24"/>
+        </w:rPr>
+        <w:t xml:space="preserve">Requer-se o indeferimento da inicial quanto aos pedidos indeterminados (art. 330, I, e art. 485, I, do CPC) e, sucessivamente, a </w:t>
+      </w:r>
+      <w:r>
+        <w:rPr>
+          <w:rFonts w:ascii="Times New Roman" w:hAnsi="Times New Roman" w:cs="Times New Roman"/>
           <w:b/>
           <w:i w:val="0"/>
           <w:sz w:val="24"/>
         </w:rPr>
-        <w:t>II – DA IMPUGNAÇÃO ESPECÍFICA ÀS PROVAS DOCUMENTAIS E DIGITAIS</w:t>
+        <w:t>exclusão do valor da letra "j" do valor da causa</w:t>
+      </w:r>
+      <w:r>
+        <w:rPr>
+          <w:rFonts w:ascii="Times New Roman" w:hAnsi="Times New Roman" w:cs="Times New Roman"/>
+          <w:b w:val="0"/>
+          <w:i w:val="0"/>
+          <w:sz w:val="24"/>
+        </w:rPr>
+        <w:t xml:space="preserve">, com a retificação deste para </w:t>
+      </w:r>
+      <w:r>
+        <w:rPr>
+          <w:rFonts w:ascii="Times New Roman" w:hAnsi="Times New Roman" w:cs="Times New Roman"/>
+          <w:b/>
+          <w:i w:val="0"/>
+          <w:sz w:val="24"/>
+        </w:rPr>
+        <w:t>R$ 57.331,55</w:t>
+      </w:r>
+      <w:r>
+        <w:rPr>
+          <w:rFonts w:ascii="Times New Roman" w:hAnsi="Times New Roman" w:cs="Times New Roman"/>
+          <w:b w:val="0"/>
+          <w:i w:val="0"/>
+          <w:sz w:val="24"/>
+        </w:rPr>
+        <w:t xml:space="preserve">. Sem prejuízo, e para o caso de o Juízo entender os valores como mera estimativa, fica desde já registrada a ressalva do item III.11 desta contestação: </w:t>
+      </w:r>
+      <w:r>
+        <w:rPr>
+          <w:rFonts w:ascii="Times New Roman" w:hAnsi="Times New Roman" w:cs="Times New Roman"/>
+          <w:b/>
+          <w:i w:val="0"/>
+          <w:sz w:val="24"/>
+        </w:rPr>
+        <w:t>os valores indicados limitam a eventual condenação</w:t>
+      </w:r>
+      <w:r>
+        <w:rPr>
+          <w:rFonts w:ascii="Times New Roman" w:hAnsi="Times New Roman" w:cs="Times New Roman"/>
+          <w:b w:val="0"/>
+          <w:i w:val="0"/>
+          <w:sz w:val="24"/>
+        </w:rPr>
+        <w:t>.</w:t>
       </w:r>
     </w:p>
     <w:p/>
@@ -1025,29 +1079,11 @@
       <w:r>
         <w:rPr>
           <w:rFonts w:ascii="Times New Roman" w:hAnsi="Times New Roman" w:cs="Times New Roman"/>
-          <w:b w:val="0"/>
-          <w:i w:val="0"/>
-          <w:sz w:val="24"/>
-        </w:rPr>
-        <w:t xml:space="preserve">Na forma dos arts. 341 e 342 do CPC c/c art. 769 da CLT, a Reclamada passa a enfrentar, </w:t>
-      </w:r>
-      <w:r>
-        <w:rPr>
-          <w:rFonts w:ascii="Times New Roman" w:hAnsi="Times New Roman" w:cs="Times New Roman"/>
           <w:b/>
           <w:i w:val="0"/>
           <w:sz w:val="24"/>
         </w:rPr>
-        <w:t>um a um e pelo respectivo ID</w:t>
-      </w:r>
-      <w:r>
-        <w:rPr>
-          <w:rFonts w:ascii="Times New Roman" w:hAnsi="Times New Roman" w:cs="Times New Roman"/>
-          <w:b w:val="0"/>
-          <w:i w:val="0"/>
-          <w:sz w:val="24"/>
-        </w:rPr>
-        <w:t>, os documentos que instruem a petição inicial.</w:t>
+        <w:t>II – DA IMPUGNAÇÃO ESPECÍFICA ÀS PROVAS DOCUMENTAIS E DIGITAIS</w:t>
       </w:r>
     </w:p>
     <w:p/>
@@ -1063,7 +1099,7 @@
           <w:i w:val="0"/>
           <w:sz w:val="24"/>
         </w:rPr>
-        <w:t xml:space="preserve">1. </w:t>
+        <w:t xml:space="preserve">Na forma dos arts. 341 e 342 do CPC c/c art. 769 da CLT, a Reclamada passa a enfrentar, </w:t>
       </w:r>
       <w:r>
         <w:rPr>
@@ -1072,52 +1108,16 @@
           <w:i w:val="0"/>
           <w:sz w:val="24"/>
         </w:rPr>
-        <w:t>Da confissão do Autor quanto à ausência de prova documental (petição inicial — ID 1dfdf42).</w:t>
-      </w:r>
-      <w:r>
-        <w:rPr>
-          <w:rFonts w:ascii="Times New Roman" w:hAnsi="Times New Roman" w:cs="Times New Roman"/>
-          <w:b w:val="0"/>
-          <w:i w:val="0"/>
-          <w:sz w:val="24"/>
-        </w:rPr>
-        <w:t xml:space="preserve"> O próprio Autor declara, nos itens 31 e 40 da inicial, a "impossibilidade de ser feito pedido mais preciso devido a falta de documentos". A afirmação é reveladora: a pretensão de reconhecimento de vínculo — </w:t>
-      </w:r>
-      <w:r>
-        <w:rPr>
-          <w:rFonts w:ascii="Times New Roman" w:hAnsi="Times New Roman" w:cs="Times New Roman"/>
-          <w:b/>
-          <w:i w:val="0"/>
-          <w:sz w:val="24"/>
-        </w:rPr>
-        <w:t>fato constitutivo do direito, cujo ônus é integralmente seu</w:t>
-      </w:r>
-      <w:r>
-        <w:rPr>
-          <w:rFonts w:ascii="Times New Roman" w:hAnsi="Times New Roman" w:cs="Times New Roman"/>
-          <w:b w:val="0"/>
-          <w:i w:val="0"/>
-          <w:sz w:val="24"/>
-        </w:rPr>
-        <w:t xml:space="preserve"> (art. 818, I, da CLT c/c art. 373, I, do CPC) — vem desacompanhada de </w:t>
-      </w:r>
-      <w:r>
-        <w:rPr>
-          <w:rFonts w:ascii="Times New Roman" w:hAnsi="Times New Roman" w:cs="Times New Roman"/>
-          <w:b/>
-          <w:i w:val="0"/>
-          <w:sz w:val="24"/>
-        </w:rPr>
-        <w:t>um único documento</w:t>
-      </w:r>
-      <w:r>
-        <w:rPr>
-          <w:rFonts w:ascii="Times New Roman" w:hAnsi="Times New Roman" w:cs="Times New Roman"/>
-          <w:b w:val="0"/>
-          <w:i w:val="0"/>
-          <w:sz w:val="24"/>
-        </w:rPr>
-        <w:t xml:space="preserve"> que demonstre contratação, subordinação, habitualidade ou salário mensal fixo. Não há contrato, recibo, holerite, comprovante de pagamento, mensagem de convocação ou ordem de serviço.</w:t>
+        <w:t>um a um e pelo respectivo ID</w:t>
+      </w:r>
+      <w:r>
+        <w:rPr>
+          <w:rFonts w:ascii="Times New Roman" w:hAnsi="Times New Roman" w:cs="Times New Roman"/>
+          <w:b w:val="0"/>
+          <w:i w:val="0"/>
+          <w:sz w:val="24"/>
+        </w:rPr>
+        <w:t>, os documentos que instruem a petição inicial.</w:t>
       </w:r>
     </w:p>
     <w:p/>
@@ -1133,7 +1133,7 @@
           <w:i w:val="0"/>
           <w:sz w:val="24"/>
         </w:rPr>
-        <w:t xml:space="preserve">2. </w:t>
+        <w:t xml:space="preserve">1. </w:t>
       </w:r>
       <w:r>
         <w:rPr>
@@ -1142,16 +1142,16 @@
           <w:i w:val="0"/>
           <w:sz w:val="24"/>
         </w:rPr>
-        <w:t>Da Carteira de Trabalho Digital (ID cb8ddcc, fls. 19 a 22) — documento que favorece a defesa e não se impugna.</w:t>
-      </w:r>
-      <w:r>
-        <w:rPr>
-          <w:rFonts w:ascii="Times New Roman" w:hAnsi="Times New Roman" w:cs="Times New Roman"/>
-          <w:b w:val="0"/>
-          <w:i w:val="0"/>
-          <w:sz w:val="24"/>
-        </w:rPr>
-        <w:t xml:space="preserve"> A CTPS juntada pelo próprio Autor </w:t>
+        <w:t>Da inexistência de prova da contratação (petição inicial — ID 1dfdf42).</w:t>
+      </w:r>
+      <w:r>
+        <w:rPr>
+          <w:rFonts w:ascii="Times New Roman" w:hAnsi="Times New Roman" w:cs="Times New Roman"/>
+          <w:b w:val="0"/>
+          <w:i w:val="0"/>
+          <w:sz w:val="24"/>
+        </w:rPr>
+        <w:t xml:space="preserve"> O próprio Autor declara, nos itens 31 e 40 da inicial, a "impossibilidade de ser feito pedido mais preciso devido a falta de documentos". A afirmação é reveladora: a existência da relação jurídica — </w:t>
       </w:r>
       <w:r>
         <w:rPr>
@@ -1160,16 +1160,16 @@
           <w:i w:val="0"/>
           <w:sz w:val="24"/>
         </w:rPr>
-        <w:t>não registra qualquer anotação, pendência ou indício de vínculo com a Reclamada</w:t>
-      </w:r>
-      <w:r>
-        <w:rPr>
-          <w:rFonts w:ascii="Times New Roman" w:hAnsi="Times New Roman" w:cs="Times New Roman"/>
-          <w:b w:val="0"/>
-          <w:i w:val="0"/>
-          <w:sz w:val="24"/>
-        </w:rPr>
-        <w:t xml:space="preserve">, e revela, ao contrário do alegado, um histórico profissional feito de </w:t>
+        <w:t>fato constitutivo do direito, cujo ônus é integralmente seu</w:t>
+      </w:r>
+      <w:r>
+        <w:rPr>
+          <w:rFonts w:ascii="Times New Roman" w:hAnsi="Times New Roman" w:cs="Times New Roman"/>
+          <w:b w:val="0"/>
+          <w:i w:val="0"/>
+          <w:sz w:val="24"/>
+        </w:rPr>
+        <w:t xml:space="preserve"> (art. 818, I, da CLT c/c art. 373, I, do CPC) — vem desacompanhada de </w:t>
       </w:r>
       <w:r>
         <w:rPr>
@@ -1178,34 +1178,16 @@
           <w:i w:val="0"/>
           <w:sz w:val="24"/>
         </w:rPr>
-        <w:t>contratos curtos e intermitentes</w:t>
-      </w:r>
-      <w:r>
-        <w:rPr>
-          <w:rFonts w:ascii="Times New Roman" w:hAnsi="Times New Roman" w:cs="Times New Roman"/>
-          <w:b w:val="0"/>
-          <w:i w:val="0"/>
-          <w:sz w:val="24"/>
-        </w:rPr>
-        <w:t xml:space="preserve">: FRATELLI INDÚSTRIA DE CALÇADOS LTDA., de 28/06/2022 a 15/07/2022 (17 dias); TECK SHOES INDÚSTRIA E COMÉRCIO DE CALÇADOS LTDA., de 29/04/2025 a 19/05/2025 (20 dias); e MM SERVIÇOS PROFISSIONAIS LTDA., de 23/09/2025 a 22/10/2025 (29 dias) — todos na função de "trabalhador polivalente", com fonte de informação </w:t>
-      </w:r>
-      <w:r>
-        <w:rPr>
-          <w:rFonts w:ascii="Times New Roman" w:hAnsi="Times New Roman" w:cs="Times New Roman"/>
-          <w:b/>
-          <w:i w:val="0"/>
-          <w:sz w:val="24"/>
-        </w:rPr>
-        <w:t>eSocial</w:t>
-      </w:r>
-      <w:r>
-        <w:rPr>
-          <w:rFonts w:ascii="Times New Roman" w:hAnsi="Times New Roman" w:cs="Times New Roman"/>
-          <w:b w:val="0"/>
-          <w:i w:val="0"/>
-          <w:sz w:val="24"/>
-        </w:rPr>
-        <w:t>.</w:t>
+        <w:t>um único elemento documental</w:t>
+      </w:r>
+      <w:r>
+        <w:rPr>
+          <w:rFonts w:ascii="Times New Roman" w:hAnsi="Times New Roman" w:cs="Times New Roman"/>
+          <w:b w:val="0"/>
+          <w:i w:val="0"/>
+          <w:sz w:val="24"/>
+        </w:rPr>
+        <w:t>. Não há contrato, recibo, holerite, comprovante de pagamento, extrato bancário, mensagem de convocação, ordem de serviço ou crachá. Toda a pretensão repousa sobre a palavra do Autor.</w:t>
       </w:r>
     </w:p>
     <w:p/>
@@ -1221,7 +1203,7 @@
           <w:i w:val="0"/>
           <w:sz w:val="24"/>
         </w:rPr>
-        <w:t xml:space="preserve">O documento presta-se, ainda, a </w:t>
+        <w:t xml:space="preserve">2. </w:t>
       </w:r>
       <w:r>
         <w:rPr>
@@ -1230,16 +1212,16 @@
           <w:i w:val="0"/>
           <w:sz w:val="24"/>
         </w:rPr>
-        <w:t>desmentir aritmeticamente o salário alegado</w:t>
-      </w:r>
-      <w:r>
-        <w:rPr>
-          <w:rFonts w:ascii="Times New Roman" w:hAnsi="Times New Roman" w:cs="Times New Roman"/>
-          <w:b w:val="0"/>
-          <w:i w:val="0"/>
-          <w:sz w:val="24"/>
-        </w:rPr>
-        <w:t xml:space="preserve">: a última remuneração registrada do Autor foi de </w:t>
+        <w:t>Da Carteira de Trabalho Digital (ID cb8ddcc, fls. 19 a 22) — documento que favorece a defesa e não se impugna.</w:t>
+      </w:r>
+      <w:r>
+        <w:rPr>
+          <w:rFonts w:ascii="Times New Roman" w:hAnsi="Times New Roman" w:cs="Times New Roman"/>
+          <w:b w:val="0"/>
+          <w:i w:val="0"/>
+          <w:sz w:val="24"/>
+        </w:rPr>
+        <w:t xml:space="preserve"> A CTPS juntada pelo próprio Autor </w:t>
       </w:r>
       <w:r>
         <w:rPr>
@@ -1248,16 +1230,16 @@
           <w:i w:val="0"/>
           <w:sz w:val="24"/>
         </w:rPr>
-        <w:t>R$ 9,09 por hora</w:t>
-      </w:r>
-      <w:r>
-        <w:rPr>
-          <w:rFonts w:ascii="Times New Roman" w:hAnsi="Times New Roman" w:cs="Times New Roman"/>
-          <w:b w:val="0"/>
-          <w:i w:val="0"/>
-          <w:sz w:val="24"/>
-        </w:rPr>
-        <w:t xml:space="preserve"> (setembro de 2025). O valor de R$ 160,00 por dia de tarefa que ele diz ter recebido equivale a aproximadamente </w:t>
+        <w:t>não registra qualquer anotação, pendência, contrato ou indício de vínculo com a Reclamada</w:t>
+      </w:r>
+      <w:r>
+        <w:rPr>
+          <w:rFonts w:ascii="Times New Roman" w:hAnsi="Times New Roman" w:cs="Times New Roman"/>
+          <w:b w:val="0"/>
+          <w:i w:val="0"/>
+          <w:sz w:val="24"/>
+        </w:rPr>
+        <w:t xml:space="preserve">, e revela um histórico profissional feito de </w:t>
       </w:r>
       <w:r>
         <w:rPr>
@@ -1266,16 +1248,16 @@
           <w:i w:val="0"/>
           <w:sz w:val="24"/>
         </w:rPr>
-        <w:t>R$ 17,78 por hora</w:t>
-      </w:r>
-      <w:r>
-        <w:rPr>
-          <w:rFonts w:ascii="Times New Roman" w:hAnsi="Times New Roman" w:cs="Times New Roman"/>
-          <w:b w:val="0"/>
-          <w:i w:val="0"/>
-          <w:sz w:val="24"/>
-        </w:rPr>
-        <w:t xml:space="preserve"> — praticamente o dobro do seu último salário formal. Diária de prestador autônomo é, por definição, mais alta do que o salário-hora do empregado, justamente porque nela não se embutem encargos, férias, 13º, FGTS ou repouso. O número, que veio da prova do próprio Autor, </w:t>
+        <w:t>contratos curtos e intermitentes</w:t>
+      </w:r>
+      <w:r>
+        <w:rPr>
+          <w:rFonts w:ascii="Times New Roman" w:hAnsi="Times New Roman" w:cs="Times New Roman"/>
+          <w:b w:val="0"/>
+          <w:i w:val="0"/>
+          <w:sz w:val="24"/>
+        </w:rPr>
+        <w:t xml:space="preserve">: FRATELLI INDÚSTRIA DE CALÇADOS LTDA., de 28/06/2022 a 15/07/2022 (17 dias); TECK SHOES INDÚSTRIA E COMÉRCIO DE CALÇADOS LTDA., de 29/04/2025 a 19/05/2025 (20 dias); e MM SERVIÇOS PROFISSIONAIS LTDA., de 23/09/2025 a 22/10/2025 (29 dias) — todos na função de "trabalhador polivalente", com fonte de informação </w:t>
       </w:r>
       <w:r>
         <w:rPr>
@@ -1284,7 +1266,7 @@
           <w:i w:val="0"/>
           <w:sz w:val="24"/>
         </w:rPr>
-        <w:t>confirma a natureza autônoma do ajuste</w:t>
+        <w:t>eSocial</w:t>
       </w:r>
       <w:r>
         <w:rPr>
@@ -1309,6 +1291,112 @@
           <w:i w:val="0"/>
           <w:sz w:val="24"/>
         </w:rPr>
+        <w:t xml:space="preserve">O documento presta-se, ainda, a </w:t>
+      </w:r>
+      <w:r>
+        <w:rPr>
+          <w:rFonts w:ascii="Times New Roman" w:hAnsi="Times New Roman" w:cs="Times New Roman"/>
+          <w:b/>
+          <w:i w:val="0"/>
+          <w:sz w:val="24"/>
+        </w:rPr>
+        <w:t>desmentir aritmeticamente o salário alegado</w:t>
+      </w:r>
+      <w:r>
+        <w:rPr>
+          <w:rFonts w:ascii="Times New Roman" w:hAnsi="Times New Roman" w:cs="Times New Roman"/>
+          <w:b w:val="0"/>
+          <w:i w:val="0"/>
+          <w:sz w:val="24"/>
+        </w:rPr>
+        <w:t xml:space="preserve">: a última remuneração formal do Autor foi de </w:t>
+      </w:r>
+      <w:r>
+        <w:rPr>
+          <w:rFonts w:ascii="Times New Roman" w:hAnsi="Times New Roman" w:cs="Times New Roman"/>
+          <w:b/>
+          <w:i w:val="0"/>
+          <w:sz w:val="24"/>
+        </w:rPr>
+        <w:t>R$ 9,09 por hora</w:t>
+      </w:r>
+      <w:r>
+        <w:rPr>
+          <w:rFonts w:ascii="Times New Roman" w:hAnsi="Times New Roman" w:cs="Times New Roman"/>
+          <w:b w:val="0"/>
+          <w:i w:val="0"/>
+          <w:sz w:val="24"/>
+        </w:rPr>
+        <w:t xml:space="preserve"> (setembro de 2025), o que equivale a aproximadamente </w:t>
+      </w:r>
+      <w:r>
+        <w:rPr>
+          <w:rFonts w:ascii="Times New Roman" w:hAnsi="Times New Roman" w:cs="Times New Roman"/>
+          <w:b/>
+          <w:i w:val="0"/>
+          <w:sz w:val="24"/>
+        </w:rPr>
+        <w:t>R$ 2.000,00 mensais</w:t>
+      </w:r>
+      <w:r>
+        <w:rPr>
+          <w:rFonts w:ascii="Times New Roman" w:hAnsi="Times New Roman" w:cs="Times New Roman"/>
+          <w:b w:val="0"/>
+          <w:i w:val="0"/>
+          <w:sz w:val="24"/>
+        </w:rPr>
+        <w:t xml:space="preserve"> para o módulo de 220 horas. O Autor pretende, agora, ter recebido da Reclamada </w:t>
+      </w:r>
+      <w:r>
+        <w:rPr>
+          <w:rFonts w:ascii="Times New Roman" w:hAnsi="Times New Roman" w:cs="Times New Roman"/>
+          <w:b/>
+          <w:i w:val="0"/>
+          <w:sz w:val="24"/>
+        </w:rPr>
+        <w:t>R$ 3.520,00 mensais</w:t>
+      </w:r>
+      <w:r>
+        <w:rPr>
+          <w:rFonts w:ascii="Times New Roman" w:hAnsi="Times New Roman" w:cs="Times New Roman"/>
+          <w:b w:val="0"/>
+          <w:i w:val="0"/>
+          <w:sz w:val="24"/>
+        </w:rPr>
+        <w:t xml:space="preserve"> — </w:t>
+      </w:r>
+      <w:r>
+        <w:rPr>
+          <w:rFonts w:ascii="Times New Roman" w:hAnsi="Times New Roman" w:cs="Times New Roman"/>
+          <w:b/>
+          <w:i w:val="0"/>
+          <w:sz w:val="24"/>
+        </w:rPr>
+        <w:t>cerca de 76% a mais</w:t>
+      </w:r>
+      <w:r>
+        <w:rPr>
+          <w:rFonts w:ascii="Times New Roman" w:hAnsi="Times New Roman" w:cs="Times New Roman"/>
+          <w:b w:val="0"/>
+          <w:i w:val="0"/>
+          <w:sz w:val="24"/>
+        </w:rPr>
+        <w:t xml:space="preserve"> do que jamais recebeu em qualquer emprego formal de sua vida —, sem contrato, sem recibo e sem registro. A alegação é inverossímil, e a prova de sua inverossimilhança veio do documento que o próprio Autor escolheu juntar.</w:t>
+      </w:r>
+    </w:p>
+    <w:p/>
+    <w:p>
+      <w:pPr>
+        <w:ind w:firstLine="850"/>
+        <w:jc w:val="both"/>
+      </w:pPr>
+      <w:r>
+        <w:rPr>
+          <w:rFonts w:ascii="Times New Roman" w:hAnsi="Times New Roman" w:cs="Times New Roman"/>
+          <w:b w:val="0"/>
+          <w:i w:val="0"/>
+          <w:sz w:val="24"/>
+        </w:rPr>
         <w:t xml:space="preserve">3. </w:t>
       </w:r>
       <w:r>
@@ -1686,25 +1774,7 @@
           <w:i w:val="0"/>
           <w:sz w:val="24"/>
         </w:rPr>
-        <w:t xml:space="preserve"> em que o Autor aparece identificável em frente de trabalho, vestindo camiseta com identificação visual e capacete de proteção. A Reclamada não nega que o Autor tenha estado em suas frentes de serviço — é exatamente o que sustenta: prestações pontuais em dias determinados. O que a imagem </w:t>
-      </w:r>
-      <w:r>
-        <w:rPr>
-          <w:rFonts w:ascii="Times New Roman" w:hAnsi="Times New Roman" w:cs="Times New Roman"/>
-          <w:b/>
-          <w:i w:val="0"/>
-          <w:sz w:val="24"/>
-        </w:rPr>
-        <w:t>não</w:t>
-      </w:r>
-      <w:r>
-        <w:rPr>
-          <w:rFonts w:ascii="Times New Roman" w:hAnsi="Times New Roman" w:cs="Times New Roman"/>
-          <w:b w:val="0"/>
-          <w:i w:val="0"/>
-          <w:sz w:val="24"/>
-        </w:rPr>
-        <w:t xml:space="preserve"> demonstra é habitualidade, subordinação ou salário.</w:t>
+        <w:t xml:space="preserve"> em que o Autor aparece identificável, trajando camiseta com identificação visual e capacete de proteção.</w:t>
       </w:r>
     </w:p>
     <w:p/>
@@ -1720,7 +1790,7 @@
           <w:i w:val="0"/>
           <w:sz w:val="24"/>
         </w:rPr>
-        <w:t>Do conjunto extraem-se três conclusões, todas contrárias ao Autor:</w:t>
+        <w:t>Do conjunto extraem-se quatro conclusões, todas contrárias ao Autor:</w:t>
       </w:r>
     </w:p>
     <w:p/>
@@ -1736,16 +1806,16 @@
           <w:i w:val="0"/>
           <w:sz w:val="24"/>
         </w:rPr>
-        <w:t>Primeira — a presença em obra não é vínculo de emprego.</w:t>
-      </w:r>
-      <w:r>
-        <w:rPr>
-          <w:rFonts w:ascii="Times New Roman" w:hAnsi="Times New Roman" w:cs="Times New Roman"/>
-          <w:b w:val="0"/>
-          <w:i w:val="0"/>
-          <w:sz w:val="24"/>
-        </w:rPr>
-        <w:t xml:space="preserve"> A camiseta com identificação visual e o capacete de proteção retratados nas imagens </w:t>
+        <w:t>Primeira — uma camiseta não é um contrato de trabalho.</w:t>
+      </w:r>
+      <w:r>
+        <w:rPr>
+          <w:rFonts w:ascii="Times New Roman" w:hAnsi="Times New Roman" w:cs="Times New Roman"/>
+          <w:b w:val="0"/>
+          <w:i w:val="0"/>
+          <w:sz w:val="24"/>
+        </w:rPr>
+        <w:t xml:space="preserve"> A peça de vestuário e o capacete retratados nas imagens </w:t>
       </w:r>
       <w:r>
         <w:rPr>
@@ -1754,7 +1824,7 @@
           <w:i w:val="0"/>
           <w:sz w:val="24"/>
         </w:rPr>
-        <w:t>não provam contrato de trabalho</w:t>
+        <w:t>não provam contratação, não provam pagamento e não provam subordinação</w:t>
       </w:r>
       <w:r>
         <w:rPr>
@@ -1781,7 +1851,7 @@
           <w:i w:val="0"/>
           <w:sz w:val="24"/>
         </w:rPr>
-        <w:t xml:space="preserve"> que ingresse na frente de serviço (NR-6 e NR-18), e a identificação visual atende à exigência de controle de acesso e de segurança, É prática da Reclamada — e dever legal de quem administra a obra — </w:t>
+        <w:t xml:space="preserve"> que ingresse na frente de serviço, e a camiseta de identificação atende à exigência de </w:t>
       </w:r>
       <w:r>
         <w:rPr>
@@ -1790,16 +1860,16 @@
           <w:i w:val="0"/>
           <w:sz w:val="24"/>
         </w:rPr>
-        <w:t>fornecer capacete de proteção e camiseta de identificação a toda pessoa que ingressa em suas frentes de serviço</w:t>
-      </w:r>
-      <w:r>
-        <w:rPr>
-          <w:rFonts w:ascii="Times New Roman" w:hAnsi="Times New Roman" w:cs="Times New Roman"/>
-          <w:b w:val="0"/>
-          <w:i w:val="0"/>
-          <w:sz w:val="24"/>
-        </w:rPr>
-        <w:t xml:space="preserve">, sejam empregados, prestadores autônomos ou trabalhadores de subempreiteiras, tanto por imposição das NR-6 e NR-18 quanto por exigência de controle de acesso ao canteiro. O equipamento é entregue </w:t>
+        <w:t>controle de acesso e de segurança</w:t>
+      </w:r>
+      <w:r>
+        <w:rPr>
+          <w:rFonts w:ascii="Times New Roman" w:hAnsi="Times New Roman" w:cs="Times New Roman"/>
+          <w:b w:val="0"/>
+          <w:i w:val="0"/>
+          <w:sz w:val="24"/>
+        </w:rPr>
+        <w:t xml:space="preserve"> — motivo pelo qual são entregues indistintamente a toda pessoa que ali ingressa, inclusive </w:t>
       </w:r>
       <w:r>
         <w:rPr>
@@ -1808,16 +1878,34 @@
           <w:i w:val="0"/>
           <w:sz w:val="24"/>
         </w:rPr>
-        <w:t>em razão do risco da obra, e não em razão de contrato de emprego</w:t>
-      </w:r>
-      <w:r>
-        <w:rPr>
-          <w:rFonts w:ascii="Times New Roman" w:hAnsi="Times New Roman" w:cs="Times New Roman"/>
-          <w:b w:val="0"/>
-          <w:i w:val="0"/>
-          <w:sz w:val="24"/>
-        </w:rPr>
-        <w:t>: seria ilícito permitir o ingresso de alguém sem capacete apenas porque não é empregado. Imagem de presença física transitória em canteiro não induz nem prova relação de emprego (art. 3º da CLT).</w:t>
+        <w:t>a empregados de subempreiteiras e de empresas prestadoras de serviço</w:t>
+      </w:r>
+      <w:r>
+        <w:rPr>
+          <w:rFonts w:ascii="Times New Roman" w:hAnsi="Times New Roman" w:cs="Times New Roman"/>
+          <w:b w:val="0"/>
+          <w:i w:val="0"/>
+          <w:sz w:val="24"/>
+        </w:rPr>
+        <w:t xml:space="preserve">, sobre os quais a Reclamada não possui qualquer ingerência. Seria, aliás, ilícito permitir o ingresso de alguém em canteiro sem capacete apenas porque não é empregado (NR-6 e NR-18). O equipamento é entregue </w:t>
+      </w:r>
+      <w:r>
+        <w:rPr>
+          <w:rFonts w:ascii="Times New Roman" w:hAnsi="Times New Roman" w:cs="Times New Roman"/>
+          <w:b/>
+          <w:i w:val="0"/>
+          <w:sz w:val="24"/>
+        </w:rPr>
+        <w:t>em razão do risco da obra</w:t>
+      </w:r>
+      <w:r>
+        <w:rPr>
+          <w:rFonts w:ascii="Times New Roman" w:hAnsi="Times New Roman" w:cs="Times New Roman"/>
+          <w:b w:val="0"/>
+          <w:i w:val="0"/>
+          <w:sz w:val="24"/>
+        </w:rPr>
+        <w:t>, jamais em razão de contrato.</w:t>
       </w:r>
     </w:p>
     <w:p/>
@@ -1833,16 +1921,16 @@
           <w:i w:val="0"/>
           <w:sz w:val="24"/>
         </w:rPr>
-        <w:t>Segunda — as imagens confirmam a descontinuidade, e não a habitualidade.</w:t>
-      </w:r>
-      <w:r>
-        <w:rPr>
-          <w:rFonts w:ascii="Times New Roman" w:hAnsi="Times New Roman" w:cs="Times New Roman"/>
-          <w:b w:val="0"/>
-          <w:i w:val="0"/>
-          <w:sz w:val="24"/>
-        </w:rPr>
-        <w:t xml:space="preserve"> O Autor afirma ter trabalhado </w:t>
+        <w:t>Segunda — a imagem prova presença, não prova relação jurídica.</w:t>
+      </w:r>
+      <w:r>
+        <w:rPr>
+          <w:rFonts w:ascii="Times New Roman" w:hAnsi="Times New Roman" w:cs="Times New Roman"/>
+          <w:b w:val="0"/>
+          <w:i w:val="0"/>
+          <w:sz w:val="24"/>
+        </w:rPr>
+        <w:t xml:space="preserve"> Fotografia de pessoa em canteiro demonstra, no máximo, </w:t>
       </w:r>
       <w:r>
         <w:rPr>
@@ -1851,16 +1939,16 @@
           <w:i w:val="0"/>
           <w:sz w:val="24"/>
         </w:rPr>
-        <w:t>de segunda a sexta-feira, sem interrupção, de 15/01/2026 a 16/06/2026</w:t>
-      </w:r>
-      <w:r>
-        <w:rPr>
-          <w:rFonts w:ascii="Times New Roman" w:hAnsi="Times New Roman" w:cs="Times New Roman"/>
-          <w:b w:val="0"/>
-          <w:i w:val="0"/>
-          <w:sz w:val="24"/>
-        </w:rPr>
-        <w:t xml:space="preserve">. Para provar cinco meses de labor contínuo, instruiu a inicial com </w:t>
+        <w:t>presença física transitória</w:t>
+      </w:r>
+      <w:r>
+        <w:rPr>
+          <w:rFonts w:ascii="Times New Roman" w:hAnsi="Times New Roman" w:cs="Times New Roman"/>
+          <w:b w:val="0"/>
+          <w:i w:val="0"/>
+          <w:sz w:val="24"/>
+        </w:rPr>
+        <w:t xml:space="preserve"> em determinado local e data. Não diz </w:t>
       </w:r>
       <w:r>
         <w:rPr>
@@ -1869,16 +1957,16 @@
           <w:i w:val="0"/>
           <w:sz w:val="24"/>
         </w:rPr>
-        <w:t>seis registros, concentrados em apenas dois meses</w:t>
-      </w:r>
-      <w:r>
-        <w:rPr>
-          <w:rFonts w:ascii="Times New Roman" w:hAnsi="Times New Roman" w:cs="Times New Roman"/>
-          <w:b w:val="0"/>
-          <w:i w:val="0"/>
-          <w:sz w:val="24"/>
-        </w:rPr>
-        <w:t xml:space="preserve"> — fevereiro e abril —, </w:t>
+        <w:t>quem</w:t>
+      </w:r>
+      <w:r>
+        <w:rPr>
+          <w:rFonts w:ascii="Times New Roman" w:hAnsi="Times New Roman" w:cs="Times New Roman"/>
+          <w:b w:val="0"/>
+          <w:i w:val="0"/>
+          <w:sz w:val="24"/>
+        </w:rPr>
+        <w:t xml:space="preserve"> a contratou, </w:t>
       </w:r>
       <w:r>
         <w:rPr>
@@ -1887,16 +1975,16 @@
           <w:i w:val="0"/>
           <w:sz w:val="24"/>
         </w:rPr>
-        <w:t>nada havendo quanto a janeiro, março, maio e junho</w:t>
-      </w:r>
-      <w:r>
-        <w:rPr>
-          <w:rFonts w:ascii="Times New Roman" w:hAnsi="Times New Roman" w:cs="Times New Roman"/>
-          <w:b w:val="0"/>
-          <w:i w:val="0"/>
-          <w:sz w:val="24"/>
-        </w:rPr>
-        <w:t xml:space="preserve">. O material que ele mesmo escolheu apresentar retrata exatamente o que a defesa sustenta: presença </w:t>
+        <w:t>quem</w:t>
+      </w:r>
+      <w:r>
+        <w:rPr>
+          <w:rFonts w:ascii="Times New Roman" w:hAnsi="Times New Roman" w:cs="Times New Roman"/>
+          <w:b w:val="0"/>
+          <w:i w:val="0"/>
+          <w:sz w:val="24"/>
+        </w:rPr>
+        <w:t xml:space="preserve"> a pagou, </w:t>
       </w:r>
       <w:r>
         <w:rPr>
@@ -1905,16 +1993,34 @@
           <w:i w:val="0"/>
           <w:sz w:val="24"/>
         </w:rPr>
-        <w:t>pontual e espaçada</w:t>
-      </w:r>
-      <w:r>
-        <w:rPr>
-          <w:rFonts w:ascii="Times New Roman" w:hAnsi="Times New Roman" w:cs="Times New Roman"/>
-          <w:b w:val="0"/>
-          <w:i w:val="0"/>
-          <w:sz w:val="24"/>
-        </w:rPr>
-        <w:t xml:space="preserve"> em frentes de serviço, e não jornada contínua e subordinada.</w:t>
+        <w:t>sob que condições</w:t>
+      </w:r>
+      <w:r>
+        <w:rPr>
+          <w:rFonts w:ascii="Times New Roman" w:hAnsi="Times New Roman" w:cs="Times New Roman"/>
+          <w:b w:val="0"/>
+          <w:i w:val="0"/>
+          <w:sz w:val="24"/>
+        </w:rPr>
+        <w:t xml:space="preserve"> trabalhou, </w:t>
+      </w:r>
+      <w:r>
+        <w:rPr>
+          <w:rFonts w:ascii="Times New Roman" w:hAnsi="Times New Roman" w:cs="Times New Roman"/>
+          <w:b/>
+          <w:i w:val="0"/>
+          <w:sz w:val="24"/>
+        </w:rPr>
+        <w:t>por quanto tempo</w:t>
+      </w:r>
+      <w:r>
+        <w:rPr>
+          <w:rFonts w:ascii="Times New Roman" w:hAnsi="Times New Roman" w:cs="Times New Roman"/>
+          <w:b w:val="0"/>
+          <w:i w:val="0"/>
+          <w:sz w:val="24"/>
+        </w:rPr>
+        <w:t xml:space="preserve"> ali esteve, nem sequer se ali trabalhou. Nenhuma das seis imagens exibe crachá, contracheque, ficha de registro, ordem de serviço ou qualquer documento que estabeleça liame contratual com a Contestante.</w:t>
       </w:r>
     </w:p>
     <w:p/>
@@ -1930,16 +2036,16 @@
           <w:i w:val="0"/>
           <w:sz w:val="24"/>
         </w:rPr>
-        <w:t>Terceira — as imagens destroem a causa de pedir do adicional de insalubridade.</w:t>
-      </w:r>
-      <w:r>
-        <w:rPr>
-          <w:rFonts w:ascii="Times New Roman" w:hAnsi="Times New Roman" w:cs="Times New Roman"/>
-          <w:b w:val="0"/>
-          <w:i w:val="0"/>
-          <w:sz w:val="24"/>
-        </w:rPr>
-        <w:t xml:space="preserve"> O item 21 da inicial afirma que "a reclamada não fornecia ao reclamante os EPI's". As fotografias de fls. 23 e 28, juntadas </w:t>
+        <w:t>Terceira — o material não demonstra continuidade alguma.</w:t>
+      </w:r>
+      <w:r>
+        <w:rPr>
+          <w:rFonts w:ascii="Times New Roman" w:hAnsi="Times New Roman" w:cs="Times New Roman"/>
+          <w:b w:val="0"/>
+          <w:i w:val="0"/>
+          <w:sz w:val="24"/>
+        </w:rPr>
+        <w:t xml:space="preserve"> O Autor afirma ter trabalhado </w:t>
       </w:r>
       <w:r>
         <w:rPr>
@@ -1948,16 +2054,16 @@
           <w:i w:val="0"/>
           <w:sz w:val="24"/>
         </w:rPr>
-        <w:t>pelo próprio Autor</w:t>
-      </w:r>
-      <w:r>
-        <w:rPr>
-          <w:rFonts w:ascii="Times New Roman" w:hAnsi="Times New Roman" w:cs="Times New Roman"/>
-          <w:b w:val="0"/>
-          <w:i w:val="0"/>
-          <w:sz w:val="24"/>
-        </w:rPr>
-        <w:t xml:space="preserve">, o retratam </w:t>
+        <w:t>de segunda a sexta-feira, sem interrupção, de 15/01/2026 a 16/06/2026</w:t>
+      </w:r>
+      <w:r>
+        <w:rPr>
+          <w:rFonts w:ascii="Times New Roman" w:hAnsi="Times New Roman" w:cs="Times New Roman"/>
+          <w:b w:val="0"/>
+          <w:i w:val="0"/>
+          <w:sz w:val="24"/>
+        </w:rPr>
+        <w:t xml:space="preserve">. Para provar cinco meses de labor contínuo, instruiu a inicial com </w:t>
       </w:r>
       <w:r>
         <w:rPr>
@@ -1966,16 +2072,34 @@
           <w:i w:val="0"/>
           <w:sz w:val="24"/>
         </w:rPr>
-        <w:t>usando capacete de proteção</w:t>
-      </w:r>
-      <w:r>
-        <w:rPr>
-          <w:rFonts w:ascii="Times New Roman" w:hAnsi="Times New Roman" w:cs="Times New Roman"/>
-          <w:b w:val="0"/>
-          <w:i w:val="0"/>
-          <w:sz w:val="24"/>
-        </w:rPr>
-        <w:t>, e a de fls. 24 retrata trabalhador com capacete e luvas. A prova do Autor desmente a alegação do Autor.</w:t>
+        <w:t>seis registros, concentrados em apenas dois meses</w:t>
+      </w:r>
+      <w:r>
+        <w:rPr>
+          <w:rFonts w:ascii="Times New Roman" w:hAnsi="Times New Roman" w:cs="Times New Roman"/>
+          <w:b w:val="0"/>
+          <w:i w:val="0"/>
+          <w:sz w:val="24"/>
+        </w:rPr>
+        <w:t xml:space="preserve"> — fevereiro e abril —, </w:t>
+      </w:r>
+      <w:r>
+        <w:rPr>
+          <w:rFonts w:ascii="Times New Roman" w:hAnsi="Times New Roman" w:cs="Times New Roman"/>
+          <w:b/>
+          <w:i w:val="0"/>
+          <w:sz w:val="24"/>
+        </w:rPr>
+        <w:t>nada havendo quanto a janeiro, março, maio e junho</w:t>
+      </w:r>
+      <w:r>
+        <w:rPr>
+          <w:rFonts w:ascii="Times New Roman" w:hAnsi="Times New Roman" w:cs="Times New Roman"/>
+          <w:b w:val="0"/>
+          <w:i w:val="0"/>
+          <w:sz w:val="24"/>
+        </w:rPr>
+        <w:t>. O material que ele mesmo escolheu apresentar não sustenta a habitualidade que constitui a espinha dorsal de sua pretensão.</w:t>
       </w:r>
     </w:p>
     <w:p/>
@@ -1987,29 +2111,20 @@
       <w:r>
         <w:rPr>
           <w:rFonts w:ascii="Times New Roman" w:hAnsi="Times New Roman" w:cs="Times New Roman"/>
-          <w:b w:val="0"/>
-          <w:i w:val="0"/>
-          <w:sz w:val="24"/>
-        </w:rPr>
-        <w:t xml:space="preserve">4. </w:t>
-      </w:r>
-      <w:r>
-        <w:rPr>
-          <w:rFonts w:ascii="Times New Roman" w:hAnsi="Times New Roman" w:cs="Times New Roman"/>
           <w:b/>
           <w:i w:val="0"/>
           <w:sz w:val="24"/>
         </w:rPr>
-        <w:t>Do arquivo de vídeo (ID aa1b8ee, fls. 29).</w:t>
-      </w:r>
-      <w:r>
-        <w:rPr>
-          <w:rFonts w:ascii="Times New Roman" w:hAnsi="Times New Roman" w:cs="Times New Roman"/>
-          <w:b w:val="0"/>
-          <w:i w:val="0"/>
-          <w:sz w:val="24"/>
-        </w:rPr>
-        <w:t xml:space="preserve"> Impugna-se especificamente. O arquivo é disponibilizado por mero </w:t>
+        <w:t>Quarta — as imagens destroem a causa de pedir do adicional de insalubridade.</w:t>
+      </w:r>
+      <w:r>
+        <w:rPr>
+          <w:rFonts w:ascii="Times New Roman" w:hAnsi="Times New Roman" w:cs="Times New Roman"/>
+          <w:b w:val="0"/>
+          <w:i w:val="0"/>
+          <w:sz w:val="24"/>
+        </w:rPr>
+        <w:t xml:space="preserve"> O item 21 da inicial afirma que "a reclamada não fornecia ao reclamante os EPI's". As fotografias de fls. 23 e 28, juntadas </w:t>
       </w:r>
       <w:r>
         <w:rPr>
@@ -2018,16 +2133,16 @@
           <w:i w:val="0"/>
           <w:sz w:val="24"/>
         </w:rPr>
-        <w:t>link de mídia</w:t>
-      </w:r>
-      <w:r>
-        <w:rPr>
-          <w:rFonts w:ascii="Times New Roman" w:hAnsi="Times New Roman" w:cs="Times New Roman"/>
-          <w:b w:val="0"/>
-          <w:i w:val="0"/>
-          <w:sz w:val="24"/>
-        </w:rPr>
-        <w:t xml:space="preserve">, sem transcrição, sem contextualização na petição inicial — que sequer o menciona ou explica o que dele pretende extrair —, sem identificação de data, local e pessoas, sem cadeia de custódia e sem ata notarial (art. 411 do CPC). Conteúdo audiovisual desacompanhado de qualquer descrição na causa de pedir é </w:t>
+        <w:t>pelo próprio Autor</w:t>
+      </w:r>
+      <w:r>
+        <w:rPr>
+          <w:rFonts w:ascii="Times New Roman" w:hAnsi="Times New Roman" w:cs="Times New Roman"/>
+          <w:b w:val="0"/>
+          <w:i w:val="0"/>
+          <w:sz w:val="24"/>
+        </w:rPr>
+        <w:t xml:space="preserve">, o retratam </w:t>
       </w:r>
       <w:r>
         <w:rPr>
@@ -2036,16 +2151,16 @@
           <w:i w:val="0"/>
           <w:sz w:val="24"/>
         </w:rPr>
-        <w:t>prova imprestável</w:t>
-      </w:r>
-      <w:r>
-        <w:rPr>
-          <w:rFonts w:ascii="Times New Roman" w:hAnsi="Times New Roman" w:cs="Times New Roman"/>
-          <w:b w:val="0"/>
-          <w:i w:val="0"/>
-          <w:sz w:val="24"/>
-        </w:rPr>
-        <w:t>, e sobre ele a Reclamada não tem como exercer contraditório específico, o que desde já se registra, requerendo sua desconsideração.</w:t>
+        <w:t>usando capacete de proteção</w:t>
+      </w:r>
+      <w:r>
+        <w:rPr>
+          <w:rFonts w:ascii="Times New Roman" w:hAnsi="Times New Roman" w:cs="Times New Roman"/>
+          <w:b w:val="0"/>
+          <w:i w:val="0"/>
+          <w:sz w:val="24"/>
+        </w:rPr>
+        <w:t>, e a de fls. 24 retrata trabalhador com capacete e luvas. A prova do Autor desmente a alegação do Autor.</w:t>
       </w:r>
     </w:p>
     <w:p/>
@@ -2061,7 +2176,7 @@
           <w:i w:val="0"/>
           <w:sz w:val="24"/>
         </w:rPr>
-        <w:t xml:space="preserve">5. </w:t>
+        <w:t xml:space="preserve">4. </w:t>
       </w:r>
       <w:r>
         <w:rPr>
@@ -2070,16 +2185,52 @@
           <w:i w:val="0"/>
           <w:sz w:val="24"/>
         </w:rPr>
-        <w:t>Da declaração de hipossuficiência (ID 8acba9a) e do documento de identificação (ID f451cb9).</w:t>
-      </w:r>
-      <w:r>
-        <w:rPr>
-          <w:rFonts w:ascii="Times New Roman" w:hAnsi="Times New Roman" w:cs="Times New Roman"/>
-          <w:b w:val="0"/>
-          <w:i w:val="0"/>
-          <w:sz w:val="24"/>
-        </w:rPr>
-        <w:t xml:space="preserve"> Quanto à primeira, aplica-se o disposto no item III.12 desta contestação. O segundo é impugnado apenas quanto à pretensão de dele extrair qualquer efeito probatório sobre o mérito, ao qual nada acrescenta.</w:t>
+        <w:t>Do arquivo de vídeo (ID aa1b8ee, fls. 29).</w:t>
+      </w:r>
+      <w:r>
+        <w:rPr>
+          <w:rFonts w:ascii="Times New Roman" w:hAnsi="Times New Roman" w:cs="Times New Roman"/>
+          <w:b w:val="0"/>
+          <w:i w:val="0"/>
+          <w:sz w:val="24"/>
+        </w:rPr>
+        <w:t xml:space="preserve"> Impugna-se especificamente. O arquivo é disponibilizado por mero </w:t>
+      </w:r>
+      <w:r>
+        <w:rPr>
+          <w:rFonts w:ascii="Times New Roman" w:hAnsi="Times New Roman" w:cs="Times New Roman"/>
+          <w:b/>
+          <w:i w:val="0"/>
+          <w:sz w:val="24"/>
+        </w:rPr>
+        <w:t>link de mídia</w:t>
+      </w:r>
+      <w:r>
+        <w:rPr>
+          <w:rFonts w:ascii="Times New Roman" w:hAnsi="Times New Roman" w:cs="Times New Roman"/>
+          <w:b w:val="0"/>
+          <w:i w:val="0"/>
+          <w:sz w:val="24"/>
+        </w:rPr>
+        <w:t xml:space="preserve">, sem transcrição, sem contextualização na petição inicial — que sequer o menciona ou explica o que dele pretende extrair —, sem identificação de data, local e pessoas, sem cadeia de custódia e sem ata notarial (art. 411 do CPC). Conteúdo audiovisual desacompanhado de qualquer descrição na causa de pedir é </w:t>
+      </w:r>
+      <w:r>
+        <w:rPr>
+          <w:rFonts w:ascii="Times New Roman" w:hAnsi="Times New Roman" w:cs="Times New Roman"/>
+          <w:b/>
+          <w:i w:val="0"/>
+          <w:sz w:val="24"/>
+        </w:rPr>
+        <w:t>prova imprestável</w:t>
+      </w:r>
+      <w:r>
+        <w:rPr>
+          <w:rFonts w:ascii="Times New Roman" w:hAnsi="Times New Roman" w:cs="Times New Roman"/>
+          <w:b w:val="0"/>
+          <w:i w:val="0"/>
+          <w:sz w:val="24"/>
+        </w:rPr>
+        <w:t>, e sobre ele a Reclamada não tem como exercer contraditório específico, o que desde já se registra, requerendo sua desconsideração.</w:t>
       </w:r>
     </w:p>
     <w:p/>
@@ -2095,7 +2246,7 @@
           <w:i w:val="0"/>
           <w:sz w:val="24"/>
         </w:rPr>
-        <w:t xml:space="preserve">6. </w:t>
+        <w:t xml:space="preserve">5. </w:t>
       </w:r>
       <w:r>
         <w:rPr>
@@ -2104,16 +2255,16 @@
           <w:i w:val="0"/>
           <w:sz w:val="24"/>
         </w:rPr>
-        <w:t>Dos documentos que instruem a manifestação de ID 0d8387d ("previsão do parto", ID ad83ed0, e "comprovante pré-natal", ID d290237).</w:t>
-      </w:r>
-      <w:r>
-        <w:rPr>
-          <w:rFonts w:ascii="Times New Roman" w:hAnsi="Times New Roman" w:cs="Times New Roman"/>
-          <w:b w:val="0"/>
-          <w:i w:val="0"/>
-          <w:sz w:val="24"/>
-        </w:rPr>
-        <w:t xml:space="preserve"> Não se impugnam quanto ao conteúdo, sendo estranhos ao mérito da lide: prestam-se exclusivamente ao pedido de redesignação de audiência, sobre o qual a Reclamada se manifesta no item "j" do Capítulo V.</w:t>
+        <w:t>Da declaração de hipossuficiência (ID 8acba9a) e do documento de identificação (ID f451cb9).</w:t>
+      </w:r>
+      <w:r>
+        <w:rPr>
+          <w:rFonts w:ascii="Times New Roman" w:hAnsi="Times New Roman" w:cs="Times New Roman"/>
+          <w:b w:val="0"/>
+          <w:i w:val="0"/>
+          <w:sz w:val="24"/>
+        </w:rPr>
+        <w:t xml:space="preserve"> Quanto à primeira, aplica-se o disposto no item III.12 desta contestação. O segundo é impugnado apenas quanto à pretensão de dele extrair qualquer efeito probatório sobre o mérito, ao qual nada acrescenta.</w:t>
       </w:r>
     </w:p>
     <w:p/>
@@ -2129,7 +2280,25 @@
           <w:i w:val="0"/>
           <w:sz w:val="24"/>
         </w:rPr>
-        <w:t>Requer-se, em consequência, a desconsideração probatória dos documentos acima, para os fins pretendidos na inicial, nos termos do art. 341 do CPC c/c art. 769 da CLT.</w:t>
+        <w:t xml:space="preserve">6. </w:t>
+      </w:r>
+      <w:r>
+        <w:rPr>
+          <w:rFonts w:ascii="Times New Roman" w:hAnsi="Times New Roman" w:cs="Times New Roman"/>
+          <w:b/>
+          <w:i w:val="0"/>
+          <w:sz w:val="24"/>
+        </w:rPr>
+        <w:t>Dos documentos que instruem a manifestação de ID 0d8387d ("previsão do parto", ID ad83ed0, e "comprovante pré-natal", ID d290237).</w:t>
+      </w:r>
+      <w:r>
+        <w:rPr>
+          <w:rFonts w:ascii="Times New Roman" w:hAnsi="Times New Roman" w:cs="Times New Roman"/>
+          <w:b w:val="0"/>
+          <w:i w:val="0"/>
+          <w:sz w:val="24"/>
+        </w:rPr>
+        <w:t xml:space="preserve"> Não se impugnam quanto ao conteúdo, sendo estranhos ao mérito da lide: prestam-se exclusivamente ao pedido de redesignação de audiência.</w:t>
       </w:r>
     </w:p>
     <w:p/>
@@ -2141,11 +2310,11 @@
       <w:r>
         <w:rPr>
           <w:rFonts w:ascii="Times New Roman" w:hAnsi="Times New Roman" w:cs="Times New Roman"/>
-          <w:b/>
-          <w:i w:val="0"/>
-          <w:sz w:val="24"/>
-        </w:rPr>
-        <w:t>III – DO MÉRITO</w:t>
+          <w:b w:val="0"/>
+          <w:i w:val="0"/>
+          <w:sz w:val="24"/>
+        </w:rPr>
+        <w:t>Requer-se, em consequência, a desconsideração probatória dos documentos acima, para os fins pretendidos na inicial, nos termos do art. 341 do CPC c/c art. 769 da CLT.</w:t>
       </w:r>
     </w:p>
     <w:p/>
@@ -2157,11 +2326,11 @@
       <w:r>
         <w:rPr>
           <w:rFonts w:ascii="Times New Roman" w:hAnsi="Times New Roman" w:cs="Times New Roman"/>
-          <w:b w:val="0"/>
-          <w:i w:val="0"/>
-          <w:sz w:val="24"/>
-        </w:rPr>
-        <w:t>Superadas as preliminares, no mérito a presente contestação impugna especificamente cada um dos fatos, fundamentos jurídicos e pedidos formulados na exordial, na forma dos arts. 341 e 342 do CPC c/c art. 769 da CLT, presumindo-se verdadeiros apenas os fatos eventualmente não impugnados de forma específica. Passa-se à impugnação item a item, na ordem dos capítulos da petição inicial.</w:t>
+          <w:b/>
+          <w:i w:val="0"/>
+          <w:sz w:val="24"/>
+        </w:rPr>
+        <w:t>III – DO MÉRITO</w:t>
       </w:r>
     </w:p>
     <w:p/>
@@ -2177,7 +2346,7 @@
           <w:i w:val="0"/>
           <w:sz w:val="24"/>
         </w:rPr>
-        <w:t>1. Da inexistência de vínculo de emprego — prestação de serviços autônomos e eventuais por diária (itens 1 a 10 dos Fatos e pedido da letra "a")</w:t>
+        <w:t>Superadas as preliminares, no mérito a presente contestação impugna especificamente cada um dos fatos, fundamentos jurídicos e pedidos formulados na exordial, na forma dos arts. 341 e 342 do CPC c/c art. 769 da CLT, presumindo-se verdadeiros apenas os fatos eventualmente não impugnados de forma específica. Passa-se à impugnação item a item, na ordem dos capítulos da petição inicial.</w:t>
       </w:r>
     </w:p>
     <w:p/>
@@ -2193,25 +2362,7 @@
           <w:i w:val="0"/>
           <w:sz w:val="24"/>
         </w:rPr>
-        <w:t xml:space="preserve">Alega o Autor ter sido "admitido" em 15 de janeiro de 2026 e "demitido" em 16 de junho de 2026, na função de servente, com salário mensal de R$ 3.520,00, requerendo o reconhecimento de vínculo e a anotação da CTPS. </w:t>
-      </w:r>
-      <w:r>
-        <w:rPr>
-          <w:rFonts w:ascii="Times New Roman" w:hAnsi="Times New Roman" w:cs="Times New Roman"/>
-          <w:b/>
-          <w:i w:val="0"/>
-          <w:sz w:val="24"/>
-        </w:rPr>
-        <w:t>Impugna-se categoricamente</w:t>
-      </w:r>
-      <w:r>
-        <w:rPr>
-          <w:rFonts w:ascii="Times New Roman" w:hAnsi="Times New Roman" w:cs="Times New Roman"/>
-          <w:b w:val="0"/>
-          <w:i w:val="0"/>
-          <w:sz w:val="24"/>
-        </w:rPr>
-        <w:t>.</w:t>
+        <w:t>1. Da inexistência de qualquer relação jurídica entre as partes (itens 1 a 10 dos Fatos e pedido da letra "a")</w:t>
       </w:r>
     </w:p>
     <w:p/>
@@ -2223,56 +2374,20 @@
       <w:r>
         <w:rPr>
           <w:rFonts w:ascii="Times New Roman" w:hAnsi="Times New Roman" w:cs="Times New Roman"/>
+          <w:b w:val="0"/>
+          <w:i w:val="0"/>
+          <w:sz w:val="24"/>
+        </w:rPr>
+        <w:t xml:space="preserve">Alega o Autor ter sido "admitido" em 15 de janeiro de 2026 e "demitido" em 16 de junho de 2026, na função de servente, com salário mensal de R$ 3.520,00, requerendo o reconhecimento de vínculo e a anotação da CTPS. </w:t>
+      </w:r>
+      <w:r>
+        <w:rPr>
+          <w:rFonts w:ascii="Times New Roman" w:hAnsi="Times New Roman" w:cs="Times New Roman"/>
           <w:b/>
           <w:i w:val="0"/>
           <w:sz w:val="24"/>
         </w:rPr>
-        <w:t>1.1. A realidade dos fatos.</w:t>
-      </w:r>
-      <w:r>
-        <w:rPr>
-          <w:rFonts w:ascii="Times New Roman" w:hAnsi="Times New Roman" w:cs="Times New Roman"/>
-          <w:b w:val="0"/>
-          <w:i w:val="0"/>
-          <w:sz w:val="24"/>
-        </w:rPr>
-        <w:t xml:space="preserve"> O Autor </w:t>
-      </w:r>
-      <w:r>
-        <w:rPr>
-          <w:rFonts w:ascii="Times New Roman" w:hAnsi="Times New Roman" w:cs="Times New Roman"/>
-          <w:b/>
-          <w:i w:val="0"/>
-          <w:sz w:val="24"/>
-        </w:rPr>
-        <w:t>nunca foi admitido como empregado</w:t>
-      </w:r>
-      <w:r>
-        <w:rPr>
-          <w:rFonts w:ascii="Times New Roman" w:hAnsi="Times New Roman" w:cs="Times New Roman"/>
-          <w:b w:val="0"/>
-          <w:i w:val="0"/>
-          <w:sz w:val="24"/>
-        </w:rPr>
-        <w:t xml:space="preserve"> da Reclamada. Foi chamado, de forma pontual e descontínua, para a execução de </w:t>
-      </w:r>
-      <w:r>
-        <w:rPr>
-          <w:rFonts w:ascii="Times New Roman" w:hAnsi="Times New Roman" w:cs="Times New Roman"/>
-          <w:b/>
-          <w:i w:val="0"/>
-          <w:sz w:val="24"/>
-        </w:rPr>
-        <w:t>tarefas específicas em dias isolados</w:t>
-      </w:r>
-      <w:r>
-        <w:rPr>
-          <w:rFonts w:ascii="Times New Roman" w:hAnsi="Times New Roman" w:cs="Times New Roman"/>
-          <w:b w:val="0"/>
-          <w:i w:val="0"/>
-          <w:sz w:val="24"/>
-        </w:rPr>
-        <w:t>, mediante ajuste de valor fechado por dia efetivamente prestado, sem qualquer ingerência da Contestante sobre o modo, o horário ou a continuidade da prestação. Comparecia quando lhe convinha e deixava de comparecer quando lhe convinha, sem que disso decorresse advertência, desconto ou qualquer consequência disciplinar — porque não havia poder diretivo a exercer.</w:t>
+        <w:t>Impugna-se categoricamente, em todos os seus termos.</w:t>
       </w:r>
     </w:p>
     <w:p/>
@@ -2284,29 +2399,20 @@
       <w:r>
         <w:rPr>
           <w:rFonts w:ascii="Times New Roman" w:hAnsi="Times New Roman" w:cs="Times New Roman"/>
-          <w:b w:val="0"/>
-          <w:i w:val="0"/>
-          <w:sz w:val="24"/>
-        </w:rPr>
-        <w:t xml:space="preserve">As chamadas ocorriam conforme a necessidade de cada etapa de obra, em </w:t>
-      </w:r>
-      <w:r>
-        <w:rPr>
-          <w:rFonts w:ascii="Times New Roman" w:hAnsi="Times New Roman" w:cs="Times New Roman"/>
           <w:b/>
           <w:i w:val="0"/>
           <w:sz w:val="24"/>
         </w:rPr>
-        <w:t>dias isolados e não sucessivos</w:t>
-      </w:r>
-      <w:r>
-        <w:rPr>
-          <w:rFonts w:ascii="Times New Roman" w:hAnsi="Times New Roman" w:cs="Times New Roman"/>
-          <w:b w:val="0"/>
-          <w:i w:val="0"/>
-          <w:sz w:val="24"/>
-        </w:rPr>
-        <w:t xml:space="preserve">, e a contraprestação era ajustada e quitada por tarefa, sem qualquer periodicidade salarial. Não há — porque nunca houve contrato de emprego — ficha de registro de empregado, cartão de ponto, contracheque, aviso de férias ou termo rescisório referentes ao Autor: a ausência desses documentos não é omissão da Reclamada, é </w:t>
+        <w:t>1.1. A Reclamada não contratou o Autor.</w:t>
+      </w:r>
+      <w:r>
+        <w:rPr>
+          <w:rFonts w:ascii="Times New Roman" w:hAnsi="Times New Roman" w:cs="Times New Roman"/>
+          <w:b w:val="0"/>
+          <w:i w:val="0"/>
+          <w:sz w:val="24"/>
+        </w:rPr>
+        <w:t xml:space="preserve"> Não houve admissão em 15/01/2026 nem em qualquer outra data. Não houve ajuste de salário, de diária, de tarefa ou de preço. Não houve pagamento — </w:t>
       </w:r>
       <w:r>
         <w:rPr>
@@ -2315,16 +2421,34 @@
           <w:i w:val="0"/>
           <w:sz w:val="24"/>
         </w:rPr>
-        <w:t>consequência necessária da natureza autônoma do ajuste</w:t>
-      </w:r>
-      <w:r>
-        <w:rPr>
-          <w:rFonts w:ascii="Times New Roman" w:hAnsi="Times New Roman" w:cs="Times New Roman"/>
-          <w:b w:val="0"/>
-          <w:i w:val="0"/>
-          <w:sz w:val="24"/>
-        </w:rPr>
-        <w:t>.</w:t>
+        <w:t>nenhum, em nenhuma data, por nenhum meio</w:t>
+      </w:r>
+      <w:r>
+        <w:rPr>
+          <w:rFonts w:ascii="Times New Roman" w:hAnsi="Times New Roman" w:cs="Times New Roman"/>
+          <w:b w:val="0"/>
+          <w:i w:val="0"/>
+          <w:sz w:val="24"/>
+        </w:rPr>
+        <w:t xml:space="preserve">. Não houve subordinação, ordem, escala, fiscalização ou poder disciplinar, porque não houve contrato de que tais poderes pudessem decorrer. O Autor </w:t>
+      </w:r>
+      <w:r>
+        <w:rPr>
+          <w:rFonts w:ascii="Times New Roman" w:hAnsi="Times New Roman" w:cs="Times New Roman"/>
+          <w:b/>
+          <w:i w:val="0"/>
+          <w:sz w:val="24"/>
+        </w:rPr>
+        <w:t>nunca integrou o quadro de pessoal da Reclamada</w:t>
+      </w:r>
+      <w:r>
+        <w:rPr>
+          <w:rFonts w:ascii="Times New Roman" w:hAnsi="Times New Roman" w:cs="Times New Roman"/>
+          <w:b w:val="0"/>
+          <w:i w:val="0"/>
+          <w:sz w:val="24"/>
+        </w:rPr>
+        <w:t>, sob nenhuma modalidade de contratação.</w:t>
       </w:r>
     </w:p>
     <w:p/>
@@ -2340,16 +2464,16 @@
           <w:i w:val="0"/>
           <w:sz w:val="24"/>
         </w:rPr>
-        <w:t>1.2. A ausência dos requisitos dos arts. 2º e 3º da CLT.</w:t>
-      </w:r>
-      <w:r>
-        <w:rPr>
-          <w:rFonts w:ascii="Times New Roman" w:hAnsi="Times New Roman" w:cs="Times New Roman"/>
-          <w:b w:val="0"/>
-          <w:i w:val="0"/>
-          <w:sz w:val="24"/>
-        </w:rPr>
-        <w:t xml:space="preserve"> O reconhecimento do vínculo exige a presença </w:t>
+        <w:t>1.2. A realidade das frentes de serviço da construção civil.</w:t>
+      </w:r>
+      <w:r>
+        <w:rPr>
+          <w:rFonts w:ascii="Times New Roman" w:hAnsi="Times New Roman" w:cs="Times New Roman"/>
+          <w:b w:val="0"/>
+          <w:i w:val="0"/>
+          <w:sz w:val="24"/>
+        </w:rPr>
+        <w:t xml:space="preserve"> A Reclamada atua na construção de edifícios e, como é próprio do setor, vale-se de </w:t>
       </w:r>
       <w:r>
         <w:rPr>
@@ -2358,16 +2482,44 @@
           <w:i w:val="0"/>
           <w:sz w:val="24"/>
         </w:rPr>
-        <w:t>simultânea</w:t>
-      </w:r>
-      <w:r>
-        <w:rPr>
-          <w:rFonts w:ascii="Times New Roman" w:hAnsi="Times New Roman" w:cs="Times New Roman"/>
-          <w:b w:val="0"/>
-          <w:i w:val="0"/>
-          <w:sz w:val="24"/>
-        </w:rPr>
-        <w:t xml:space="preserve"> de pessoalidade, não eventualidade, onerosidade e subordinação jurídica. No caso, faltam três deles:</w:t>
+        <w:t>empresas prestadoras de serviços e de subempreiteiras</w:t>
+      </w:r>
+      <w:r>
+        <w:rPr>
+          <w:rFonts w:ascii="Times New Roman" w:hAnsi="Times New Roman" w:cs="Times New Roman"/>
+          <w:b w:val="0"/>
+          <w:i w:val="0"/>
+          <w:sz w:val="24"/>
+        </w:rPr>
+        <w:t xml:space="preserve"> para a execução de etapas determinadas de suas obras. Sobre os trabalhadores dessas empresas a Contestante </w:t>
+      </w:r>
+      <w:r>
+        <w:rPr>
+          <w:rFonts w:ascii="Times New Roman" w:hAnsi="Times New Roman" w:cs="Times New Roman"/>
+          <w:b/>
+          <w:i w:val="0"/>
+          <w:sz w:val="24"/>
+        </w:rPr>
+        <w:t>não possui ingerência, poder diretivo ou responsabilidade pela contratação</w:t>
+      </w:r>
+      <w:r>
+        <w:rPr>
+          <w:rFonts w:ascii="Times New Roman" w:hAnsi="Times New Roman" w:cs="Times New Roman"/>
+          <w:b w:val="0"/>
+          <w:i w:val="0"/>
+          <w:sz w:val="24"/>
+        </w:rPr>
+        <w:t xml:space="preserve">: quem os admite, dirige, paga e dispensa são seus respectivos empregadores. É inteiramente possível que o Autor tenha prestado serviços a alguma delas e, disso, tenha extraído a convicção de demandar a Reclamada — que, contudo, jamais foi sua contratante. </w:t>
+      </w:r>
+      <w:r>
+        <w:rPr>
+          <w:rFonts w:ascii="Times New Roman" w:hAnsi="Times New Roman" w:cs="Times New Roman"/>
+          <w:b w:val="0"/>
+          <w:i w:val="0"/>
+          <w:color w:val="FF0000"/>
+          <w:sz w:val="24"/>
+        </w:rPr>
+        <w:t>[CONFERIR COM O CLIENTE: identificar as subempreiteiras e prestadoras que atuaram nas frentes de serviço no período de janeiro a junho de 2026 e, sendo possível, juntar os respectivos contratos]</w:t>
       </w:r>
     </w:p>
     <w:p/>
@@ -2383,16 +2535,16 @@
           <w:i w:val="0"/>
           <w:sz w:val="24"/>
         </w:rPr>
-        <w:t>Não eventualidade</w:t>
-      </w:r>
-      <w:r>
-        <w:rPr>
-          <w:rFonts w:ascii="Times New Roman" w:hAnsi="Times New Roman" w:cs="Times New Roman"/>
-          <w:b w:val="0"/>
-          <w:i w:val="0"/>
-          <w:sz w:val="24"/>
-        </w:rPr>
-        <w:t xml:space="preserve"> — a prestação foi descontínua por definição. A própria inicial confessa que o Autor era remunerado "por dia trabalhado" (item 2) e que </w:t>
+        <w:t>1.3. O ônus da prova é integralmente do Autor.</w:t>
+      </w:r>
+      <w:r>
+        <w:rPr>
+          <w:rFonts w:ascii="Times New Roman" w:hAnsi="Times New Roman" w:cs="Times New Roman"/>
+          <w:b w:val="0"/>
+          <w:i w:val="0"/>
+          <w:sz w:val="24"/>
+        </w:rPr>
+        <w:t xml:space="preserve"> A existência da relação de emprego é </w:t>
       </w:r>
       <w:r>
         <w:rPr>
@@ -2401,16 +2553,70 @@
           <w:i w:val="0"/>
           <w:sz w:val="24"/>
         </w:rPr>
-        <w:t>em cerca de 15 dias sequer houve trabalho ou pagamento</w:t>
-      </w:r>
-      <w:r>
-        <w:rPr>
-          <w:rFonts w:ascii="Times New Roman" w:hAnsi="Times New Roman" w:cs="Times New Roman"/>
-          <w:b w:val="0"/>
-          <w:i w:val="0"/>
-          <w:sz w:val="24"/>
-        </w:rPr>
-        <w:t xml:space="preserve"> (item 16). Trabalho que existe apenas nos dias em que há tarefa, e que não gera contraprestação nos demais, é o oposto da habitualidade que caracteriza o contrato de emprego. As próprias fotografias juntadas pelo Autor confirmam a intermitência, como demonstrado no item II.3 desta contestação.</w:t>
+        <w:t>fato constitutivo do direito</w:t>
+      </w:r>
+      <w:r>
+        <w:rPr>
+          <w:rFonts w:ascii="Times New Roman" w:hAnsi="Times New Roman" w:cs="Times New Roman"/>
+          <w:b w:val="0"/>
+          <w:i w:val="0"/>
+          <w:sz w:val="24"/>
+        </w:rPr>
+        <w:t xml:space="preserve"> postulado, e seu ônus incumbe a quem alega (</w:t>
+      </w:r>
+      <w:r>
+        <w:rPr>
+          <w:rFonts w:ascii="Times New Roman" w:hAnsi="Times New Roman" w:cs="Times New Roman"/>
+          <w:b/>
+          <w:i w:val="0"/>
+          <w:sz w:val="24"/>
+        </w:rPr>
+        <w:t>art. 818, I, da CLT c/c art. 373, I, do CPC</w:t>
+      </w:r>
+      <w:r>
+        <w:rPr>
+          <w:rFonts w:ascii="Times New Roman" w:hAnsi="Times New Roman" w:cs="Times New Roman"/>
+          <w:b w:val="0"/>
+          <w:i w:val="0"/>
+          <w:sz w:val="24"/>
+        </w:rPr>
+        <w:t xml:space="preserve">). Diante da </w:t>
+      </w:r>
+      <w:r>
+        <w:rPr>
+          <w:rFonts w:ascii="Times New Roman" w:hAnsi="Times New Roman" w:cs="Times New Roman"/>
+          <w:b/>
+          <w:i w:val="0"/>
+          <w:sz w:val="24"/>
+        </w:rPr>
+        <w:t>negativa integral</w:t>
+      </w:r>
+      <w:r>
+        <w:rPr>
+          <w:rFonts w:ascii="Times New Roman" w:hAnsi="Times New Roman" w:cs="Times New Roman"/>
+          <w:b w:val="0"/>
+          <w:i w:val="0"/>
+          <w:sz w:val="24"/>
+        </w:rPr>
+        <w:t xml:space="preserve"> da Reclamada, não há qualquer fato admitido de que se possa partir: cabe ao Autor provar, com elementos concretos, (i) que foi contratado pela Contestante, (ii) por quem e quando, (iii) que dela recebeu contraprestação, (iv) em que valores e datas, e (v) que trabalhou sob suas ordens, com habitualidade e pessoalidade. </w:t>
+      </w:r>
+      <w:r>
+        <w:rPr>
+          <w:rFonts w:ascii="Times New Roman" w:hAnsi="Times New Roman" w:cs="Times New Roman"/>
+          <w:b/>
+          <w:i w:val="0"/>
+          <w:sz w:val="24"/>
+        </w:rPr>
+        <w:t>Nada disso foi demonstrado.</w:t>
+      </w:r>
+      <w:r>
+        <w:rPr>
+          <w:rFonts w:ascii="Times New Roman" w:hAnsi="Times New Roman" w:cs="Times New Roman"/>
+          <w:b w:val="0"/>
+          <w:i w:val="0"/>
+          <w:sz w:val="24"/>
+        </w:rPr>
+        <w:t xml:space="preserve"> O que veio aos autos foram seis fotografias de rede social — das quais apenas uma o identifica —, um vídeo que a inicial sequer descreve, e a sua própria CTPS, que nada registra a respeito da Reclamada.</w:t>
       </w:r>
     </w:p>
     <w:p/>
@@ -2426,16 +2632,52 @@
           <w:i w:val="0"/>
           <w:sz w:val="24"/>
         </w:rPr>
-        <w:t>Subordinação jurídica</w:t>
-      </w:r>
-      <w:r>
-        <w:rPr>
-          <w:rFonts w:ascii="Times New Roman" w:hAnsi="Times New Roman" w:cs="Times New Roman"/>
-          <w:b w:val="0"/>
-          <w:i w:val="0"/>
-          <w:sz w:val="24"/>
-        </w:rPr>
-        <w:t xml:space="preserve"> — não havia controle de horário, fiscalização, escala, ordem de serviço, advertência ou qualquer manifestação de poder disciplinar. O prestador executava a tarefa contratada com autonomia.</w:t>
+        <w:t>1.4. A narrativa da inicial, ainda que fosse verdadeira, não descreveria contrato de emprego.</w:t>
+      </w:r>
+      <w:r>
+        <w:rPr>
+          <w:rFonts w:ascii="Times New Roman" w:hAnsi="Times New Roman" w:cs="Times New Roman"/>
+          <w:b w:val="0"/>
+          <w:i w:val="0"/>
+          <w:sz w:val="24"/>
+        </w:rPr>
+        <w:t xml:space="preserve"> Registre-se, *ad argumentandum tantum* e sem qualquer confissão, que a versão do próprio Autor é incompatível com a relação de emprego que pretende ver declarada: ele afirma que receberia </w:t>
+      </w:r>
+      <w:r>
+        <w:rPr>
+          <w:rFonts w:ascii="Times New Roman" w:hAnsi="Times New Roman" w:cs="Times New Roman"/>
+          <w:b/>
+          <w:i w:val="0"/>
+          <w:sz w:val="24"/>
+        </w:rPr>
+        <w:t>"R$ 160,00 por dia trabalhado"</w:t>
+      </w:r>
+      <w:r>
+        <w:rPr>
+          <w:rFonts w:ascii="Times New Roman" w:hAnsi="Times New Roman" w:cs="Times New Roman"/>
+          <w:b w:val="0"/>
+          <w:i w:val="0"/>
+          <w:sz w:val="24"/>
+        </w:rPr>
+        <w:t xml:space="preserve"> (item 2) e admite que, </w:t>
+      </w:r>
+      <w:r>
+        <w:rPr>
+          <w:rFonts w:ascii="Times New Roman" w:hAnsi="Times New Roman" w:cs="Times New Roman"/>
+          <w:b/>
+          <w:i w:val="0"/>
+          <w:sz w:val="24"/>
+        </w:rPr>
+        <w:t>nos dias em que não havia serviço, nada lhe era pago</w:t>
+      </w:r>
+      <w:r>
+        <w:rPr>
+          <w:rFonts w:ascii="Times New Roman" w:hAnsi="Times New Roman" w:cs="Times New Roman"/>
+          <w:b w:val="0"/>
+          <w:i w:val="0"/>
+          <w:sz w:val="24"/>
+        </w:rPr>
+        <w:t xml:space="preserve"> (item 16). Empregado mensalista recebe o salário integralmente, chova ou não chova; remuneração que só existe no dia em que há tarefa, e que desaparece nos demais, não é salário — e a habitualidade que o Autor precisaria demonstrar é justamente o que a sua própria narrativa nega.</w:t>
       </w:r>
     </w:p>
     <w:p/>
@@ -2451,16 +2693,16 @@
           <w:i w:val="0"/>
           <w:sz w:val="24"/>
         </w:rPr>
-        <w:t>Pessoalidade</w:t>
-      </w:r>
-      <w:r>
-        <w:rPr>
-          <w:rFonts w:ascii="Times New Roman" w:hAnsi="Times New Roman" w:cs="Times New Roman"/>
-          <w:b w:val="0"/>
-          <w:i w:val="0"/>
-          <w:sz w:val="24"/>
-        </w:rPr>
-        <w:t xml:space="preserve"> — a Reclamada contratava o </w:t>
+        <w:t>1.5. A alegação de "promessa de assinatura da CTPS" (item 5).</w:t>
+      </w:r>
+      <w:r>
+        <w:rPr>
+          <w:rFonts w:ascii="Times New Roman" w:hAnsi="Times New Roman" w:cs="Times New Roman"/>
+          <w:b w:val="0"/>
+          <w:i w:val="0"/>
+          <w:sz w:val="24"/>
+        </w:rPr>
+        <w:t xml:space="preserve"> Impugna-se especificamente. A Reclamada jamais prometeu registrar o Autor, jamais lhe atribuiu "período de experiência de 30 dias" e jamais recebeu dele dados para anotação de CTPS. A alegação é unilateral, não vem acompanhada de mensagem, formulário, ficha de dados ou testemunha identificada, e é logicamente incompatível com a afirmação de que o próprio Autor teria "cobrado" o registro por meses seguidos sem jamais formalizar uma reclamação, uma notificação extrajudicial ou um registro sequer. Note-se que o Autor é trabalhador experiente, com </w:t>
       </w:r>
       <w:r>
         <w:rPr>
@@ -2469,16 +2711,16 @@
           <w:i w:val="0"/>
           <w:sz w:val="24"/>
         </w:rPr>
-        <w:t>serviço</w:t>
-      </w:r>
-      <w:r>
-        <w:rPr>
-          <w:rFonts w:ascii="Times New Roman" w:hAnsi="Times New Roman" w:cs="Times New Roman"/>
-          <w:b w:val="0"/>
-          <w:i w:val="0"/>
-          <w:sz w:val="24"/>
-        </w:rPr>
-        <w:t>, não a pessoa; nada obstava que a tarefa fosse executada por outro prestador, como de fato ocorria conforme a disponibilidade de cada um.</w:t>
+        <w:t>três contratos formais anteriores</w:t>
+      </w:r>
+      <w:r>
+        <w:rPr>
+          <w:rFonts w:ascii="Times New Roman" w:hAnsi="Times New Roman" w:cs="Times New Roman"/>
+          <w:b w:val="0"/>
+          <w:i w:val="0"/>
+          <w:sz w:val="24"/>
+        </w:rPr>
+        <w:t xml:space="preserve"> anotados em CTPS Digital (ID cb8ddcc): sabia exatamente o que é registro em carteira e como exigi-lo.</w:t>
       </w:r>
     </w:p>
     <w:p/>
@@ -2490,29 +2732,38 @@
       <w:r>
         <w:rPr>
           <w:rFonts w:ascii="Times New Roman" w:hAnsi="Times New Roman" w:cs="Times New Roman"/>
-          <w:b w:val="0"/>
-          <w:i w:val="0"/>
-          <w:sz w:val="24"/>
-        </w:rPr>
-        <w:t xml:space="preserve">Presente apenas a onerosidade — que existe em qualquer contrato de prestação de serviços, inclusive no de empreitada do </w:t>
-      </w:r>
-      <w:r>
-        <w:rPr>
-          <w:rFonts w:ascii="Times New Roman" w:hAnsi="Times New Roman" w:cs="Times New Roman"/>
           <w:b/>
           <w:i w:val="0"/>
           <w:sz w:val="24"/>
         </w:rPr>
-        <w:t>art. 610 do Código Civil</w:t>
-      </w:r>
-      <w:r>
-        <w:rPr>
-          <w:rFonts w:ascii="Times New Roman" w:hAnsi="Times New Roman" w:cs="Times New Roman"/>
-          <w:b w:val="0"/>
-          <w:i w:val="0"/>
-          <w:sz w:val="24"/>
-        </w:rPr>
-        <w:t xml:space="preserve"> —, não há vínculo de emprego a declarar.</w:t>
+        <w:t>1.6. A impugnação do salário alegado.</w:t>
+      </w:r>
+      <w:r>
+        <w:rPr>
+          <w:rFonts w:ascii="Times New Roman" w:hAnsi="Times New Roman" w:cs="Times New Roman"/>
+          <w:b w:val="0"/>
+          <w:i w:val="0"/>
+          <w:sz w:val="24"/>
+        </w:rPr>
+        <w:t xml:space="preserve"> Impugna-se veementemente o alegado salário mensal de R$ 3.520,00, que não foi ajustado, não foi pago e não possui lastro documental algum. Trata-se de construção aritmética do Autor, obtida pela multiplicação de R$ 160,00 por 22 dias — premissa que a própria inicial destrói ao admitir dias sem trabalho e sem pagamento (item 16) e ao pressupor, no pedido da letra "d", apenas 100 dias de prestação em cinco meses. Como demonstrado no item II.2, o valor supera em cerca de 76% a maior remuneração formal já percebida pelo Autor em toda a sua vida laboral registrada. O valor da contraprestação é </w:t>
+      </w:r>
+      <w:r>
+        <w:rPr>
+          <w:rFonts w:ascii="Times New Roman" w:hAnsi="Times New Roman" w:cs="Times New Roman"/>
+          <w:b/>
+          <w:i w:val="0"/>
+          <w:sz w:val="24"/>
+        </w:rPr>
+        <w:t>fato constitutivo do direito do Autor</w:t>
+      </w:r>
+      <w:r>
+        <w:rPr>
+          <w:rFonts w:ascii="Times New Roman" w:hAnsi="Times New Roman" w:cs="Times New Roman"/>
+          <w:b w:val="0"/>
+          <w:i w:val="0"/>
+          <w:sz w:val="24"/>
+        </w:rPr>
+        <w:t xml:space="preserve"> (art. 818, I, da CLT c/c art. 373, I, do CPC), e dele não se desincumbiu.</w:t>
       </w:r>
     </w:p>
     <w:p/>
@@ -2528,16 +2779,16 @@
           <w:i w:val="0"/>
           <w:sz w:val="24"/>
         </w:rPr>
-        <w:t>1.3. O ônus da prova é integralmente do Autor.</w:t>
-      </w:r>
-      <w:r>
-        <w:rPr>
-          <w:rFonts w:ascii="Times New Roman" w:hAnsi="Times New Roman" w:cs="Times New Roman"/>
-          <w:b w:val="0"/>
-          <w:i w:val="0"/>
-          <w:sz w:val="24"/>
-        </w:rPr>
-        <w:t xml:space="preserve"> O vínculo empregatício é </w:t>
+        <w:t>1.7. Da anotação de CTPS.</w:t>
+      </w:r>
+      <w:r>
+        <w:rPr>
+          <w:rFonts w:ascii="Times New Roman" w:hAnsi="Times New Roman" w:cs="Times New Roman"/>
+          <w:b w:val="0"/>
+          <w:i w:val="0"/>
+          <w:sz w:val="24"/>
+        </w:rPr>
+        <w:t xml:space="preserve"> Improcedente por decorrência lógica: inexistindo relação de emprego, não há anotação a determinar. Subsidiariamente, na remota hipótese de reconhecimento de eventual liame, requer-se que a anotação observe </w:t>
       </w:r>
       <w:r>
         <w:rPr>
@@ -2546,88 +2797,16 @@
           <w:i w:val="0"/>
           <w:sz w:val="24"/>
         </w:rPr>
-        <w:t>fato constitutivo do direito</w:t>
-      </w:r>
-      <w:r>
-        <w:rPr>
-          <w:rFonts w:ascii="Times New Roman" w:hAnsi="Times New Roman" w:cs="Times New Roman"/>
-          <w:b w:val="0"/>
-          <w:i w:val="0"/>
-          <w:sz w:val="24"/>
-        </w:rPr>
-        <w:t xml:space="preserve"> postulado, e seu ônus incumbe a quem alega (</w:t>
-      </w:r>
-      <w:r>
-        <w:rPr>
-          <w:rFonts w:ascii="Times New Roman" w:hAnsi="Times New Roman" w:cs="Times New Roman"/>
-          <w:b/>
-          <w:i w:val="0"/>
-          <w:sz w:val="24"/>
-        </w:rPr>
-        <w:t>art. 818, I, da CLT c/c art. 373, I, do CPC</w:t>
-      </w:r>
-      <w:r>
-        <w:rPr>
-          <w:rFonts w:ascii="Times New Roman" w:hAnsi="Times New Roman" w:cs="Times New Roman"/>
-          <w:b w:val="0"/>
-          <w:i w:val="0"/>
-          <w:sz w:val="24"/>
-        </w:rPr>
-        <w:t xml:space="preserve">). Não se aplica aqui qualquer presunção: a Reclamada não confessa a prestação subordinada — admite apenas a prestação </w:t>
-      </w:r>
-      <w:r>
-        <w:rPr>
-          <w:rFonts w:ascii="Times New Roman" w:hAnsi="Times New Roman" w:cs="Times New Roman"/>
-          <w:b/>
-          <w:i w:val="0"/>
-          <w:sz w:val="24"/>
-        </w:rPr>
-        <w:t>autônoma e eventual</w:t>
-      </w:r>
-      <w:r>
-        <w:rPr>
-          <w:rFonts w:ascii="Times New Roman" w:hAnsi="Times New Roman" w:cs="Times New Roman"/>
-          <w:b w:val="0"/>
-          <w:i w:val="0"/>
-          <w:sz w:val="24"/>
-        </w:rPr>
-        <w:t xml:space="preserve">, o que desloca integralmente para o Autor o encargo de demonstrar a habitualidade e a subordinação que alega. E, como demonstrado no Capítulo II, ele </w:t>
-      </w:r>
-      <w:r>
-        <w:rPr>
-          <w:rFonts w:ascii="Times New Roman" w:hAnsi="Times New Roman" w:cs="Times New Roman"/>
-          <w:b/>
-          <w:i w:val="0"/>
-          <w:sz w:val="24"/>
-        </w:rPr>
-        <w:t>nada produziu</w:t>
-      </w:r>
-      <w:r>
-        <w:rPr>
-          <w:rFonts w:ascii="Times New Roman" w:hAnsi="Times New Roman" w:cs="Times New Roman"/>
-          <w:b w:val="0"/>
-          <w:i w:val="0"/>
-          <w:sz w:val="24"/>
-        </w:rPr>
-        <w:t xml:space="preserve"> nesse sentido: seis fotografias de rede social, das quais </w:t>
-      </w:r>
-      <w:r>
-        <w:rPr>
-          <w:rFonts w:ascii="Times New Roman" w:hAnsi="Times New Roman" w:cs="Times New Roman"/>
-          <w:b/>
-          <w:i w:val="0"/>
-          <w:sz w:val="24"/>
-        </w:rPr>
-        <w:t>apenas uma</w:t>
-      </w:r>
-      <w:r>
-        <w:rPr>
-          <w:rFonts w:ascii="Times New Roman" w:hAnsi="Times New Roman" w:cs="Times New Roman"/>
-          <w:b w:val="0"/>
-          <w:i w:val="0"/>
-          <w:sz w:val="24"/>
-        </w:rPr>
-        <w:t xml:space="preserve"> o identifica, e um vídeo que a inicial sequer descreve.</w:t>
+        <w:t>estritamente</w:t>
+      </w:r>
+      <w:r>
+        <w:rPr>
+          <w:rFonts w:ascii="Times New Roman" w:hAnsi="Times New Roman" w:cs="Times New Roman"/>
+          <w:b w:val="0"/>
+          <w:i w:val="0"/>
+          <w:sz w:val="24"/>
+        </w:rPr>
+        <w:t xml:space="preserve"> o período e a função reconhecidos em sentença, com prazo razoável para cumprimento, sem multa diária e com a possibilidade de suprimento pela Secretaria do Juízo (art. 39, § 1º, da CLT).</w:t>
       </w:r>
     </w:p>
     <w:p/>
@@ -2643,16 +2822,16 @@
           <w:i w:val="0"/>
           <w:sz w:val="24"/>
         </w:rPr>
-        <w:t>1.4. A alegação de "promessa de assinatura da CTPS" (item 5).</w:t>
-      </w:r>
-      <w:r>
-        <w:rPr>
-          <w:rFonts w:ascii="Times New Roman" w:hAnsi="Times New Roman" w:cs="Times New Roman"/>
-          <w:b w:val="0"/>
-          <w:i w:val="0"/>
-          <w:sz w:val="24"/>
-        </w:rPr>
-        <w:t xml:space="preserve"> Impugna-se especificamente. A Reclamada jamais prometeu registrar o Autor, jamais lhe atribuiu "período de experiência de 30 dias" e jamais recebeu dele dados para anotação de CTPS. A alegação é unilateral, não vem acompanhada de mensagem, formulário, ficha de dados ou testemunha identificada, e é logicamente incompatível com a alegação de que o próprio Autor teria "cobrado" o registro por meses seguidos sem jamais formalizar uma reclamação, uma notificação ou um registro sequer. Registre-se que o Autor é trabalhador experiente, com </w:t>
+        <w:t>1.8. Impugnação do valor do pedido "a".</w:t>
+      </w:r>
+      <w:r>
+        <w:rPr>
+          <w:rFonts w:ascii="Times New Roman" w:hAnsi="Times New Roman" w:cs="Times New Roman"/>
+          <w:b w:val="0"/>
+          <w:i w:val="0"/>
+          <w:sz w:val="24"/>
+        </w:rPr>
+        <w:t xml:space="preserve"> Impugna-se o valor de </w:t>
       </w:r>
       <w:r>
         <w:rPr>
@@ -2661,16 +2840,52 @@
           <w:i w:val="0"/>
           <w:sz w:val="24"/>
         </w:rPr>
-        <w:t>três contratos formais anteriores</w:t>
-      </w:r>
-      <w:r>
-        <w:rPr>
-          <w:rFonts w:ascii="Times New Roman" w:hAnsi="Times New Roman" w:cs="Times New Roman"/>
-          <w:b w:val="0"/>
-          <w:i w:val="0"/>
-          <w:sz w:val="24"/>
-        </w:rPr>
-        <w:t xml:space="preserve"> anotados em CTPS Digital (ID cb8ddcc): sabia exatamente o que é registro em carteira e como cobrá-lo.</w:t>
+        <w:t>R$ 10.509,55</w:t>
+      </w:r>
+      <w:r>
+        <w:rPr>
+          <w:rFonts w:ascii="Times New Roman" w:hAnsi="Times New Roman" w:cs="Times New Roman"/>
+          <w:b w:val="0"/>
+          <w:i w:val="0"/>
+          <w:sz w:val="24"/>
+        </w:rPr>
+        <w:t xml:space="preserve"> e cada uma de suas parcelas — aviso prévio (R$ 3.520,00), férias proporcionais com 1/3 (R$ 2.340,80), gratificação natalina (R$ 2.053,33), RSR, feriados e FGTS com 40% (R$ 2.595,42) —, por assentarem em premissa fática inexistente (o vínculo e o salário que nunca houve) e por virem </w:t>
+      </w:r>
+      <w:r>
+        <w:rPr>
+          <w:rFonts w:ascii="Times New Roman" w:hAnsi="Times New Roman" w:cs="Times New Roman"/>
+          <w:b/>
+          <w:i w:val="0"/>
+          <w:sz w:val="24"/>
+        </w:rPr>
+        <w:t>sem qualquer memória de cálculo</w:t>
+      </w:r>
+      <w:r>
+        <w:rPr>
+          <w:rFonts w:ascii="Times New Roman" w:hAnsi="Times New Roman" w:cs="Times New Roman"/>
+          <w:b w:val="0"/>
+          <w:i w:val="0"/>
+          <w:sz w:val="24"/>
+        </w:rPr>
+        <w:t xml:space="preserve">: não se indicam os avos, o número de dias nem a base de incidência. Note-se, ainda, que RSR e feriados são postulados </w:t>
+      </w:r>
+      <w:r>
+        <w:rPr>
+          <w:rFonts w:ascii="Times New Roman" w:hAnsi="Times New Roman" w:cs="Times New Roman"/>
+          <w:b/>
+          <w:i w:val="0"/>
+          <w:sz w:val="24"/>
+        </w:rPr>
+        <w:t>sem qualquer valor destacado</w:t>
+      </w:r>
+      <w:r>
+        <w:rPr>
+          <w:rFonts w:ascii="Times New Roman" w:hAnsi="Times New Roman" w:cs="Times New Roman"/>
+          <w:b w:val="0"/>
+          <w:i w:val="0"/>
+          <w:sz w:val="24"/>
+        </w:rPr>
+        <w:t>, em pedido manifestamente indeterminado.</w:t>
       </w:r>
     </w:p>
     <w:p/>
@@ -2686,70 +2901,16 @@
           <w:i w:val="0"/>
           <w:sz w:val="24"/>
         </w:rPr>
-        <w:t>1.5. A impugnação do salário alegado.</w:t>
-      </w:r>
-      <w:r>
-        <w:rPr>
-          <w:rFonts w:ascii="Times New Roman" w:hAnsi="Times New Roman" w:cs="Times New Roman"/>
-          <w:b w:val="0"/>
-          <w:i w:val="0"/>
-          <w:sz w:val="24"/>
-        </w:rPr>
-        <w:t xml:space="preserve"> Impugna-se veementemente o alegado salário mensal de R$ 3.520,00. O valor não foi ajustado, não foi pago e não tem lastro documental algum — é construção aritmética do Autor, obtida pela multiplicação de R$ 160,00 por 22 dias, premissa que a própria inicial destrói ao admitir dias sem trabalho e sem pagamento (item 16) e ao pressupor, no pedido da letra "d", apenas 100 dias de prestação em cinco meses. Como demonstrado no item II.2, a CTPS juntada pelo próprio Autor registra sua última remuneração formal em </w:t>
-      </w:r>
-      <w:r>
-        <w:rPr>
-          <w:rFonts w:ascii="Times New Roman" w:hAnsi="Times New Roman" w:cs="Times New Roman"/>
-          <w:b/>
-          <w:i w:val="0"/>
-          <w:sz w:val="24"/>
-        </w:rPr>
-        <w:t>R$ 9,09 por hora</w:t>
-      </w:r>
-      <w:r>
-        <w:rPr>
-          <w:rFonts w:ascii="Times New Roman" w:hAnsi="Times New Roman" w:cs="Times New Roman"/>
-          <w:b w:val="0"/>
-          <w:i w:val="0"/>
-          <w:sz w:val="24"/>
-        </w:rPr>
-        <w:t xml:space="preserve"> — o que confirma que os R$ 160,00 diários correspondiam a </w:t>
-      </w:r>
-      <w:r>
-        <w:rPr>
-          <w:rFonts w:ascii="Times New Roman" w:hAnsi="Times New Roman" w:cs="Times New Roman"/>
-          <w:b/>
-          <w:i w:val="0"/>
-          <w:sz w:val="24"/>
-        </w:rPr>
-        <w:t>diária de prestador autônomo</w:t>
-      </w:r>
-      <w:r>
-        <w:rPr>
-          <w:rFonts w:ascii="Times New Roman" w:hAnsi="Times New Roman" w:cs="Times New Roman"/>
-          <w:b w:val="0"/>
-          <w:i w:val="0"/>
-          <w:sz w:val="24"/>
-        </w:rPr>
-        <w:t xml:space="preserve">, e não a salário de servente. O valor da contraprestação é </w:t>
-      </w:r>
-      <w:r>
-        <w:rPr>
-          <w:rFonts w:ascii="Times New Roman" w:hAnsi="Times New Roman" w:cs="Times New Roman"/>
-          <w:b/>
-          <w:i w:val="0"/>
-          <w:sz w:val="24"/>
-        </w:rPr>
-        <w:t>fato constitutivo do direito do Autor</w:t>
-      </w:r>
-      <w:r>
-        <w:rPr>
-          <w:rFonts w:ascii="Times New Roman" w:hAnsi="Times New Roman" w:cs="Times New Roman"/>
-          <w:b w:val="0"/>
-          <w:i w:val="0"/>
-          <w:sz w:val="24"/>
-        </w:rPr>
-        <w:t xml:space="preserve"> (art. 818, I, da CLT c/c art. 373, I, do CPC), e dele não se desincumbiu.</w:t>
+        <w:t>1.9. Teses subsidiárias, exclusivamente pelo princípio da eventualidade (art. 336 do CPC).</w:t>
+      </w:r>
+      <w:r>
+        <w:rPr>
+          <w:rFonts w:ascii="Times New Roman" w:hAnsi="Times New Roman" w:cs="Times New Roman"/>
+          <w:b w:val="0"/>
+          <w:i w:val="0"/>
+          <w:sz w:val="24"/>
+        </w:rPr>
+        <w:t xml:space="preserve"> Na remota e improvável hipótese de este Juízo reconhecer algum liame entre as partes, requer-se desde já, sem qualquer confissão:</w:t>
       </w:r>
     </w:p>
     <w:p/>
@@ -2761,20 +2922,29 @@
       <w:r>
         <w:rPr>
           <w:rFonts w:ascii="Times New Roman" w:hAnsi="Times New Roman" w:cs="Times New Roman"/>
+          <w:b w:val="0"/>
+          <w:i w:val="0"/>
+          <w:sz w:val="24"/>
+        </w:rPr>
+        <w:t xml:space="preserve">a) a </w:t>
+      </w:r>
+      <w:r>
+        <w:rPr>
+          <w:rFonts w:ascii="Times New Roman" w:hAnsi="Times New Roman" w:cs="Times New Roman"/>
           <w:b/>
           <w:i w:val="0"/>
           <w:sz w:val="24"/>
         </w:rPr>
-        <w:t>1.6. Da anotação de CTPS.</w:t>
-      </w:r>
-      <w:r>
-        <w:rPr>
-          <w:rFonts w:ascii="Times New Roman" w:hAnsi="Times New Roman" w:cs="Times New Roman"/>
-          <w:b w:val="0"/>
-          <w:i w:val="0"/>
-          <w:sz w:val="24"/>
-        </w:rPr>
-        <w:t xml:space="preserve"> Improcedente por decorrência lógica: inexistindo vínculo de emprego, não há anotação a determinar. Subsidiariamente, caso reconhecido eventual liame, requer-se que a anotação observe </w:t>
+        <w:t>retificação das datas</w:t>
+      </w:r>
+      <w:r>
+        <w:rPr>
+          <w:rFonts w:ascii="Times New Roman" w:hAnsi="Times New Roman" w:cs="Times New Roman"/>
+          <w:b w:val="0"/>
+          <w:i w:val="0"/>
+          <w:sz w:val="24"/>
+        </w:rPr>
+        <w:t xml:space="preserve"> de início e término, para que correspondam estritamente ao primeiro e ao último dia de prestação </w:t>
       </w:r>
       <w:r>
         <w:rPr>
@@ -2783,16 +2953,16 @@
           <w:i w:val="0"/>
           <w:sz w:val="24"/>
         </w:rPr>
-        <w:t>estritamente</w:t>
-      </w:r>
-      <w:r>
-        <w:rPr>
-          <w:rFonts w:ascii="Times New Roman" w:hAnsi="Times New Roman" w:cs="Times New Roman"/>
-          <w:b w:val="0"/>
-          <w:i w:val="0"/>
-          <w:sz w:val="24"/>
-        </w:rPr>
-        <w:t xml:space="preserve"> o período e a função reconhecidos em sentença, com prazo razoável para cumprimento, sem multa diária e com a possibilidade de suprimento pela Secretaria do Juízo (art. 39, § 1º, da CLT).</w:t>
+        <w:t>efetivamente comprovados nos autos</w:t>
+      </w:r>
+      <w:r>
+        <w:rPr>
+          <w:rFonts w:ascii="Times New Roman" w:hAnsi="Times New Roman" w:cs="Times New Roman"/>
+          <w:b w:val="0"/>
+          <w:i w:val="0"/>
+          <w:sz w:val="24"/>
+        </w:rPr>
+        <w:t>, e não ao período contínuo de 15/01/2026 a 16/06/2026 alegado na inicial, cuja demonstração incumbia ao Autor e que nenhum elemento dos autos ampara — as únicas datas documentadas são as das seis fotografias por ele juntadas (1º/02, 03/02, 27/02, 07/04, 16/04 e 22/04 de 2026);</w:t>
       </w:r>
     </w:p>
     <w:p/>
@@ -2804,20 +2974,48 @@
       <w:r>
         <w:rPr>
           <w:rFonts w:ascii="Times New Roman" w:hAnsi="Times New Roman" w:cs="Times New Roman"/>
+          <w:b w:val="0"/>
+          <w:i w:val="0"/>
+          <w:sz w:val="24"/>
+        </w:rPr>
+        <w:t xml:space="preserve">b) a fixação da base de cálculo no </w:t>
+      </w:r>
+      <w:r>
+        <w:rPr>
+          <w:rFonts w:ascii="Times New Roman" w:hAnsi="Times New Roman" w:cs="Times New Roman"/>
           <w:b/>
           <w:i w:val="0"/>
           <w:sz w:val="24"/>
         </w:rPr>
-        <w:t>1.7. Impugnação do valor do pedido "a".</w:t>
-      </w:r>
-      <w:r>
-        <w:rPr>
-          <w:rFonts w:ascii="Times New Roman" w:hAnsi="Times New Roman" w:cs="Times New Roman"/>
-          <w:b w:val="0"/>
-          <w:i w:val="0"/>
-          <w:sz w:val="24"/>
-        </w:rPr>
-        <w:t xml:space="preserve"> Impugna-se o valor de </w:t>
+        <w:t>salário normativo da categoria</w:t>
+      </w:r>
+      <w:r>
+        <w:rPr>
+          <w:rFonts w:ascii="Times New Roman" w:hAnsi="Times New Roman" w:cs="Times New Roman"/>
+          <w:b w:val="0"/>
+          <w:i w:val="0"/>
+          <w:sz w:val="24"/>
+        </w:rPr>
+        <w:t xml:space="preserve"> previsto na CCT da construção civil aplicável à função de servente </w:t>
+      </w:r>
+      <w:r>
+        <w:rPr>
+          <w:rFonts w:ascii="Times New Roman" w:hAnsi="Times New Roman" w:cs="Times New Roman"/>
+          <w:b w:val="0"/>
+          <w:i w:val="0"/>
+          <w:color w:val="FF0000"/>
+          <w:sz w:val="24"/>
+        </w:rPr>
+        <w:t>[CONFERIR CCT VIGENTE NO PERÍODO E A CLÁUSULA DO PISO]</w:t>
+      </w:r>
+      <w:r>
+        <w:rPr>
+          <w:rFonts w:ascii="Times New Roman" w:hAnsi="Times New Roman" w:cs="Times New Roman"/>
+          <w:b w:val="0"/>
+          <w:i w:val="0"/>
+          <w:sz w:val="24"/>
+        </w:rPr>
+        <w:t xml:space="preserve"> ou, na sua ausência ou impossibilidade de aferição, no </w:t>
       </w:r>
       <w:r>
         <w:rPr>
@@ -2826,52 +3024,16 @@
           <w:i w:val="0"/>
           <w:sz w:val="24"/>
         </w:rPr>
-        <w:t>R$ 10.509,55</w:t>
-      </w:r>
-      <w:r>
-        <w:rPr>
-          <w:rFonts w:ascii="Times New Roman" w:hAnsi="Times New Roman" w:cs="Times New Roman"/>
-          <w:b w:val="0"/>
-          <w:i w:val="0"/>
-          <w:sz w:val="24"/>
-        </w:rPr>
-        <w:t xml:space="preserve"> e cada uma de suas parcelas — aviso prévio (R$ 3.520,00), férias proporcionais com 1/3 (R$ 2.340,80), gratificação natalina (R$ 2.053,33), RSR, feriados e FGTS com 40% (R$ 2.595,42) —, por assentarem em premissa fática falsa (o vínculo e o salário mensal inexistentes) e por virem </w:t>
-      </w:r>
-      <w:r>
-        <w:rPr>
-          <w:rFonts w:ascii="Times New Roman" w:hAnsi="Times New Roman" w:cs="Times New Roman"/>
-          <w:b/>
-          <w:i w:val="0"/>
-          <w:sz w:val="24"/>
-        </w:rPr>
-        <w:t>sem qualquer memória de cálculo</w:t>
-      </w:r>
-      <w:r>
-        <w:rPr>
-          <w:rFonts w:ascii="Times New Roman" w:hAnsi="Times New Roman" w:cs="Times New Roman"/>
-          <w:b w:val="0"/>
-          <w:i w:val="0"/>
-          <w:sz w:val="24"/>
-        </w:rPr>
-        <w:t xml:space="preserve">: não se indicam os avos, o número de dias nem a base de incidência. Note-se, ainda, que RSR e feriados são postulados </w:t>
-      </w:r>
-      <w:r>
-        <w:rPr>
-          <w:rFonts w:ascii="Times New Roman" w:hAnsi="Times New Roman" w:cs="Times New Roman"/>
-          <w:b/>
-          <w:i w:val="0"/>
-          <w:sz w:val="24"/>
-        </w:rPr>
-        <w:t>sem qualquer valor destacado</w:t>
-      </w:r>
-      <w:r>
-        <w:rPr>
-          <w:rFonts w:ascii="Times New Roman" w:hAnsi="Times New Roman" w:cs="Times New Roman"/>
-          <w:b w:val="0"/>
-          <w:i w:val="0"/>
-          <w:sz w:val="24"/>
-        </w:rPr>
-        <w:t>, em pedido manifestamente indeterminado.</w:t>
+        <w:t>salário mínimo nacional</w:t>
+      </w:r>
+      <w:r>
+        <w:rPr>
+          <w:rFonts w:ascii="Times New Roman" w:hAnsi="Times New Roman" w:cs="Times New Roman"/>
+          <w:b w:val="0"/>
+          <w:i w:val="0"/>
+          <w:sz w:val="24"/>
+        </w:rPr>
+        <w:t xml:space="preserve"> (art. 76 da CLT) — jamais no valor de R$ 3.520,00, jamais comprovado;</w:t>
       </w:r>
     </w:p>
     <w:p/>
@@ -2883,20 +3045,29 @@
       <w:r>
         <w:rPr>
           <w:rFonts w:ascii="Times New Roman" w:hAnsi="Times New Roman" w:cs="Times New Roman"/>
+          <w:b w:val="0"/>
+          <w:i w:val="0"/>
+          <w:sz w:val="24"/>
+        </w:rPr>
+        <w:t xml:space="preserve">c) que todas as verbas sejam calculadas </w:t>
+      </w:r>
+      <w:r>
+        <w:rPr>
+          <w:rFonts w:ascii="Times New Roman" w:hAnsi="Times New Roman" w:cs="Times New Roman"/>
           <w:b/>
           <w:i w:val="0"/>
           <w:sz w:val="24"/>
         </w:rPr>
-        <w:t>1.8. Teses subsidiárias, pelo princípio da eventualidade (art. 336 do CPC).</w:t>
-      </w:r>
-      <w:r>
-        <w:rPr>
-          <w:rFonts w:ascii="Times New Roman" w:hAnsi="Times New Roman" w:cs="Times New Roman"/>
-          <w:b w:val="0"/>
-          <w:i w:val="0"/>
-          <w:sz w:val="24"/>
-        </w:rPr>
-        <w:t xml:space="preserve"> Na remota hipótese de reconhecimento de liame empregatício, requer-se desde já:</w:t>
+        <w:t>proporcionalmente aos dias efetivamente comprovados</w:t>
+      </w:r>
+      <w:r>
+        <w:rPr>
+          <w:rFonts w:ascii="Times New Roman" w:hAnsi="Times New Roman" w:cs="Times New Roman"/>
+          <w:b w:val="0"/>
+          <w:i w:val="0"/>
+          <w:sz w:val="24"/>
+        </w:rPr>
+        <w:t xml:space="preserve"> nos autos, e não de forma contínua e integral;</w:t>
       </w:r>
     </w:p>
     <w:p/>
@@ -2912,7 +3083,7 @@
           <w:i w:val="0"/>
           <w:sz w:val="24"/>
         </w:rPr>
-        <w:t xml:space="preserve">a) a </w:t>
+        <w:t xml:space="preserve">d) que se observe que a remuneração descrita pelo próprio Autor — valor fechado por dia de trabalho — já remuneraria integralmente o serviço de cada dia, de modo que a pretensão de repouso semanal remunerado e feriados destacados configuraria </w:t>
       </w:r>
       <w:r>
         <w:rPr>
@@ -2921,34 +3092,16 @@
           <w:i w:val="0"/>
           <w:sz w:val="24"/>
         </w:rPr>
-        <w:t>retificação das datas</w:t>
-      </w:r>
-      <w:r>
-        <w:rPr>
-          <w:rFonts w:ascii="Times New Roman" w:hAnsi="Times New Roman" w:cs="Times New Roman"/>
-          <w:b w:val="0"/>
-          <w:i w:val="0"/>
-          <w:sz w:val="24"/>
-        </w:rPr>
-        <w:t xml:space="preserve"> de início e término, para que correspondam estritamente ao primeiro e ao último dia de prestação </w:t>
-      </w:r>
-      <w:r>
-        <w:rPr>
-          <w:rFonts w:ascii="Times New Roman" w:hAnsi="Times New Roman" w:cs="Times New Roman"/>
-          <w:b/>
-          <w:i w:val="0"/>
-          <w:sz w:val="24"/>
-        </w:rPr>
-        <w:t>efetivamente comprovados nos autos</w:t>
-      </w:r>
-      <w:r>
-        <w:rPr>
-          <w:rFonts w:ascii="Times New Roman" w:hAnsi="Times New Roman" w:cs="Times New Roman"/>
-          <w:b w:val="0"/>
-          <w:i w:val="0"/>
-          <w:sz w:val="24"/>
-        </w:rPr>
-        <w:t>, e não ao período contínuo de 15/01/2026 a 16/06/2026 alegado na inicial, cuja demonstração incumbia ao Autor e que nenhum elemento dos autos ampara — as únicas datas documentadas são as das seis fotografias por ele juntadas (1º/02, 03/02, 27/02, 07/04, 16/04 e 22/04 de 2026);</w:t>
+        <w:t>*bis in idem</w:t>
+      </w:r>
+      <w:r>
+        <w:rPr>
+          <w:rFonts w:ascii="Times New Roman" w:hAnsi="Times New Roman" w:cs="Times New Roman"/>
+          <w:b w:val="0"/>
+          <w:i w:val="0"/>
+          <w:sz w:val="24"/>
+        </w:rPr>
+        <w:t>* e enriquecimento sem causa (art. 884 do Código Civil);</w:t>
       </w:r>
     </w:p>
     <w:p/>
@@ -2964,7 +3117,7 @@
           <w:i w:val="0"/>
           <w:sz w:val="24"/>
         </w:rPr>
-        <w:t xml:space="preserve">b) a fixação da base de cálculo no </w:t>
+        <w:t xml:space="preserve">e) a </w:t>
       </w:r>
       <w:r>
         <w:rPr>
@@ -2973,53 +3126,16 @@
           <w:i w:val="0"/>
           <w:sz w:val="24"/>
         </w:rPr>
-        <w:t>salário normativo da categoria</w:t>
-      </w:r>
-      <w:r>
-        <w:rPr>
-          <w:rFonts w:ascii="Times New Roman" w:hAnsi="Times New Roman" w:cs="Times New Roman"/>
-          <w:b w:val="0"/>
-          <w:i w:val="0"/>
-          <w:sz w:val="24"/>
-        </w:rPr>
-        <w:t xml:space="preserve"> previsto na CCT da construção civil aplicável à função de servente </w:t>
-      </w:r>
-      <w:r>
-        <w:rPr>
-          <w:rFonts w:ascii="Times New Roman" w:hAnsi="Times New Roman" w:cs="Times New Roman"/>
-          <w:b w:val="0"/>
-          <w:i w:val="0"/>
-          <w:color w:val="FF0000"/>
-          <w:sz w:val="24"/>
-        </w:rPr>
-        <w:t>[CONFERIR CCT VIGENTE NO PERÍODO E A CLÁUSULA DO PISO]</w:t>
-      </w:r>
-      <w:r>
-        <w:rPr>
-          <w:rFonts w:ascii="Times New Roman" w:hAnsi="Times New Roman" w:cs="Times New Roman"/>
-          <w:b w:val="0"/>
-          <w:i w:val="0"/>
-          <w:sz w:val="24"/>
-        </w:rPr>
-        <w:t xml:space="preserve"> ou, na sua ausência ou impossibilidade de aferição, no </w:t>
-      </w:r>
-      <w:r>
-        <w:rPr>
-          <w:rFonts w:ascii="Times New Roman" w:hAnsi="Times New Roman" w:cs="Times New Roman"/>
-          <w:b/>
-          <w:i w:val="0"/>
-          <w:sz w:val="24"/>
-        </w:rPr>
-        <w:t>salário mínimo nacional</w:t>
-      </w:r>
-      <w:r>
-        <w:rPr>
-          <w:rFonts w:ascii="Times New Roman" w:hAnsi="Times New Roman" w:cs="Times New Roman"/>
-          <w:b w:val="0"/>
-          <w:i w:val="0"/>
-          <w:sz w:val="24"/>
-        </w:rPr>
-        <w:t xml:space="preserve"> (art. 76 da CLT) — jamais no valor de R$ 3.520,00, jamais comprovado;</w:t>
+        <w:t>dedução integral</w:t>
+      </w:r>
+      <w:r>
+        <w:rPr>
+          <w:rFonts w:ascii="Times New Roman" w:hAnsi="Times New Roman" w:cs="Times New Roman"/>
+          <w:b w:val="0"/>
+          <w:i w:val="0"/>
+          <w:sz w:val="24"/>
+        </w:rPr>
+        <w:t xml:space="preserve"> de quaisquer valores que se venham a comprovar pagos ao Autor (art. 767 da CLT).</w:t>
       </w:r>
     </w:p>
     <w:p/>
@@ -3031,29 +3147,56 @@
       <w:r>
         <w:rPr>
           <w:rFonts w:ascii="Times New Roman" w:hAnsi="Times New Roman" w:cs="Times New Roman"/>
-          <w:b w:val="0"/>
-          <w:i w:val="0"/>
-          <w:sz w:val="24"/>
-        </w:rPr>
-        <w:t xml:space="preserve">c) que todas as verbas sejam calculadas </w:t>
-      </w:r>
-      <w:r>
-        <w:rPr>
-          <w:rFonts w:ascii="Times New Roman" w:hAnsi="Times New Roman" w:cs="Times New Roman"/>
           <w:b/>
           <w:i w:val="0"/>
           <w:sz w:val="24"/>
         </w:rPr>
-        <w:t>proporcionalmente aos dias efetivamente prestados e comprovados</w:t>
-      </w:r>
-      <w:r>
-        <w:rPr>
-          <w:rFonts w:ascii="Times New Roman" w:hAnsi="Times New Roman" w:cs="Times New Roman"/>
-          <w:b w:val="0"/>
-          <w:i w:val="0"/>
-          <w:sz w:val="24"/>
-        </w:rPr>
-        <w:t xml:space="preserve"> nos autos, e não de forma contínua e integral;</w:t>
+        <w:t>1.10. Transição para as teses subsidiárias.</w:t>
+      </w:r>
+      <w:r>
+        <w:rPr>
+          <w:rFonts w:ascii="Times New Roman" w:hAnsi="Times New Roman" w:cs="Times New Roman"/>
+          <w:b w:val="0"/>
+          <w:i w:val="0"/>
+          <w:sz w:val="24"/>
+        </w:rPr>
+        <w:t xml:space="preserve"> Caso superada a </w:t>
+      </w:r>
+      <w:r>
+        <w:rPr>
+          <w:rFonts w:ascii="Times New Roman" w:hAnsi="Times New Roman" w:cs="Times New Roman"/>
+          <w:b/>
+          <w:i w:val="0"/>
+          <w:sz w:val="24"/>
+        </w:rPr>
+        <w:t>negativa integral de qualquer relação jurídica entre as partes</w:t>
+      </w:r>
+      <w:r>
+        <w:rPr>
+          <w:rFonts w:ascii="Times New Roman" w:hAnsi="Times New Roman" w:cs="Times New Roman"/>
+          <w:b w:val="0"/>
+          <w:i w:val="0"/>
+          <w:sz w:val="24"/>
+        </w:rPr>
+        <w:t xml:space="preserve">, e apenas na hipótese de este Juízo entender demonstrada alguma prestação de serviços em favor da Reclamada — o que se admite </w:t>
+      </w:r>
+      <w:r>
+        <w:rPr>
+          <w:rFonts w:ascii="Times New Roman" w:hAnsi="Times New Roman" w:cs="Times New Roman"/>
+          <w:b/>
+          <w:i w:val="0"/>
+          <w:sz w:val="24"/>
+        </w:rPr>
+        <w:t>única e exclusivamente por hipótese e pelo princípio da eventualidade defensiva (art. 336 do CPC), sem qualquer confissão</w:t>
+      </w:r>
+      <w:r>
+        <w:rPr>
+          <w:rFonts w:ascii="Times New Roman" w:hAnsi="Times New Roman" w:cs="Times New Roman"/>
+          <w:b w:val="0"/>
+          <w:i w:val="0"/>
+          <w:sz w:val="24"/>
+        </w:rPr>
+        <w:t xml:space="preserve"> —, passa-se à contestação pormenorizada de cada verba pleiteada pela parte Autora.</w:t>
       </w:r>
     </w:p>
     <w:p/>
@@ -3069,43 +3212,7 @@
           <w:i w:val="0"/>
           <w:sz w:val="24"/>
         </w:rPr>
-        <w:t xml:space="preserve">d) quanto ao </w:t>
-      </w:r>
-      <w:r>
-        <w:rPr>
-          <w:rFonts w:ascii="Times New Roman" w:hAnsi="Times New Roman" w:cs="Times New Roman"/>
-          <w:b/>
-          <w:i w:val="0"/>
-          <w:sz w:val="24"/>
-        </w:rPr>
-        <w:t>RSR e aos feriados</w:t>
-      </w:r>
-      <w:r>
-        <w:rPr>
-          <w:rFonts w:ascii="Times New Roman" w:hAnsi="Times New Roman" w:cs="Times New Roman"/>
-          <w:b w:val="0"/>
-          <w:i w:val="0"/>
-          <w:sz w:val="24"/>
-        </w:rPr>
-        <w:t xml:space="preserve">: sendo a contraprestação ajustada por diária fechada, o valor pago por dia já remunerava integralmente o serviço prestado, de modo que a pretensão de repouso semanal remunerado destacado sobre diárias configura </w:t>
-      </w:r>
-      <w:r>
-        <w:rPr>
-          <w:rFonts w:ascii="Times New Roman" w:hAnsi="Times New Roman" w:cs="Times New Roman"/>
-          <w:b/>
-          <w:i w:val="0"/>
-          <w:sz w:val="24"/>
-        </w:rPr>
-        <w:t>*bis in idem</w:t>
-      </w:r>
-      <w:r>
-        <w:rPr>
-          <w:rFonts w:ascii="Times New Roman" w:hAnsi="Times New Roman" w:cs="Times New Roman"/>
-          <w:b w:val="0"/>
-          <w:i w:val="0"/>
-          <w:sz w:val="24"/>
-        </w:rPr>
-        <w:t>* e enriquecimento sem causa (art. 884 do Código Civil);</w:t>
+        <w:t>2. Da inexistência de dispensa e da improcedência da rescisão indireta (itens 6, 7 e capítulo "Do Rompimento de Vínculo" — pedido da letra "b")</w:t>
       </w:r>
     </w:p>
     <w:p/>
@@ -3121,7 +3228,7 @@
           <w:i w:val="0"/>
           <w:sz w:val="24"/>
         </w:rPr>
-        <w:t xml:space="preserve">e) a </w:t>
+        <w:t xml:space="preserve">Não havendo contrato, </w:t>
       </w:r>
       <w:r>
         <w:rPr>
@@ -3130,16 +3237,16 @@
           <w:i w:val="0"/>
           <w:sz w:val="24"/>
         </w:rPr>
-        <w:t>dedução integral</w:t>
-      </w:r>
-      <w:r>
-        <w:rPr>
-          <w:rFonts w:ascii="Times New Roman" w:hAnsi="Times New Roman" w:cs="Times New Roman"/>
-          <w:b w:val="0"/>
-          <w:i w:val="0"/>
-          <w:sz w:val="24"/>
-        </w:rPr>
-        <w:t xml:space="preserve"> de todos os valores já pagos ao Autor a qualquer título (art. 767 da CLT).</w:t>
+        <w:t>não há modalidade de extinção a declarar</w:t>
+      </w:r>
+      <w:r>
+        <w:rPr>
+          <w:rFonts w:ascii="Times New Roman" w:hAnsi="Times New Roman" w:cs="Times New Roman"/>
+          <w:b w:val="0"/>
+          <w:i w:val="0"/>
+          <w:sz w:val="24"/>
+        </w:rPr>
+        <w:t>: não houve dispensa sem justa causa, nem rescisão indireta, nem aviso prévio devido.</w:t>
       </w:r>
     </w:p>
     <w:p/>
@@ -3151,38 +3258,29 @@
       <w:r>
         <w:rPr>
           <w:rFonts w:ascii="Times New Roman" w:hAnsi="Times New Roman" w:cs="Times New Roman"/>
+          <w:b w:val="0"/>
+          <w:i w:val="0"/>
+          <w:sz w:val="24"/>
+        </w:rPr>
+        <w:t xml:space="preserve">Impugna-se especificamente a narrativa dos itens 6 e 7: a Reclamada não comunicou "dispensa" ao Autor, não lhe determinou que "desse um tempo", não o afastou de obra alguma e não lhe negou verbas rescisórias — que jamais poderiam ser devidas por quem nunca foi empregador. Impugna-se, igualmente e com veemência, a afirmação genérica e ofensiva de que a empresa "não paga as verbas rescisórias nem mesmo para os funcionários com registro em carteira de trabalho": trata-se de alegação </w:t>
+      </w:r>
+      <w:r>
+        <w:rPr>
+          <w:rFonts w:ascii="Times New Roman" w:hAnsi="Times New Roman" w:cs="Times New Roman"/>
           <w:b/>
           <w:i w:val="0"/>
           <w:sz w:val="24"/>
         </w:rPr>
-        <w:t>1.9. Transição para as teses subsidiárias.</w:t>
-      </w:r>
-      <w:r>
-        <w:rPr>
-          <w:rFonts w:ascii="Times New Roman" w:hAnsi="Times New Roman" w:cs="Times New Roman"/>
-          <w:b w:val="0"/>
-          <w:i w:val="0"/>
-          <w:sz w:val="24"/>
-        </w:rPr>
-        <w:t xml:space="preserve"> Caso superada a tese autônoma de prestação de serviços eventuais e autônomos por "bicos" — o que se admite estritamente pelo princípio da eventualidade defensiva (</w:t>
-      </w:r>
-      <w:r>
-        <w:rPr>
-          <w:rFonts w:ascii="Times New Roman" w:hAnsi="Times New Roman" w:cs="Times New Roman"/>
-          <w:b/>
-          <w:i w:val="0"/>
-          <w:sz w:val="24"/>
-        </w:rPr>
-        <w:t>art. 336 do CPC</w:t>
-      </w:r>
-      <w:r>
-        <w:rPr>
-          <w:rFonts w:ascii="Times New Roman" w:hAnsi="Times New Roman" w:cs="Times New Roman"/>
-          <w:b w:val="0"/>
-          <w:i w:val="0"/>
-          <w:sz w:val="24"/>
-        </w:rPr>
-        <w:t>) —, passa-se à contestação pormenorizada de cada verba pleiteada pela parte Autora.</w:t>
+        <w:t>desacompanhada de um único elemento de prova</w:t>
+      </w:r>
+      <w:r>
+        <w:rPr>
+          <w:rFonts w:ascii="Times New Roman" w:hAnsi="Times New Roman" w:cs="Times New Roman"/>
+          <w:b w:val="0"/>
+          <w:i w:val="0"/>
+          <w:sz w:val="24"/>
+        </w:rPr>
+        <w:t>, lançada sem indicação de nome, período ou processo, e que a Reclamada repele integralmente.</w:t>
       </w:r>
     </w:p>
     <w:p/>
@@ -3198,7 +3296,25 @@
           <w:i w:val="0"/>
           <w:sz w:val="24"/>
         </w:rPr>
-        <w:t>2. Da inexistência de dispensa e da improcedência da rescisão indireta (itens 6, 7 e capítulo "Do Rompimento de Vínculo" — pedido da letra "b")</w:t>
+        <w:t xml:space="preserve">Quanto ao pedido </w:t>
+      </w:r>
+      <w:r>
+        <w:rPr>
+          <w:rFonts w:ascii="Times New Roman" w:hAnsi="Times New Roman" w:cs="Times New Roman"/>
+          <w:b/>
+          <w:i w:val="0"/>
+          <w:sz w:val="24"/>
+        </w:rPr>
+        <w:t>alternativo</w:t>
+      </w:r>
+      <w:r>
+        <w:rPr>
+          <w:rFonts w:ascii="Times New Roman" w:hAnsi="Times New Roman" w:cs="Times New Roman"/>
+          <w:b w:val="0"/>
+          <w:i w:val="0"/>
+          <w:sz w:val="24"/>
+        </w:rPr>
+        <w:t xml:space="preserve"> de rescisão indireta (letra "b"), fundado na alínea "d" do art. 483 da CLT, a improcedência é ainda mais evidente:</w:t>
       </w:r>
     </w:p>
     <w:p/>
@@ -3214,7 +3330,7 @@
           <w:i w:val="0"/>
           <w:sz w:val="24"/>
         </w:rPr>
-        <w:t xml:space="preserve">Não havendo contrato de emprego, </w:t>
+        <w:t xml:space="preserve">a) a rescisão indireta pressupõe </w:t>
       </w:r>
       <w:r>
         <w:rPr>
@@ -3223,16 +3339,16 @@
           <w:i w:val="0"/>
           <w:sz w:val="24"/>
         </w:rPr>
-        <w:t>não há modalidade de extinção a declarar</w:t>
-      </w:r>
-      <w:r>
-        <w:rPr>
-          <w:rFonts w:ascii="Times New Roman" w:hAnsi="Times New Roman" w:cs="Times New Roman"/>
-          <w:b w:val="0"/>
-          <w:i w:val="0"/>
-          <w:sz w:val="24"/>
-        </w:rPr>
-        <w:t>: não houve dispensa sem justa causa, nem rescisão indireta, nem aviso prévio devido. A cessação das chamadas para novas tarefas é consequência natural do término da demanda de serviço, e não ato de dispensa.</w:t>
+        <w:t>contrato de emprego em curso</w:t>
+      </w:r>
+      <w:r>
+        <w:rPr>
+          <w:rFonts w:ascii="Times New Roman" w:hAnsi="Times New Roman" w:cs="Times New Roman"/>
+          <w:b w:val="0"/>
+          <w:i w:val="0"/>
+          <w:sz w:val="24"/>
+        </w:rPr>
+        <w:t xml:space="preserve"> — inexistente na espécie;</w:t>
       </w:r>
     </w:p>
     <w:p/>
@@ -3248,7 +3364,7 @@
           <w:i w:val="0"/>
           <w:sz w:val="24"/>
         </w:rPr>
-        <w:t xml:space="preserve">Impugna-se especificamente a narrativa dos itens 6 e 7: a Reclamada não comunicou "dispensa" ao Autor, não determinou que ele "desse um tempo" e não lhe negou verbas rescisórias — que sequer seriam devidas. Impugna-se, igualmente e com veemência, a afirmação genérica e ofensiva de que a empresa "não paga as verbas rescisórias nem mesmo para os funcionários com registro em carteira de trabalho": trata-se de alegação </w:t>
+        <w:t xml:space="preserve">b) pressupõe </w:t>
       </w:r>
       <w:r>
         <w:rPr>
@@ -3257,16 +3373,34 @@
           <w:i w:val="0"/>
           <w:sz w:val="24"/>
         </w:rPr>
-        <w:t>desacompanhada de um único elemento de prova</w:t>
-      </w:r>
-      <w:r>
-        <w:rPr>
-          <w:rFonts w:ascii="Times New Roman" w:hAnsi="Times New Roman" w:cs="Times New Roman"/>
-          <w:b w:val="0"/>
-          <w:i w:val="0"/>
-          <w:sz w:val="24"/>
-        </w:rPr>
-        <w:t>, lançada sem indicação de nome, período ou processo, e que a Reclamada repele integralmente.</w:t>
+        <w:t>falta grave do empregador</w:t>
+      </w:r>
+      <w:r>
+        <w:rPr>
+          <w:rFonts w:ascii="Times New Roman" w:hAnsi="Times New Roman" w:cs="Times New Roman"/>
+          <w:b w:val="0"/>
+          <w:i w:val="0"/>
+          <w:sz w:val="24"/>
+        </w:rPr>
+        <w:t xml:space="preserve">, provada de forma inequívoca pelo empregado (art. 818, I, da CLT), apta a tornar imediatamente insustentável a continuidade do vínculo. A ausência de anotação de CTPS de vínculo que </w:t>
+      </w:r>
+      <w:r>
+        <w:rPr>
+          <w:rFonts w:ascii="Times New Roman" w:hAnsi="Times New Roman" w:cs="Times New Roman"/>
+          <w:b/>
+          <w:i w:val="0"/>
+          <w:sz w:val="24"/>
+        </w:rPr>
+        <w:t>nunca existiu</w:t>
+      </w:r>
+      <w:r>
+        <w:rPr>
+          <w:rFonts w:ascii="Times New Roman" w:hAnsi="Times New Roman" w:cs="Times New Roman"/>
+          <w:b w:val="0"/>
+          <w:i w:val="0"/>
+          <w:sz w:val="24"/>
+        </w:rPr>
+        <w:t xml:space="preserve"> não é falta grave alguma;</w:t>
       </w:r>
     </w:p>
     <w:p/>
@@ -3282,7 +3416,7 @@
           <w:i w:val="0"/>
           <w:sz w:val="24"/>
         </w:rPr>
-        <w:t xml:space="preserve">Quanto ao pedido </w:t>
+        <w:t xml:space="preserve">c) pressupõe </w:t>
       </w:r>
       <w:r>
         <w:rPr>
@@ -3291,16 +3425,16 @@
           <w:i w:val="0"/>
           <w:sz w:val="24"/>
         </w:rPr>
-        <w:t>alternativo</w:t>
-      </w:r>
-      <w:r>
-        <w:rPr>
-          <w:rFonts w:ascii="Times New Roman" w:hAnsi="Times New Roman" w:cs="Times New Roman"/>
-          <w:b w:val="0"/>
-          <w:i w:val="0"/>
-          <w:sz w:val="24"/>
-        </w:rPr>
-        <w:t xml:space="preserve"> de rescisão indireta (letra "b"), fundado na alínea "d" do art. 483 da CLT, a improcedência é ainda mais evidente:</w:t>
+        <w:t>imediatidade</w:t>
+      </w:r>
+      <w:r>
+        <w:rPr>
+          <w:rFonts w:ascii="Times New Roman" w:hAnsi="Times New Roman" w:cs="Times New Roman"/>
+          <w:b w:val="0"/>
+          <w:i w:val="0"/>
+          <w:sz w:val="24"/>
+        </w:rPr>
+        <w:t>. O próprio Autor afirma ter tomado conhecimento da ausência de registro já em fevereiro de 2026 e ter permanecido em atividade por mais de quatro meses, sem qualquer notificação extrajudicial, reclamação formal ou providência — conduta frontalmente incompatível com a alegação de situação insustentável;</w:t>
       </w:r>
     </w:p>
     <w:p/>
@@ -3316,7 +3450,7 @@
           <w:i w:val="0"/>
           <w:sz w:val="24"/>
         </w:rPr>
-        <w:t xml:space="preserve">a) a rescisão indireta pressupõe </w:t>
+        <w:t xml:space="preserve">d) além disso, o pedido é </w:t>
       </w:r>
       <w:r>
         <w:rPr>
@@ -3325,16 +3459,16 @@
           <w:i w:val="0"/>
           <w:sz w:val="24"/>
         </w:rPr>
-        <w:t>contrato de emprego em curso</w:t>
-      </w:r>
-      <w:r>
-        <w:rPr>
-          <w:rFonts w:ascii="Times New Roman" w:hAnsi="Times New Roman" w:cs="Times New Roman"/>
-          <w:b w:val="0"/>
-          <w:i w:val="0"/>
-          <w:sz w:val="24"/>
-        </w:rPr>
-        <w:t xml:space="preserve"> — inexistente na espécie;</w:t>
+        <w:t>logicamente contraditório</w:t>
+      </w:r>
+      <w:r>
+        <w:rPr>
+          <w:rFonts w:ascii="Times New Roman" w:hAnsi="Times New Roman" w:cs="Times New Roman"/>
+          <w:b w:val="0"/>
+          <w:i w:val="0"/>
+          <w:sz w:val="24"/>
+        </w:rPr>
+        <w:t xml:space="preserve"> com a causa de pedir principal: o item 7 afirma categoricamente que "a iniciativa da demissão foi do empregador", e o capítulo seguinte pede o reconhecimento de que a iniciativa teria sido do próprio Autor por culpa da empresa. Ainda que se admita a formulação subsidiária (art. 326 do CPC), a contradição revela a fragilidade da narrativa fática.</w:t>
       </w:r>
     </w:p>
     <w:p/>
@@ -3350,43 +3484,7 @@
           <w:i w:val="0"/>
           <w:sz w:val="24"/>
         </w:rPr>
-        <w:t xml:space="preserve">b) pressupõe </w:t>
-      </w:r>
-      <w:r>
-        <w:rPr>
-          <w:rFonts w:ascii="Times New Roman" w:hAnsi="Times New Roman" w:cs="Times New Roman"/>
-          <w:b/>
-          <w:i w:val="0"/>
-          <w:sz w:val="24"/>
-        </w:rPr>
-        <w:t>falta grave do empregador</w:t>
-      </w:r>
-      <w:r>
-        <w:rPr>
-          <w:rFonts w:ascii="Times New Roman" w:hAnsi="Times New Roman" w:cs="Times New Roman"/>
-          <w:b w:val="0"/>
-          <w:i w:val="0"/>
-          <w:sz w:val="24"/>
-        </w:rPr>
-        <w:t xml:space="preserve">, provada de forma inequívoca pelo empregado (art. 818, I, da CLT), apta a tornar imediatamente insustentável a continuidade do vínculo. A ausência de anotação de CTPS de vínculo que </w:t>
-      </w:r>
-      <w:r>
-        <w:rPr>
-          <w:rFonts w:ascii="Times New Roman" w:hAnsi="Times New Roman" w:cs="Times New Roman"/>
-          <w:b/>
-          <w:i w:val="0"/>
-          <w:sz w:val="24"/>
-        </w:rPr>
-        <w:t>nunca existiu</w:t>
-      </w:r>
-      <w:r>
-        <w:rPr>
-          <w:rFonts w:ascii="Times New Roman" w:hAnsi="Times New Roman" w:cs="Times New Roman"/>
-          <w:b w:val="0"/>
-          <w:i w:val="0"/>
-          <w:sz w:val="24"/>
-        </w:rPr>
-        <w:t xml:space="preserve"> não é falta grave alguma;</w:t>
+        <w:t>3. Da inexistência de horas extras (itens 11 a 13 — pedido da letra "c")</w:t>
       </w:r>
     </w:p>
     <w:p/>
@@ -3402,25 +3500,7 @@
           <w:i w:val="0"/>
           <w:sz w:val="24"/>
         </w:rPr>
-        <w:t xml:space="preserve">c) pressupõe </w:t>
-      </w:r>
-      <w:r>
-        <w:rPr>
-          <w:rFonts w:ascii="Times New Roman" w:hAnsi="Times New Roman" w:cs="Times New Roman"/>
-          <w:b/>
-          <w:i w:val="0"/>
-          <w:sz w:val="24"/>
-        </w:rPr>
-        <w:t>imediatidade</w:t>
-      </w:r>
-      <w:r>
-        <w:rPr>
-          <w:rFonts w:ascii="Times New Roman" w:hAnsi="Times New Roman" w:cs="Times New Roman"/>
-          <w:b w:val="0"/>
-          <w:i w:val="0"/>
-          <w:sz w:val="24"/>
-        </w:rPr>
-        <w:t>. O próprio Autor afirma ter tomado conhecimento da ausência de registro já em fevereiro de 2026 e ter permanecido prestando serviços por mais de quatro meses, sem qualquer notificação extrajudicial, reclamação formal ou providência — conduta frontalmente incompatível com a alegação de situação insustentável;</w:t>
+        <w:t>Impugna-se integralmente a alegação de labor extraordinário. Não tendo o Autor prestado serviços à Reclamada sob contrato algum, não há jornada normal a considerar, nem jornada extraordinária a remunerar.</w:t>
       </w:r>
     </w:p>
     <w:p/>
@@ -3432,29 +3512,139 @@
       <w:r>
         <w:rPr>
           <w:rFonts w:ascii="Times New Roman" w:hAnsi="Times New Roman" w:cs="Times New Roman"/>
-          <w:b w:val="0"/>
-          <w:i w:val="0"/>
-          <w:sz w:val="24"/>
-        </w:rPr>
-        <w:t xml:space="preserve">d) além disso, o pedido é </w:t>
-      </w:r>
-      <w:r>
-        <w:rPr>
-          <w:rFonts w:ascii="Times New Roman" w:hAnsi="Times New Roman" w:cs="Times New Roman"/>
           <w:b/>
           <w:i w:val="0"/>
           <w:sz w:val="24"/>
         </w:rPr>
-        <w:t>logicamente contraditório</w:t>
-      </w:r>
-      <w:r>
-        <w:rPr>
-          <w:rFonts w:ascii="Times New Roman" w:hAnsi="Times New Roman" w:cs="Times New Roman"/>
-          <w:b w:val="0"/>
-          <w:i w:val="0"/>
-          <w:sz w:val="24"/>
-        </w:rPr>
-        <w:t xml:space="preserve"> com a causa de pedir principal: o item 7 afirma categoricamente que "a iniciativa da demissão foi do empregador", e o capítulo seguinte pede o reconhecimento de que a iniciativa teria sido do próprio Autor por culpa da empresa. Ainda que se admita a formulação subsidiária (art. 326 do CPC), a contradição revela a fragilidade da narrativa fática.</w:t>
+        <w:t>3.1. Inexistência de obrigação legal de controle de jornada.</w:t>
+      </w:r>
+      <w:r>
+        <w:rPr>
+          <w:rFonts w:ascii="Times New Roman" w:hAnsi="Times New Roman" w:cs="Times New Roman"/>
+          <w:b w:val="0"/>
+          <w:i w:val="0"/>
+          <w:sz w:val="24"/>
+        </w:rPr>
+        <w:t xml:space="preserve"> Ainda que se cogitasse de qualquer prestação — o que não se admite —, a Reclamada conta com quadro </w:t>
+      </w:r>
+      <w:r>
+        <w:rPr>
+          <w:rFonts w:ascii="Times New Roman" w:hAnsi="Times New Roman" w:cs="Times New Roman"/>
+          <w:b/>
+          <w:i w:val="0"/>
+          <w:sz w:val="24"/>
+        </w:rPr>
+        <w:t>inferior a 20 (vinte) empregados</w:t>
+      </w:r>
+      <w:r>
+        <w:rPr>
+          <w:rFonts w:ascii="Times New Roman" w:hAnsi="Times New Roman" w:cs="Times New Roman"/>
+          <w:b w:val="0"/>
+          <w:i w:val="0"/>
+          <w:sz w:val="24"/>
+        </w:rPr>
+        <w:t xml:space="preserve">, circunstância que a </w:t>
+      </w:r>
+      <w:r>
+        <w:rPr>
+          <w:rFonts w:ascii="Times New Roman" w:hAnsi="Times New Roman" w:cs="Times New Roman"/>
+          <w:b/>
+          <w:i w:val="0"/>
+          <w:sz w:val="24"/>
+        </w:rPr>
+        <w:t>dispensa</w:t>
+      </w:r>
+      <w:r>
+        <w:rPr>
+          <w:rFonts w:ascii="Times New Roman" w:hAnsi="Times New Roman" w:cs="Times New Roman"/>
+          <w:b w:val="0"/>
+          <w:i w:val="0"/>
+          <w:sz w:val="24"/>
+        </w:rPr>
+        <w:t xml:space="preserve"> da manutenção de controle formal, mecânico ou eletrônico de jornada, nos termos do </w:t>
+      </w:r>
+      <w:r>
+        <w:rPr>
+          <w:rFonts w:ascii="Times New Roman" w:hAnsi="Times New Roman" w:cs="Times New Roman"/>
+          <w:b/>
+          <w:i w:val="0"/>
+          <w:sz w:val="24"/>
+        </w:rPr>
+        <w:t>art. 74, § 2º, da CLT</w:t>
+      </w:r>
+      <w:r>
+        <w:rPr>
+          <w:rFonts w:ascii="Times New Roman" w:hAnsi="Times New Roman" w:cs="Times New Roman"/>
+          <w:b w:val="0"/>
+          <w:i w:val="0"/>
+          <w:sz w:val="24"/>
+        </w:rPr>
+        <w:t xml:space="preserve"> (redação da Lei nº 13.874/2019) </w:t>
+      </w:r>
+      <w:r>
+        <w:rPr>
+          <w:rFonts w:ascii="Times New Roman" w:hAnsi="Times New Roman" w:cs="Times New Roman"/>
+          <w:b w:val="0"/>
+          <w:i w:val="0"/>
+          <w:color w:val="FF0000"/>
+          <w:sz w:val="24"/>
+        </w:rPr>
+        <w:t>[doc. anexo — CONFIRMAR JUNTADA DO QUADRO DE PESSOAL NO PERÍODO: folha, eSocial, CAGED/RAIS]</w:t>
+      </w:r>
+      <w:r>
+        <w:rPr>
+          <w:rFonts w:ascii="Times New Roman" w:hAnsi="Times New Roman" w:cs="Times New Roman"/>
+          <w:b w:val="0"/>
+          <w:i w:val="0"/>
+          <w:sz w:val="24"/>
+        </w:rPr>
+        <w:t xml:space="preserve">. Afasta-se, assim, de plano, a presunção de veracidade da jornada da inicial de que trata a </w:t>
+      </w:r>
+      <w:r>
+        <w:rPr>
+          <w:rFonts w:ascii="Times New Roman" w:hAnsi="Times New Roman" w:cs="Times New Roman"/>
+          <w:b/>
+          <w:i w:val="0"/>
+          <w:sz w:val="24"/>
+        </w:rPr>
+        <w:t>Súmula 338, I, do TST</w:t>
+      </w:r>
+      <w:r>
+        <w:rPr>
+          <w:rFonts w:ascii="Times New Roman" w:hAnsi="Times New Roman" w:cs="Times New Roman"/>
+          <w:b w:val="0"/>
+          <w:i w:val="0"/>
+          <w:sz w:val="24"/>
+        </w:rPr>
+        <w:t xml:space="preserve">, a qual pressupõe o descumprimento de obrigação legal de controle que, no caso, </w:t>
+      </w:r>
+      <w:r>
+        <w:rPr>
+          <w:rFonts w:ascii="Times New Roman" w:hAnsi="Times New Roman" w:cs="Times New Roman"/>
+          <w:b/>
+          <w:i w:val="0"/>
+          <w:sz w:val="24"/>
+        </w:rPr>
+        <w:t>sequer existe</w:t>
+      </w:r>
+      <w:r>
+        <w:rPr>
+          <w:rFonts w:ascii="Times New Roman" w:hAnsi="Times New Roman" w:cs="Times New Roman"/>
+          <w:b w:val="0"/>
+          <w:i w:val="0"/>
+          <w:sz w:val="24"/>
+        </w:rPr>
+        <w:t xml:space="preserve">. </w:t>
+      </w:r>
+      <w:r>
+        <w:rPr>
+          <w:rFonts w:ascii="Times New Roman" w:hAnsi="Times New Roman" w:cs="Times New Roman"/>
+          <w:b w:val="0"/>
+          <w:i w:val="0"/>
+          <w:color w:val="FF0000"/>
+          <w:sz w:val="24"/>
+        </w:rPr>
+        <w:t>[CONFERIR: divergência entre o "mais de 10 empregados" do texto da Súmula 338, I, e os "20 trabalhadores" do art. 74, § 2º, da CLT após a Lei 13.874/2019 — conferir a orientação atual do TRT da 4ª Região]</w:t>
       </w:r>
     </w:p>
     <w:p/>
@@ -3466,11 +3656,56 @@
       <w:r>
         <w:rPr>
           <w:rFonts w:ascii="Times New Roman" w:hAnsi="Times New Roman" w:cs="Times New Roman"/>
-          <w:b w:val="0"/>
-          <w:i w:val="0"/>
-          <w:sz w:val="24"/>
-        </w:rPr>
-        <w:t>3. Da inexistência de horas extras (itens 11 a 13 — pedido da letra "c")</w:t>
+          <w:b/>
+          <w:i w:val="0"/>
+          <w:sz w:val="24"/>
+        </w:rPr>
+        <w:t>3.2. Ônus da prova e ausência absoluta de prova.</w:t>
+      </w:r>
+      <w:r>
+        <w:rPr>
+          <w:rFonts w:ascii="Times New Roman" w:hAnsi="Times New Roman" w:cs="Times New Roman"/>
+          <w:b w:val="0"/>
+          <w:i w:val="0"/>
+          <w:sz w:val="24"/>
+        </w:rPr>
+        <w:t xml:space="preserve"> Permanece integralmente com o Autor o encargo de provar a jornada extraordinária alegada (art. 818, I, da CLT c/c art. 373, I, do CPC), o que exige </w:t>
+      </w:r>
+      <w:r>
+        <w:rPr>
+          <w:rFonts w:ascii="Times New Roman" w:hAnsi="Times New Roman" w:cs="Times New Roman"/>
+          <w:b/>
+          <w:i w:val="0"/>
+          <w:sz w:val="24"/>
+        </w:rPr>
+        <w:t>prova robusta e específica quanto a cada dia</w:t>
+      </w:r>
+      <w:r>
+        <w:rPr>
+          <w:rFonts w:ascii="Times New Roman" w:hAnsi="Times New Roman" w:cs="Times New Roman"/>
+          <w:b w:val="0"/>
+          <w:i w:val="0"/>
+          <w:sz w:val="24"/>
+        </w:rPr>
+        <w:t xml:space="preserve"> supostamente laborado — e não a alegação genérica de "cerca de 8 sábados e dois domingos", </w:t>
+      </w:r>
+      <w:r>
+        <w:rPr>
+          <w:rFonts w:ascii="Times New Roman" w:hAnsi="Times New Roman" w:cs="Times New Roman"/>
+          <w:b/>
+          <w:i w:val="0"/>
+          <w:sz w:val="24"/>
+        </w:rPr>
+        <w:t>sem a indicação de uma única data</w:t>
+      </w:r>
+      <w:r>
+        <w:rPr>
+          <w:rFonts w:ascii="Times New Roman" w:hAnsi="Times New Roman" w:cs="Times New Roman"/>
+          <w:b w:val="0"/>
+          <w:i w:val="0"/>
+          <w:sz w:val="24"/>
+        </w:rPr>
+        <w:t>.</w:t>
       </w:r>
     </w:p>
     <w:p/>
@@ -3486,7 +3721,43 @@
           <w:i w:val="0"/>
           <w:sz w:val="24"/>
         </w:rPr>
-        <w:t>Impugna-se integralmente a alegação de labor extraordinário.</w:t>
+        <w:t xml:space="preserve">Registre-se, quanto aos alegados domingos, que a única imagem dos autos referente a um domingo (fls. 23, "domingo, 1 de fevereiro", 19h11) retrata o Autor </w:t>
+      </w:r>
+      <w:r>
+        <w:rPr>
+          <w:rFonts w:ascii="Times New Roman" w:hAnsi="Times New Roman" w:cs="Times New Roman"/>
+          <w:b/>
+          <w:i w:val="0"/>
+          <w:sz w:val="24"/>
+        </w:rPr>
+        <w:t>sentado e em camiseta de time de futebol</w:t>
+      </w:r>
+      <w:r>
+        <w:rPr>
+          <w:rFonts w:ascii="Times New Roman" w:hAnsi="Times New Roman" w:cs="Times New Roman"/>
+          <w:b w:val="0"/>
+          <w:i w:val="0"/>
+          <w:sz w:val="24"/>
+        </w:rPr>
+        <w:t xml:space="preserve">, sem executar serviço algum, conforme demonstrado no item II.3. E, quanto aos alegados sábados, </w:t>
+      </w:r>
+      <w:r>
+        <w:rPr>
+          <w:rFonts w:ascii="Times New Roman" w:hAnsi="Times New Roman" w:cs="Times New Roman"/>
+          <w:b/>
+          <w:i w:val="0"/>
+          <w:sz w:val="24"/>
+        </w:rPr>
+        <w:t>nenhum dos seis registros fotográficos</w:t>
+      </w:r>
+      <w:r>
+        <w:rPr>
+          <w:rFonts w:ascii="Times New Roman" w:hAnsi="Times New Roman" w:cs="Times New Roman"/>
+          <w:b w:val="0"/>
+          <w:i w:val="0"/>
+          <w:sz w:val="24"/>
+        </w:rPr>
+        <w:t xml:space="preserve"> juntados corresponde a um sábado: as datas são 1º/02 (domingo), 03/02 (terça-feira), 27/02 (sexta-feira), 07/04 (terça-feira), 16/04 (quinta-feira) e 22/04 (quarta-feira).</w:t>
       </w:r>
     </w:p>
     <w:p/>
@@ -3502,16 +3773,16 @@
           <w:i w:val="0"/>
           <w:sz w:val="24"/>
         </w:rPr>
-        <w:t>3.1. Autonomia do prestador eventual.</w:t>
-      </w:r>
-      <w:r>
-        <w:rPr>
-          <w:rFonts w:ascii="Times New Roman" w:hAnsi="Times New Roman" w:cs="Times New Roman"/>
-          <w:b w:val="0"/>
-          <w:i w:val="0"/>
-          <w:sz w:val="24"/>
-        </w:rPr>
-        <w:t xml:space="preserve"> Prestadores de serviço autônomos, contratados por tarefa e por diária, executam o serviço com </w:t>
+        <w:t>3.3. Impugnação do valor.</w:t>
+      </w:r>
+      <w:r>
+        <w:rPr>
+          <w:rFonts w:ascii="Times New Roman" w:hAnsi="Times New Roman" w:cs="Times New Roman"/>
+          <w:b w:val="0"/>
+          <w:i w:val="0"/>
+          <w:sz w:val="24"/>
+        </w:rPr>
+        <w:t xml:space="preserve"> Impugna-se o valor de </w:t>
       </w:r>
       <w:r>
         <w:rPr>
@@ -3520,16 +3791,34 @@
           <w:i w:val="0"/>
           <w:sz w:val="24"/>
         </w:rPr>
-        <w:t>total autonomia e liberdade de horários</w:t>
-      </w:r>
-      <w:r>
-        <w:rPr>
-          <w:rFonts w:ascii="Times New Roman" w:hAnsi="Times New Roman" w:cs="Times New Roman"/>
-          <w:b w:val="0"/>
-          <w:i w:val="0"/>
-          <w:sz w:val="24"/>
-        </w:rPr>
-        <w:t>, sem controle, fixação ou fiscalização de jornada pelo tomador. As jornadas descritas na inicial — que, como visto no item I.2, sequer são coerentes entre si — são criação unilateral, sem qualquer suporte probatório.</w:t>
+        <w:t>R$ 960,00</w:t>
+      </w:r>
+      <w:r>
+        <w:rPr>
+          <w:rFonts w:ascii="Times New Roman" w:hAnsi="Times New Roman" w:cs="Times New Roman"/>
+          <w:b w:val="0"/>
+          <w:i w:val="0"/>
+          <w:sz w:val="24"/>
+        </w:rPr>
+        <w:t xml:space="preserve"> e todos os reflexos postulados, por ausência de qualquer lastro fático, documental ou aritmético. Registre-se que a própria inicial afirma que o Autor teria recebido </w:t>
+      </w:r>
+      <w:r>
+        <w:rPr>
+          <w:rFonts w:ascii="Times New Roman" w:hAnsi="Times New Roman" w:cs="Times New Roman"/>
+          <w:b/>
+          <w:i w:val="0"/>
+          <w:sz w:val="24"/>
+        </w:rPr>
+        <w:t>integralmente R$ 160,00 por cada sábado e domingo</w:t>
+      </w:r>
+      <w:r>
+        <w:rPr>
+          <w:rFonts w:ascii="Times New Roman" w:hAnsi="Times New Roman" w:cs="Times New Roman"/>
+          <w:b w:val="0"/>
+          <w:i w:val="0"/>
+          <w:sz w:val="24"/>
+        </w:rPr>
+        <w:t xml:space="preserve"> em que diz ter trabalhado (item 12) — de modo que, mesmo na versão dele, nada haveria a complementar.</w:t>
       </w:r>
     </w:p>
     <w:p/>
@@ -3545,16 +3834,16 @@
           <w:i w:val="0"/>
           <w:sz w:val="24"/>
         </w:rPr>
-        <w:t>3.2. Inexistência de obrigação legal de controle de jornada.</w:t>
-      </w:r>
-      <w:r>
-        <w:rPr>
-          <w:rFonts w:ascii="Times New Roman" w:hAnsi="Times New Roman" w:cs="Times New Roman"/>
-          <w:b w:val="0"/>
-          <w:i w:val="0"/>
-          <w:sz w:val="24"/>
-        </w:rPr>
-        <w:t xml:space="preserve"> A Reclamada conta com quadro </w:t>
+        <w:t>3.4. Subsidiariamente.</w:t>
+      </w:r>
+      <w:r>
+        <w:rPr>
+          <w:rFonts w:ascii="Times New Roman" w:hAnsi="Times New Roman" w:cs="Times New Roman"/>
+          <w:b w:val="0"/>
+          <w:i w:val="0"/>
+          <w:sz w:val="24"/>
+        </w:rPr>
+        <w:t xml:space="preserve"> Caso deferidas horas extras, requer-se: (i) a observância de base de cálculo compatível com o que vier a ser efetivamente comprovado, jamais o salário de R$ 3.520,00; (ii) a limitação estrita aos dias comprovados nos autos; (iii) a </w:t>
       </w:r>
       <w:r>
         <w:rPr>
@@ -3563,16 +3852,16 @@
           <w:i w:val="0"/>
           <w:sz w:val="24"/>
         </w:rPr>
-        <w:t>inferior a 20 (vinte) empregados</w:t>
-      </w:r>
-      <w:r>
-        <w:rPr>
-          <w:rFonts w:ascii="Times New Roman" w:hAnsi="Times New Roman" w:cs="Times New Roman"/>
-          <w:b w:val="0"/>
-          <w:i w:val="0"/>
-          <w:sz w:val="24"/>
-        </w:rPr>
-        <w:t xml:space="preserve">, circunstância que a </w:t>
+        <w:t>vedação da repercussão do RSR majorado por horas extras</w:t>
+      </w:r>
+      <w:r>
+        <w:rPr>
+          <w:rFonts w:ascii="Times New Roman" w:hAnsi="Times New Roman" w:cs="Times New Roman"/>
+          <w:b w:val="0"/>
+          <w:i w:val="0"/>
+          <w:sz w:val="24"/>
+        </w:rPr>
+        <w:t xml:space="preserve"> sobre férias, 13º salário, FGTS e aviso prévio, sob pena de dupla incidência e </w:t>
       </w:r>
       <w:r>
         <w:rPr>
@@ -3581,34 +3870,16 @@
           <w:i w:val="0"/>
           <w:sz w:val="24"/>
         </w:rPr>
-        <w:t>dispensa</w:t>
-      </w:r>
-      <w:r>
-        <w:rPr>
-          <w:rFonts w:ascii="Times New Roman" w:hAnsi="Times New Roman" w:cs="Times New Roman"/>
-          <w:b w:val="0"/>
-          <w:i w:val="0"/>
-          <w:sz w:val="24"/>
-        </w:rPr>
-        <w:t xml:space="preserve"> da manutenção de controle formal, mecânico ou eletrônico de jornada, nos termos do </w:t>
-      </w:r>
-      <w:r>
-        <w:rPr>
-          <w:rFonts w:ascii="Times New Roman" w:hAnsi="Times New Roman" w:cs="Times New Roman"/>
-          <w:b/>
-          <w:i w:val="0"/>
-          <w:sz w:val="24"/>
-        </w:rPr>
-        <w:t>art. 74, § 2º, da CLT</w:t>
-      </w:r>
-      <w:r>
-        <w:rPr>
-          <w:rFonts w:ascii="Times New Roman" w:hAnsi="Times New Roman" w:cs="Times New Roman"/>
-          <w:b w:val="0"/>
-          <w:i w:val="0"/>
-          <w:sz w:val="24"/>
-        </w:rPr>
-        <w:t xml:space="preserve"> (redação da Lei nº 13.874/2019) </w:t>
+        <w:t>*bis in idem</w:t>
+      </w:r>
+      <w:r>
+        <w:rPr>
+          <w:rFonts w:ascii="Times New Roman" w:hAnsi="Times New Roman" w:cs="Times New Roman"/>
+          <w:b w:val="0"/>
+          <w:i w:val="0"/>
+          <w:sz w:val="24"/>
+        </w:rPr>
+        <w:t xml:space="preserve">* (art. 884 do Código Civil) </w:t>
       </w:r>
       <w:r>
         <w:rPr>
@@ -3618,62 +3889,16 @@
           <w:color w:val="FF0000"/>
           <w:sz w:val="24"/>
         </w:rPr>
-        <w:t>[doc. anexo — CONFIRMAR JUNTADA DO QUADRO DE PESSOAL NO PERÍODO: folha, eSocial, CAGED/RAIS]</w:t>
-      </w:r>
-      <w:r>
-        <w:rPr>
-          <w:rFonts w:ascii="Times New Roman" w:hAnsi="Times New Roman" w:cs="Times New Roman"/>
-          <w:b w:val="0"/>
-          <w:i w:val="0"/>
-          <w:sz w:val="24"/>
-        </w:rPr>
-        <w:t xml:space="preserve">. Afasta-se, assim, de plano, a presunção de veracidade da jornada da inicial de que trata a </w:t>
-      </w:r>
-      <w:r>
-        <w:rPr>
-          <w:rFonts w:ascii="Times New Roman" w:hAnsi="Times New Roman" w:cs="Times New Roman"/>
-          <w:b/>
-          <w:i w:val="0"/>
-          <w:sz w:val="24"/>
-        </w:rPr>
-        <w:t>Súmula 338, I, do TST</w:t>
-      </w:r>
-      <w:r>
-        <w:rPr>
-          <w:rFonts w:ascii="Times New Roman" w:hAnsi="Times New Roman" w:cs="Times New Roman"/>
-          <w:b w:val="0"/>
-          <w:i w:val="0"/>
-          <w:sz w:val="24"/>
-        </w:rPr>
-        <w:t xml:space="preserve">, a qual pressupõe o descumprimento de obrigação legal de controle que, no caso, </w:t>
-      </w:r>
-      <w:r>
-        <w:rPr>
-          <w:rFonts w:ascii="Times New Roman" w:hAnsi="Times New Roman" w:cs="Times New Roman"/>
-          <w:b/>
-          <w:i w:val="0"/>
-          <w:sz w:val="24"/>
-        </w:rPr>
-        <w:t>sequer existe</w:t>
-      </w:r>
-      <w:r>
-        <w:rPr>
-          <w:rFonts w:ascii="Times New Roman" w:hAnsi="Times New Roman" w:cs="Times New Roman"/>
-          <w:b w:val="0"/>
-          <w:i w:val="0"/>
-          <w:sz w:val="24"/>
-        </w:rPr>
-        <w:t xml:space="preserve">. </w:t>
-      </w:r>
-      <w:r>
-        <w:rPr>
-          <w:rFonts w:ascii="Times New Roman" w:hAnsi="Times New Roman" w:cs="Times New Roman"/>
-          <w:b w:val="0"/>
-          <w:i w:val="0"/>
-          <w:color w:val="FF0000"/>
-          <w:sz w:val="24"/>
-        </w:rPr>
-        <w:t>[CONFERIR: divergência entre o "mais de 10 empregados" do texto da Súmula 338, I, e os "20 trabalhadores" do art. 74, § 2º, da CLT após a Lei 13.874/2019 — conferir a orientação atual do TRT da 4ª Região]</w:t>
+        <w:t>[CONFERIR: OJ 394 da SBDI-1 do TST — redação vigente e modulação temporal aplicável ao período]</w:t>
+      </w:r>
+      <w:r>
+        <w:rPr>
+          <w:rFonts w:ascii="Times New Roman" w:hAnsi="Times New Roman" w:cs="Times New Roman"/>
+          <w:b w:val="0"/>
+          <w:i w:val="0"/>
+          <w:sz w:val="24"/>
+        </w:rPr>
+        <w:t>; e (iv) a exclusão dos reflexos sobre a multa do art. 477 da CLT, que não é base de incidência de parcela alguma.</w:t>
       </w:r>
     </w:p>
     <w:p/>
@@ -3685,56 +3910,11 @@
       <w:r>
         <w:rPr>
           <w:rFonts w:ascii="Times New Roman" w:hAnsi="Times New Roman" w:cs="Times New Roman"/>
-          <w:b/>
-          <w:i w:val="0"/>
-          <w:sz w:val="24"/>
-        </w:rPr>
-        <w:t>3.3. Ônus da prova e ausência absoluta de prova.</w:t>
-      </w:r>
-      <w:r>
-        <w:rPr>
-          <w:rFonts w:ascii="Times New Roman" w:hAnsi="Times New Roman" w:cs="Times New Roman"/>
-          <w:b w:val="0"/>
-          <w:i w:val="0"/>
-          <w:sz w:val="24"/>
-        </w:rPr>
-        <w:t xml:space="preserve"> Permanece integralmente com o Autor o encargo de provar a jornada extraordinária alegada (art. 818, I, da CLT c/c art. 373, I, do CPC), o que exige </w:t>
-      </w:r>
-      <w:r>
-        <w:rPr>
-          <w:rFonts w:ascii="Times New Roman" w:hAnsi="Times New Roman" w:cs="Times New Roman"/>
-          <w:b/>
-          <w:i w:val="0"/>
-          <w:sz w:val="24"/>
-        </w:rPr>
-        <w:t>prova robusta e específica quanto a cada dia</w:t>
-      </w:r>
-      <w:r>
-        <w:rPr>
-          <w:rFonts w:ascii="Times New Roman" w:hAnsi="Times New Roman" w:cs="Times New Roman"/>
-          <w:b w:val="0"/>
-          <w:i w:val="0"/>
-          <w:sz w:val="24"/>
-        </w:rPr>
-        <w:t xml:space="preserve"> supostamente laborado — e não a alegação genérica de "cerca de 8 sábados e dois domingos", </w:t>
-      </w:r>
-      <w:r>
-        <w:rPr>
-          <w:rFonts w:ascii="Times New Roman" w:hAnsi="Times New Roman" w:cs="Times New Roman"/>
-          <w:b/>
-          <w:i w:val="0"/>
-          <w:sz w:val="24"/>
-        </w:rPr>
-        <w:t>sem a indicação de uma única data</w:t>
-      </w:r>
-      <w:r>
-        <w:rPr>
-          <w:rFonts w:ascii="Times New Roman" w:hAnsi="Times New Roman" w:cs="Times New Roman"/>
-          <w:b w:val="0"/>
-          <w:i w:val="0"/>
-          <w:sz w:val="24"/>
-        </w:rPr>
-        <w:t>.</w:t>
+          <w:b w:val="0"/>
+          <w:i w:val="0"/>
+          <w:sz w:val="24"/>
+        </w:rPr>
+        <w:t>4. Dos supostos descontos a título de transporte (itens 14 e 15 — pedido da letra "d")</w:t>
       </w:r>
     </w:p>
     <w:p/>
@@ -3750,7 +3930,7 @@
           <w:i w:val="0"/>
           <w:sz w:val="24"/>
         </w:rPr>
-        <w:t xml:space="preserve">Registre-se, quanto aos alegados domingos, que a única imagem dos autos referente a um domingo (fls. 23, "domingo, 1 de fevereiro", 19h11) retrata o Autor </w:t>
+        <w:t xml:space="preserve">Impugna-se especificamente. A Reclamada </w:t>
       </w:r>
       <w:r>
         <w:rPr>
@@ -3759,16 +3939,16 @@
           <w:i w:val="0"/>
           <w:sz w:val="24"/>
         </w:rPr>
-        <w:t>sentado e em camiseta de time de futebol</w:t>
-      </w:r>
-      <w:r>
-        <w:rPr>
-          <w:rFonts w:ascii="Times New Roman" w:hAnsi="Times New Roman" w:cs="Times New Roman"/>
-          <w:b w:val="0"/>
-          <w:i w:val="0"/>
-          <w:sz w:val="24"/>
-        </w:rPr>
-        <w:t xml:space="preserve">, sem executar serviço algum, conforme demonstrado no item II.3. E, quanto aos alegados sábados, </w:t>
+        <w:t>não efetuou desconto algum</w:t>
+      </w:r>
+      <w:r>
+        <w:rPr>
+          <w:rFonts w:ascii="Times New Roman" w:hAnsi="Times New Roman" w:cs="Times New Roman"/>
+          <w:b w:val="0"/>
+          <w:i w:val="0"/>
+          <w:sz w:val="24"/>
+        </w:rPr>
+        <w:t xml:space="preserve"> a título de transporte, pela razão mais simples e mais evidente: </w:t>
       </w:r>
       <w:r>
         <w:rPr>
@@ -3777,16 +3957,16 @@
           <w:i w:val="0"/>
           <w:sz w:val="24"/>
         </w:rPr>
-        <w:t>nenhum dos seis registros fotográficos</w:t>
-      </w:r>
-      <w:r>
-        <w:rPr>
-          <w:rFonts w:ascii="Times New Roman" w:hAnsi="Times New Roman" w:cs="Times New Roman"/>
-          <w:b w:val="0"/>
-          <w:i w:val="0"/>
-          <w:sz w:val="24"/>
-        </w:rPr>
-        <w:t xml:space="preserve"> juntados corresponde a um sábado: as datas são 1º/02 (domingo), 03/02 (terça-feira), 27/02 (sexta-feira), 07/04 (terça-feira), 16/04 (quinta-feira) e 22/04 (quarta-feira).</w:t>
+        <w:t>jamais pagou qualquer valor ao Autor</w:t>
+      </w:r>
+      <w:r>
+        <w:rPr>
+          <w:rFonts w:ascii="Times New Roman" w:hAnsi="Times New Roman" w:cs="Times New Roman"/>
+          <w:b w:val="0"/>
+          <w:i w:val="0"/>
+          <w:sz w:val="24"/>
+        </w:rPr>
+        <w:t>. Não há salário do qual descontar quando não há contrato, não há pagamento e não há relação jurídica.</w:t>
       </w:r>
     </w:p>
     <w:p/>
@@ -3798,20 +3978,29 @@
       <w:r>
         <w:rPr>
           <w:rFonts w:ascii="Times New Roman" w:hAnsi="Times New Roman" w:cs="Times New Roman"/>
+          <w:b w:val="0"/>
+          <w:i w:val="0"/>
+          <w:sz w:val="24"/>
+        </w:rPr>
+        <w:t xml:space="preserve">Ademais, é a própria inicial que desmente o pedido: o item 14 afirma que o Autor "ia e voltava das obras </w:t>
+      </w:r>
+      <w:r>
+        <w:rPr>
+          <w:rFonts w:ascii="Times New Roman" w:hAnsi="Times New Roman" w:cs="Times New Roman"/>
           <w:b/>
           <w:i w:val="0"/>
           <w:sz w:val="24"/>
         </w:rPr>
-        <w:t>3.4. Impugnação do valor.</w:t>
-      </w:r>
-      <w:r>
-        <w:rPr>
-          <w:rFonts w:ascii="Times New Roman" w:hAnsi="Times New Roman" w:cs="Times New Roman"/>
-          <w:b w:val="0"/>
-          <w:i w:val="0"/>
-          <w:sz w:val="24"/>
-        </w:rPr>
-        <w:t xml:space="preserve"> Impugna-se o valor de </w:t>
+        <w:t>de carona com o pedreiro Marcelo</w:t>
+      </w:r>
+      <w:r>
+        <w:rPr>
+          <w:rFonts w:ascii="Times New Roman" w:hAnsi="Times New Roman" w:cs="Times New Roman"/>
+          <w:b w:val="0"/>
+          <w:i w:val="0"/>
+          <w:sz w:val="24"/>
+        </w:rPr>
+        <w:t xml:space="preserve">". Se o transporte era carona particular de um terceiro, eventual valor pago pelo Autor terá sido pago </w:t>
       </w:r>
       <w:r>
         <w:rPr>
@@ -3820,34 +4009,16 @@
           <w:i w:val="0"/>
           <w:sz w:val="24"/>
         </w:rPr>
-        <w:t>R$ 960,00</w:t>
-      </w:r>
-      <w:r>
-        <w:rPr>
-          <w:rFonts w:ascii="Times New Roman" w:hAnsi="Times New Roman" w:cs="Times New Roman"/>
-          <w:b w:val="0"/>
-          <w:i w:val="0"/>
-          <w:sz w:val="24"/>
-        </w:rPr>
-        <w:t xml:space="preserve"> e todos os reflexos postulados. Registre-se que a própria inicial afirma que o Autor </w:t>
-      </w:r>
-      <w:r>
-        <w:rPr>
-          <w:rFonts w:ascii="Times New Roman" w:hAnsi="Times New Roman" w:cs="Times New Roman"/>
-          <w:b/>
-          <w:i w:val="0"/>
-          <w:sz w:val="24"/>
-        </w:rPr>
-        <w:t>recebeu integralmente R$ 160,00 por cada sábado e domingo em que prestou serviços</w:t>
-      </w:r>
-      <w:r>
-        <w:rPr>
-          <w:rFonts w:ascii="Times New Roman" w:hAnsi="Times New Roman" w:cs="Times New Roman"/>
-          <w:b w:val="0"/>
-          <w:i w:val="0"/>
-          <w:sz w:val="24"/>
-        </w:rPr>
-        <w:t xml:space="preserve"> (item 12): a diária ajustada foi paga na íntegra, nada havendo a complementar em uma relação que não é de emprego.</w:t>
+        <w:t>a esse terceiro</w:t>
+      </w:r>
+      <w:r>
+        <w:rPr>
+          <w:rFonts w:ascii="Times New Roman" w:hAnsi="Times New Roman" w:cs="Times New Roman"/>
+          <w:b w:val="0"/>
+          <w:i w:val="0"/>
+          <w:sz w:val="24"/>
+        </w:rPr>
+        <w:t>, e não à Reclamada — que nada recebeu e nada descontou. A contradição com o item 6 ("depende do transporte da empresa") foi objeto da preliminar do item I.2.</w:t>
       </w:r>
     </w:p>
     <w:p/>
@@ -3859,75 +4030,29 @@
       <w:r>
         <w:rPr>
           <w:rFonts w:ascii="Times New Roman" w:hAnsi="Times New Roman" w:cs="Times New Roman"/>
+          <w:b w:val="0"/>
+          <w:i w:val="0"/>
+          <w:sz w:val="24"/>
+        </w:rPr>
+        <w:t xml:space="preserve">Acrescente-se que o vale-transporte é benefício legal devido </w:t>
+      </w:r>
+      <w:r>
+        <w:rPr>
+          <w:rFonts w:ascii="Times New Roman" w:hAnsi="Times New Roman" w:cs="Times New Roman"/>
           <w:b/>
           <w:i w:val="0"/>
           <w:sz w:val="24"/>
         </w:rPr>
-        <w:t>3.5. Subsidiariamente.</w:t>
-      </w:r>
-      <w:r>
-        <w:rPr>
-          <w:rFonts w:ascii="Times New Roman" w:hAnsi="Times New Roman" w:cs="Times New Roman"/>
-          <w:b w:val="0"/>
-          <w:i w:val="0"/>
-          <w:sz w:val="24"/>
-        </w:rPr>
-        <w:t xml:space="preserve"> Caso deferidas horas extras, requer-se: (i) a observância do divisor e da base de cálculo compatíveis com o valor da diária efetivamente comprovada, jamais com o salário fictício de R$ 3.520,00; (ii) a limitação estrita aos dias comprovados nos autos; (iii) a </w:t>
-      </w:r>
-      <w:r>
-        <w:rPr>
-          <w:rFonts w:ascii="Times New Roman" w:hAnsi="Times New Roman" w:cs="Times New Roman"/>
-          <w:b/>
-          <w:i w:val="0"/>
-          <w:sz w:val="24"/>
-        </w:rPr>
-        <w:t>vedação da repercussão do RSR majorado por horas extras</w:t>
-      </w:r>
-      <w:r>
-        <w:rPr>
-          <w:rFonts w:ascii="Times New Roman" w:hAnsi="Times New Roman" w:cs="Times New Roman"/>
-          <w:b w:val="0"/>
-          <w:i w:val="0"/>
-          <w:sz w:val="24"/>
-        </w:rPr>
-        <w:t xml:space="preserve"> sobre férias, 13º salário, FGTS e aviso prévio, sob pena de dupla incidência e </w:t>
-      </w:r>
-      <w:r>
-        <w:rPr>
-          <w:rFonts w:ascii="Times New Roman" w:hAnsi="Times New Roman" w:cs="Times New Roman"/>
-          <w:b/>
-          <w:i w:val="0"/>
-          <w:sz w:val="24"/>
-        </w:rPr>
-        <w:t>*bis in idem</w:t>
-      </w:r>
-      <w:r>
-        <w:rPr>
-          <w:rFonts w:ascii="Times New Roman" w:hAnsi="Times New Roman" w:cs="Times New Roman"/>
-          <w:b w:val="0"/>
-          <w:i w:val="0"/>
-          <w:sz w:val="24"/>
-        </w:rPr>
-        <w:t xml:space="preserve">* (art. 884 do Código Civil) </w:t>
-      </w:r>
-      <w:r>
-        <w:rPr>
-          <w:rFonts w:ascii="Times New Roman" w:hAnsi="Times New Roman" w:cs="Times New Roman"/>
-          <w:b w:val="0"/>
-          <w:i w:val="0"/>
-          <w:color w:val="FF0000"/>
-          <w:sz w:val="24"/>
-        </w:rPr>
-        <w:t>[CONFERIR: OJ 394 da SBDI-1 do TST — redação vigente e modulação temporal aplicável ao período]</w:t>
-      </w:r>
-      <w:r>
-        <w:rPr>
-          <w:rFonts w:ascii="Times New Roman" w:hAnsi="Times New Roman" w:cs="Times New Roman"/>
-          <w:b w:val="0"/>
-          <w:i w:val="0"/>
-          <w:sz w:val="24"/>
-        </w:rPr>
-        <w:t>; e (iv) a exclusão dos reflexos sobre a multa do art. 477 da CLT, que não é base de incidência de parcela alguma.</w:t>
+        <w:t>ao empregado</w:t>
+      </w:r>
+      <w:r>
+        <w:rPr>
+          <w:rFonts w:ascii="Times New Roman" w:hAnsi="Times New Roman" w:cs="Times New Roman"/>
+          <w:b w:val="0"/>
+          <w:i w:val="0"/>
+          <w:sz w:val="24"/>
+        </w:rPr>
+        <w:t xml:space="preserve"> (Lei nº 7.418/1985), pressupondo a relação de emprego que não existiu.</w:t>
       </w:r>
     </w:p>
     <w:p/>
@@ -3943,7 +4068,43 @@
           <w:i w:val="0"/>
           <w:sz w:val="24"/>
         </w:rPr>
-        <w:t>4. Dos supostos descontos a título de transporte (itens 14 e 15 — pedido da letra "d")</w:t>
+        <w:t xml:space="preserve">Impugna-se o valor de </w:t>
+      </w:r>
+      <w:r>
+        <w:rPr>
+          <w:rFonts w:ascii="Times New Roman" w:hAnsi="Times New Roman" w:cs="Times New Roman"/>
+          <w:b/>
+          <w:i w:val="0"/>
+          <w:sz w:val="24"/>
+        </w:rPr>
+        <w:t>R$ 1.500,00</w:t>
+      </w:r>
+      <w:r>
+        <w:rPr>
+          <w:rFonts w:ascii="Times New Roman" w:hAnsi="Times New Roman" w:cs="Times New Roman"/>
+          <w:b w:val="0"/>
+          <w:i w:val="0"/>
+          <w:sz w:val="24"/>
+        </w:rPr>
+        <w:t xml:space="preserve">, apresentado como "total estimado", sem indicação do número de dias, sem memória de cálculo e sem um único comprovante de desconto. </w:t>
+      </w:r>
+      <w:r>
+        <w:rPr>
+          <w:rFonts w:ascii="Times New Roman" w:hAnsi="Times New Roman" w:cs="Times New Roman"/>
+          <w:b/>
+          <w:i w:val="0"/>
+          <w:sz w:val="24"/>
+        </w:rPr>
+        <w:t>Subsidiariamente</w:t>
+      </w:r>
+      <w:r>
+        <w:rPr>
+          <w:rFonts w:ascii="Times New Roman" w:hAnsi="Times New Roman" w:cs="Times New Roman"/>
+          <w:b w:val="0"/>
+          <w:i w:val="0"/>
+          <w:sz w:val="24"/>
+        </w:rPr>
+        <w:t>, eventual condenação deve limitar-se aos descontos efetivamente comprovados nos autos, dia a dia.</w:t>
       </w:r>
     </w:p>
     <w:p/>
@@ -3959,53 +4120,7 @@
           <w:i w:val="0"/>
           <w:sz w:val="24"/>
         </w:rPr>
-        <w:t xml:space="preserve">Impugna-se especificamente. A Reclamada </w:t>
-      </w:r>
-      <w:r>
-        <w:rPr>
-          <w:rFonts w:ascii="Times New Roman" w:hAnsi="Times New Roman" w:cs="Times New Roman"/>
-          <w:b/>
-          <w:i w:val="0"/>
-          <w:sz w:val="24"/>
-        </w:rPr>
-        <w:t>não efetuou desconto algum</w:t>
-      </w:r>
-      <w:r>
-        <w:rPr>
-          <w:rFonts w:ascii="Times New Roman" w:hAnsi="Times New Roman" w:cs="Times New Roman"/>
-          <w:b w:val="0"/>
-          <w:i w:val="0"/>
-          <w:sz w:val="24"/>
-        </w:rPr>
-        <w:t xml:space="preserve"> a título de transporte, pela razão mais simples: </w:t>
-      </w:r>
-      <w:r>
-        <w:rPr>
-          <w:rFonts w:ascii="Times New Roman" w:hAnsi="Times New Roman" w:cs="Times New Roman"/>
-          <w:b/>
-          <w:i w:val="0"/>
-          <w:sz w:val="24"/>
-        </w:rPr>
-        <w:t>não havia salário do qual descontar</w:t>
-      </w:r>
-      <w:r>
-        <w:rPr>
-          <w:rFonts w:ascii="Times New Roman" w:hAnsi="Times New Roman" w:cs="Times New Roman"/>
-          <w:b w:val="0"/>
-          <w:i w:val="0"/>
-          <w:sz w:val="24"/>
-        </w:rPr>
-        <w:t xml:space="preserve">. A remuneração era o valor fechado da diária, ajustado e quitado a cada dia de tarefa. </w:t>
-      </w:r>
-      <w:r>
-        <w:rPr>
-          <w:rFonts w:ascii="Times New Roman" w:hAnsi="Times New Roman" w:cs="Times New Roman"/>
-          <w:b w:val="0"/>
-          <w:i w:val="0"/>
-          <w:color w:val="FF0000"/>
-          <w:sz w:val="24"/>
-        </w:rPr>
-        <w:t>[CONFERIR COM O CLIENTE: se houve, em algum ajuste pontual, rateio de combustível ou carona — em caso positivo, descrever e comprovar]</w:t>
+        <w:t>5. Dos supostos descontos a título de "dispensa" (itens 16 a 18 — pedido da letra "e")</w:t>
       </w:r>
     </w:p>
     <w:p/>
@@ -4021,7 +4136,7 @@
           <w:i w:val="0"/>
           <w:sz w:val="24"/>
         </w:rPr>
-        <w:t xml:space="preserve">Ademais, é a própria inicial que desmente o pedido: o item 14 afirma que o Autor "ia e voltava das obras </w:t>
+        <w:t xml:space="preserve">Impugna-se especificamente. Não houve desconto porque </w:t>
       </w:r>
       <w:r>
         <w:rPr>
@@ -4030,34 +4145,16 @@
           <w:i w:val="0"/>
           <w:sz w:val="24"/>
         </w:rPr>
-        <w:t>de carona com o pedreiro Marcelo</w:t>
-      </w:r>
-      <w:r>
-        <w:rPr>
-          <w:rFonts w:ascii="Times New Roman" w:hAnsi="Times New Roman" w:cs="Times New Roman"/>
-          <w:b w:val="0"/>
-          <w:i w:val="0"/>
-          <w:sz w:val="24"/>
-        </w:rPr>
-        <w:t xml:space="preserve">". Se o transporte era carona particular de um colega, eventual valor pago pelo Autor terá sido pago </w:t>
-      </w:r>
-      <w:r>
-        <w:rPr>
-          <w:rFonts w:ascii="Times New Roman" w:hAnsi="Times New Roman" w:cs="Times New Roman"/>
-          <w:b/>
-          <w:i w:val="0"/>
-          <w:sz w:val="24"/>
-        </w:rPr>
-        <w:t>ao colega</w:t>
-      </w:r>
-      <w:r>
-        <w:rPr>
-          <w:rFonts w:ascii="Times New Roman" w:hAnsi="Times New Roman" w:cs="Times New Roman"/>
-          <w:b w:val="0"/>
-          <w:i w:val="0"/>
-          <w:sz w:val="24"/>
-        </w:rPr>
-        <w:t>, e não à Reclamada — que nada recebeu e nada descontou. A contradição com o item 6 ("depende do transporte da empresa") foi objeto da preliminar do item I.2.</w:t>
+        <w:t>não houve pagamento</w:t>
+      </w:r>
+      <w:r>
+        <w:rPr>
+          <w:rFonts w:ascii="Times New Roman" w:hAnsi="Times New Roman" w:cs="Times New Roman"/>
+          <w:b w:val="0"/>
+          <w:i w:val="0"/>
+          <w:sz w:val="24"/>
+        </w:rPr>
+        <w:t>, e não houve pagamento porque não houve contrato. Os arts. 2º e 462 da CLT invocados pelo Autor pressupõem, ambos, a relação de emprego que jamais existiu entre as partes.</w:t>
       </w:r>
     </w:p>
     <w:p/>
@@ -4073,7 +4170,7 @@
           <w:i w:val="0"/>
           <w:sz w:val="24"/>
         </w:rPr>
-        <w:t xml:space="preserve">Acrescente-se que o vale-transporte é benefício legal devido </w:t>
+        <w:t xml:space="preserve">Registre-se, *ad argumentandum* e sem confissão, que o item 16 da inicial é </w:t>
       </w:r>
       <w:r>
         <w:rPr>
@@ -4082,16 +4179,34 @@
           <w:i w:val="0"/>
           <w:sz w:val="24"/>
         </w:rPr>
-        <w:t>ao empregado</w:t>
-      </w:r>
-      <w:r>
-        <w:rPr>
-          <w:rFonts w:ascii="Times New Roman" w:hAnsi="Times New Roman" w:cs="Times New Roman"/>
-          <w:b w:val="0"/>
-          <w:i w:val="0"/>
-          <w:sz w:val="24"/>
-        </w:rPr>
-        <w:t xml:space="preserve"> (Lei nº 7.418/1985), inaplicável ao prestador autônomo, que se desloca por conta própria como parte de sua autonomia.</w:t>
+        <w:t>autodestrutivo</w:t>
+      </w:r>
+      <w:r>
+        <w:rPr>
+          <w:rFonts w:ascii="Times New Roman" w:hAnsi="Times New Roman" w:cs="Times New Roman"/>
+          <w:b w:val="0"/>
+          <w:i w:val="0"/>
+          <w:sz w:val="24"/>
+        </w:rPr>
+        <w:t xml:space="preserve">: ao afirmar que, nos dias sem serviço, nada lhe era pago, o Autor descreve situação </w:t>
+      </w:r>
+      <w:r>
+        <w:rPr>
+          <w:rFonts w:ascii="Times New Roman" w:hAnsi="Times New Roman" w:cs="Times New Roman"/>
+          <w:b/>
+          <w:i w:val="0"/>
+          <w:sz w:val="24"/>
+        </w:rPr>
+        <w:t>incompatível com o contrato de emprego</w:t>
+      </w:r>
+      <w:r>
+        <w:rPr>
+          <w:rFonts w:ascii="Times New Roman" w:hAnsi="Times New Roman" w:cs="Times New Roman"/>
+          <w:b w:val="0"/>
+          <w:i w:val="0"/>
+          <w:sz w:val="24"/>
+        </w:rPr>
+        <w:t xml:space="preserve"> que pede seja reconhecido, conforme desenvolvido no item III.1.4.</w:t>
       </w:r>
     </w:p>
     <w:p/>
@@ -4116,16 +4231,16 @@
           <w:i w:val="0"/>
           <w:sz w:val="24"/>
         </w:rPr>
-        <w:t>R$ 1.500,00</w:t>
-      </w:r>
-      <w:r>
-        <w:rPr>
-          <w:rFonts w:ascii="Times New Roman" w:hAnsi="Times New Roman" w:cs="Times New Roman"/>
-          <w:b w:val="0"/>
-          <w:i w:val="0"/>
-          <w:sz w:val="24"/>
-        </w:rPr>
-        <w:t xml:space="preserve">, apresentado como "total estimado", sem indicação do número de dias, sem memória de cálculo e sem um único comprovante de desconto. </w:t>
+        <w:t>R$ 2.400,00</w:t>
+      </w:r>
+      <w:r>
+        <w:rPr>
+          <w:rFonts w:ascii="Times New Roman" w:hAnsi="Times New Roman" w:cs="Times New Roman"/>
+          <w:b w:val="0"/>
+          <w:i w:val="0"/>
+          <w:sz w:val="24"/>
+        </w:rPr>
+        <w:t xml:space="preserve">, igualmente "estimado", sem indicação de datas e sem memória de cálculo. </w:t>
       </w:r>
       <w:r>
         <w:rPr>
@@ -4143,7 +4258,7 @@
           <w:i w:val="0"/>
           <w:sz w:val="24"/>
         </w:rPr>
-        <w:t>, eventual condenação deve limitar-se aos descontos efetivamente comprovados nos autos, dia a dia.</w:t>
+        <w:t>, caso reconhecido algum liame e devido algum valor a esse título, a condenação deve limitar-se aos dias comprovados nos autos, com dedução do que se comprovar pago (art. 767 da CLT).</w:t>
       </w:r>
     </w:p>
     <w:p/>
@@ -4159,7 +4274,7 @@
           <w:i w:val="0"/>
           <w:sz w:val="24"/>
         </w:rPr>
-        <w:t>5. Dos supostos descontos a título de "dispensa" (itens 16 a 18 — pedido da letra "e")</w:t>
+        <w:t>6. Do adicional de insalubridade (itens 19 a 24 — pedidos das letras "f" e "g")</w:t>
       </w:r>
     </w:p>
     <w:p/>
@@ -4171,29 +4286,20 @@
       <w:r>
         <w:rPr>
           <w:rFonts w:ascii="Times New Roman" w:hAnsi="Times New Roman" w:cs="Times New Roman"/>
-          <w:b w:val="0"/>
-          <w:i w:val="0"/>
-          <w:sz w:val="24"/>
-        </w:rPr>
-        <w:t xml:space="preserve">Impugna-se especificamente. </w:t>
-      </w:r>
-      <w:r>
-        <w:rPr>
-          <w:rFonts w:ascii="Times New Roman" w:hAnsi="Times New Roman" w:cs="Times New Roman"/>
           <w:b/>
           <w:i w:val="0"/>
           <w:sz w:val="24"/>
         </w:rPr>
-        <w:t>Não houve desconto</w:t>
-      </w:r>
-      <w:r>
-        <w:rPr>
-          <w:rFonts w:ascii="Times New Roman" w:hAnsi="Times New Roman" w:cs="Times New Roman"/>
-          <w:b w:val="0"/>
-          <w:i w:val="0"/>
-          <w:sz w:val="24"/>
-        </w:rPr>
-        <w:t xml:space="preserve">: houve </w:t>
+        <w:t>6.1. Ausência do pressuposto lógico do pedido.</w:t>
+      </w:r>
+      <w:r>
+        <w:rPr>
+          <w:rFonts w:ascii="Times New Roman" w:hAnsi="Times New Roman" w:cs="Times New Roman"/>
+          <w:b w:val="0"/>
+          <w:i w:val="0"/>
+          <w:sz w:val="24"/>
+        </w:rPr>
+        <w:t xml:space="preserve"> O adicional de insalubridade é parcela de natureza </w:t>
       </w:r>
       <w:r>
         <w:rPr>
@@ -4202,16 +4308,16 @@
           <w:i w:val="0"/>
           <w:sz w:val="24"/>
         </w:rPr>
-        <w:t>ausência de prestação de serviço</w:t>
-      </w:r>
-      <w:r>
-        <w:rPr>
-          <w:rFonts w:ascii="Times New Roman" w:hAnsi="Times New Roman" w:cs="Times New Roman"/>
-          <w:b w:val="0"/>
-          <w:i w:val="0"/>
-          <w:sz w:val="24"/>
-        </w:rPr>
-        <w:t xml:space="preserve">. Nos dias em que não havia tarefa a executar — por chuva ou por etapa da obra —, o Autor simplesmente não era chamado e, não prestando serviço, nada lhe era devido, precisamente porque a contraprestação era </w:t>
+        <w:t>contratual</w:t>
+      </w:r>
+      <w:r>
+        <w:rPr>
+          <w:rFonts w:ascii="Times New Roman" w:hAnsi="Times New Roman" w:cs="Times New Roman"/>
+          <w:b w:val="0"/>
+          <w:i w:val="0"/>
+          <w:sz w:val="24"/>
+        </w:rPr>
+        <w:t xml:space="preserve">, devida ao </w:t>
       </w:r>
       <w:r>
         <w:rPr>
@@ -4220,16 +4326,16 @@
           <w:i w:val="0"/>
           <w:sz w:val="24"/>
         </w:rPr>
-        <w:t>por dia efetivamente trabalhado</w:t>
-      </w:r>
-      <w:r>
-        <w:rPr>
-          <w:rFonts w:ascii="Times New Roman" w:hAnsi="Times New Roman" w:cs="Times New Roman"/>
-          <w:b w:val="0"/>
-          <w:i w:val="0"/>
-          <w:sz w:val="24"/>
-        </w:rPr>
-        <w:t>, e não salário mensal.</w:t>
+        <w:t>empregado</w:t>
+      </w:r>
+      <w:r>
+        <w:rPr>
+          <w:rFonts w:ascii="Times New Roman" w:hAnsi="Times New Roman" w:cs="Times New Roman"/>
+          <w:b w:val="0"/>
+          <w:i w:val="0"/>
+          <w:sz w:val="24"/>
+        </w:rPr>
+        <w:t xml:space="preserve"> exposto a agentes nocivos (arts. 189 e 192 da CLT). Não havendo contrato de trabalho entre as partes, o pedido é improcedente por decorrência lógica.</w:t>
       </w:r>
     </w:p>
     <w:p/>
@@ -4241,29 +4347,56 @@
       <w:r>
         <w:rPr>
           <w:rFonts w:ascii="Times New Roman" w:hAnsi="Times New Roman" w:cs="Times New Roman"/>
-          <w:b w:val="0"/>
-          <w:i w:val="0"/>
-          <w:sz w:val="24"/>
-        </w:rPr>
-        <w:t xml:space="preserve">Aqui a inicial produz contra si a prova mais eloquente da tese defensiva: </w:t>
-      </w:r>
-      <w:r>
-        <w:rPr>
-          <w:rFonts w:ascii="Times New Roman" w:hAnsi="Times New Roman" w:cs="Times New Roman"/>
           <w:b/>
           <w:i w:val="0"/>
           <w:sz w:val="24"/>
         </w:rPr>
-        <w:t>o item 16 é a confissão da eventualidade</w:t>
-      </w:r>
-      <w:r>
-        <w:rPr>
-          <w:rFonts w:ascii="Times New Roman" w:hAnsi="Times New Roman" w:cs="Times New Roman"/>
-          <w:b w:val="0"/>
-          <w:i w:val="0"/>
-          <w:sz w:val="24"/>
-        </w:rPr>
-        <w:t>. Empregado mensalista recebe o salário integralmente, chova ou não chova; quem só recebe nos dias em que há tarefa é, por definição, prestador eventual. Os arts. 2º e 462 da CLT invocados pelo Autor pressupõem justamente a relação de emprego que não existiu.</w:t>
+        <w:t>6.2. A prova do Autor desmente a causa de pedir.</w:t>
+      </w:r>
+      <w:r>
+        <w:rPr>
+          <w:rFonts w:ascii="Times New Roman" w:hAnsi="Times New Roman" w:cs="Times New Roman"/>
+          <w:b w:val="0"/>
+          <w:i w:val="0"/>
+          <w:sz w:val="24"/>
+        </w:rPr>
+        <w:t xml:space="preserve"> O item 21 da inicial afirma, categoricamente, que "a reclamada não fornecia ao reclamante os EPI's que elidem as condições insalubres". As </w:t>
+      </w:r>
+      <w:r>
+        <w:rPr>
+          <w:rFonts w:ascii="Times New Roman" w:hAnsi="Times New Roman" w:cs="Times New Roman"/>
+          <w:b/>
+          <w:i w:val="0"/>
+          <w:sz w:val="24"/>
+        </w:rPr>
+        <w:t>fotografias juntadas pelo próprio Autor</w:t>
+      </w:r>
+      <w:r>
+        <w:rPr>
+          <w:rFonts w:ascii="Times New Roman" w:hAnsi="Times New Roman" w:cs="Times New Roman"/>
+          <w:b w:val="0"/>
+          <w:i w:val="0"/>
+          <w:sz w:val="24"/>
+        </w:rPr>
+        <w:t xml:space="preserve"> (ID 2c1fbec) o retratam </w:t>
+      </w:r>
+      <w:r>
+        <w:rPr>
+          <w:rFonts w:ascii="Times New Roman" w:hAnsi="Times New Roman" w:cs="Times New Roman"/>
+          <w:b/>
+          <w:i w:val="0"/>
+          <w:sz w:val="24"/>
+        </w:rPr>
+        <w:t>usando capacete de proteção</w:t>
+      </w:r>
+      <w:r>
+        <w:rPr>
+          <w:rFonts w:ascii="Times New Roman" w:hAnsi="Times New Roman" w:cs="Times New Roman"/>
+          <w:b w:val="0"/>
+          <w:i w:val="0"/>
+          <w:sz w:val="24"/>
+        </w:rPr>
+        <w:t xml:space="preserve"> (fls. 23 e 28), e retratam trabalhador com capacete e luvas em serviço de alvenaria (fls. 24). A alegação nuclear do pedido é desmentida pela prova que o próprio Autor produziu.</w:t>
       </w:r>
     </w:p>
     <w:p/>
@@ -4275,29 +4408,20 @@
       <w:r>
         <w:rPr>
           <w:rFonts w:ascii="Times New Roman" w:hAnsi="Times New Roman" w:cs="Times New Roman"/>
-          <w:b w:val="0"/>
-          <w:i w:val="0"/>
-          <w:sz w:val="24"/>
-        </w:rPr>
-        <w:t xml:space="preserve">Impugna-se o valor de </w:t>
-      </w:r>
-      <w:r>
-        <w:rPr>
-          <w:rFonts w:ascii="Times New Roman" w:hAnsi="Times New Roman" w:cs="Times New Roman"/>
           <w:b/>
           <w:i w:val="0"/>
           <w:sz w:val="24"/>
         </w:rPr>
-        <w:t>R$ 2.400,00</w:t>
-      </w:r>
-      <w:r>
-        <w:rPr>
-          <w:rFonts w:ascii="Times New Roman" w:hAnsi="Times New Roman" w:cs="Times New Roman"/>
-          <w:b w:val="0"/>
-          <w:i w:val="0"/>
-          <w:sz w:val="24"/>
-        </w:rPr>
-        <w:t xml:space="preserve">, igualmente "estimado", sem indicação de datas e sem memória de cálculo. </w:t>
+        <w:t>6.3. Ausência de habitualidade e de permanência.</w:t>
+      </w:r>
+      <w:r>
+        <w:rPr>
+          <w:rFonts w:ascii="Times New Roman" w:hAnsi="Times New Roman" w:cs="Times New Roman"/>
+          <w:b w:val="0"/>
+          <w:i w:val="0"/>
+          <w:sz w:val="24"/>
+        </w:rPr>
+        <w:t xml:space="preserve"> Não há nos autos demonstração de exposição habitual e permanente a agente insalubre, como exigem o </w:t>
       </w:r>
       <w:r>
         <w:rPr>
@@ -4306,16 +4430,16 @@
           <w:i w:val="0"/>
           <w:sz w:val="24"/>
         </w:rPr>
-        <w:t>Subsidiariamente</w:t>
-      </w:r>
-      <w:r>
-        <w:rPr>
-          <w:rFonts w:ascii="Times New Roman" w:hAnsi="Times New Roman" w:cs="Times New Roman"/>
-          <w:b w:val="0"/>
-          <w:i w:val="0"/>
-          <w:sz w:val="24"/>
-        </w:rPr>
-        <w:t>, caso reconhecido o vínculo e devido algum valor a esse título, a condenação deve limitar-se aos dias comprovados nos autos, com dedução do que já foi pago (art. 767 da CLT).</w:t>
+        <w:t>art. 189 da CLT</w:t>
+      </w:r>
+      <w:r>
+        <w:rPr>
+          <w:rFonts w:ascii="Times New Roman" w:hAnsi="Times New Roman" w:cs="Times New Roman"/>
+          <w:b w:val="0"/>
+          <w:i w:val="0"/>
+          <w:sz w:val="24"/>
+        </w:rPr>
+        <w:t xml:space="preserve"> e os parâmetros da NR-15 — ônus que era do Autor. As seis imagens juntadas, todas concentradas em dois meses, não demonstram exposição contínua a agente algum.</w:t>
       </w:r>
     </w:p>
     <w:p/>
@@ -4327,11 +4451,72 @@
       <w:r>
         <w:rPr>
           <w:rFonts w:ascii="Times New Roman" w:hAnsi="Times New Roman" w:cs="Times New Roman"/>
-          <w:b w:val="0"/>
-          <w:i w:val="0"/>
-          <w:sz w:val="24"/>
-        </w:rPr>
-        <w:t>6. Do adicional de insalubridade (itens 19 a 24 — pedidos das letras "f" e "g")</w:t>
+          <w:b/>
+          <w:i w:val="0"/>
+          <w:sz w:val="24"/>
+        </w:rPr>
+        <w:t>6.4. Do contato com cimento — tese vinculante do TST.</w:t>
+      </w:r>
+      <w:r>
+        <w:rPr>
+          <w:rFonts w:ascii="Times New Roman" w:hAnsi="Times New Roman" w:cs="Times New Roman"/>
+          <w:b w:val="0"/>
+          <w:i w:val="0"/>
+          <w:sz w:val="24"/>
+        </w:rPr>
+        <w:t xml:space="preserve"> Quanto ao alegado contato ou manipulação de </w:t>
+      </w:r>
+      <w:r>
+        <w:rPr>
+          <w:rFonts w:ascii="Times New Roman" w:hAnsi="Times New Roman" w:cs="Times New Roman"/>
+          <w:b/>
+          <w:i w:val="0"/>
+          <w:sz w:val="24"/>
+        </w:rPr>
+        <w:t>cimento</w:t>
+      </w:r>
+      <w:r>
+        <w:rPr>
+          <w:rFonts w:ascii="Times New Roman" w:hAnsi="Times New Roman" w:cs="Times New Roman"/>
+          <w:b w:val="0"/>
+          <w:i w:val="0"/>
+          <w:sz w:val="24"/>
+        </w:rPr>
+        <w:t xml:space="preserve"> e de </w:t>
+      </w:r>
+      <w:r>
+        <w:rPr>
+          <w:rFonts w:ascii="Times New Roman" w:hAnsi="Times New Roman" w:cs="Times New Roman"/>
+          <w:b/>
+          <w:i w:val="0"/>
+          <w:sz w:val="24"/>
+        </w:rPr>
+        <w:t>cal</w:t>
+      </w:r>
+      <w:r>
+        <w:rPr>
+          <w:rFonts w:ascii="Times New Roman" w:hAnsi="Times New Roman" w:cs="Times New Roman"/>
+          <w:b w:val="0"/>
+          <w:i w:val="0"/>
+          <w:sz w:val="24"/>
+        </w:rPr>
+        <w:t>, impõe-se a tese jurídica fixada pelo TST em incidente de recursos repetitivos, segundo a qual:</w:t>
+      </w:r>
+    </w:p>
+    <w:p/>
+    <w:p>
+      <w:pPr>
+        <w:ind w:firstLine="0" w:left="2268"/>
+        <w:jc w:val="both"/>
+      </w:pPr>
+      <w:r>
+        <w:rPr>
+          <w:rFonts w:ascii="Times New Roman" w:hAnsi="Times New Roman" w:cs="Times New Roman"/>
+          <w:b w:val="0"/>
+          <w:i w:val="0"/>
+          <w:sz w:val="24"/>
+        </w:rPr>
+        <w:t>"o contato ou a manipulação do cimento, no exercício da função desempenhada pelo empregado na construção civil, não está inserido entre as atividades e operações classificadas como insalubres pelo Ministério do Trabalho e Emprego – Anexo 13 da NR-15, não ensejando, portanto, o pagamento do adicional de insalubridade, mesmo se houver conclusão pericial em sentido contrário".</w:t>
       </w:r>
     </w:p>
     <w:p/>
@@ -4343,20 +4528,29 @@
       <w:r>
         <w:rPr>
           <w:rFonts w:ascii="Times New Roman" w:hAnsi="Times New Roman" w:cs="Times New Roman"/>
+          <w:b w:val="0"/>
+          <w:i w:val="0"/>
+          <w:sz w:val="24"/>
+        </w:rPr>
+        <w:t xml:space="preserve">A tese é de </w:t>
+      </w:r>
+      <w:r>
+        <w:rPr>
+          <w:rFonts w:ascii="Times New Roman" w:hAnsi="Times New Roman" w:cs="Times New Roman"/>
           <w:b/>
           <w:i w:val="0"/>
           <w:sz w:val="24"/>
         </w:rPr>
-        <w:t>6.1. A prova do Autor desmente a causa de pedir.</w:t>
-      </w:r>
-      <w:r>
-        <w:rPr>
-          <w:rFonts w:ascii="Times New Roman" w:hAnsi="Times New Roman" w:cs="Times New Roman"/>
-          <w:b w:val="0"/>
-          <w:i w:val="0"/>
-          <w:sz w:val="24"/>
-        </w:rPr>
-        <w:t xml:space="preserve"> O item 21 da inicial afirma, categoricamente, que "a reclamada não fornecia ao reclamante os EPI's que elidem as condições insalubres". As </w:t>
+        <w:t>observância obrigatória</w:t>
+      </w:r>
+      <w:r>
+        <w:rPr>
+          <w:rFonts w:ascii="Times New Roman" w:hAnsi="Times New Roman" w:cs="Times New Roman"/>
+          <w:b w:val="0"/>
+          <w:i w:val="0"/>
+          <w:sz w:val="24"/>
+        </w:rPr>
+        <w:t xml:space="preserve"> (art. 927, III, do CPC c/c art. 896-C da CLT) e afasta o enquadramento pretendido quanto a esse agente </w:t>
       </w:r>
       <w:r>
         <w:rPr>
@@ -4365,34 +4559,26 @@
           <w:i w:val="0"/>
           <w:sz w:val="24"/>
         </w:rPr>
-        <w:t>fotografias juntadas pelo próprio Autor</w:t>
-      </w:r>
-      <w:r>
-        <w:rPr>
-          <w:rFonts w:ascii="Times New Roman" w:hAnsi="Times New Roman" w:cs="Times New Roman"/>
-          <w:b w:val="0"/>
-          <w:i w:val="0"/>
-          <w:sz w:val="24"/>
-        </w:rPr>
-        <w:t xml:space="preserve"> (ID 2c1fbec) o retratam </w:t>
-      </w:r>
-      <w:r>
-        <w:rPr>
-          <w:rFonts w:ascii="Times New Roman" w:hAnsi="Times New Roman" w:cs="Times New Roman"/>
-          <w:b/>
-          <w:i w:val="0"/>
-          <w:sz w:val="24"/>
-        </w:rPr>
-        <w:t>usando capacete de proteção</w:t>
-      </w:r>
-      <w:r>
-        <w:rPr>
-          <w:rFonts w:ascii="Times New Roman" w:hAnsi="Times New Roman" w:cs="Times New Roman"/>
-          <w:b w:val="0"/>
-          <w:i w:val="0"/>
-          <w:sz w:val="24"/>
-        </w:rPr>
-        <w:t xml:space="preserve"> (fls. 23 e 28), e retratam trabalhador com capacete e luvas em serviço de alvenaria (fls. 24). A alegação nuclear do pedido é desmentida pela prova que o próprio Autor produziu.</w:t>
+        <w:t>ainda que o laudo pericial conclua de forma diversa</w:t>
+      </w:r>
+      <w:r>
+        <w:rPr>
+          <w:rFonts w:ascii="Times New Roman" w:hAnsi="Times New Roman" w:cs="Times New Roman"/>
+          <w:b w:val="0"/>
+          <w:i w:val="0"/>
+          <w:sz w:val="24"/>
+        </w:rPr>
+        <w:t xml:space="preserve">. </w:t>
+      </w:r>
+      <w:r>
+        <w:rPr>
+          <w:rFonts w:ascii="Times New Roman" w:hAnsi="Times New Roman" w:cs="Times New Roman"/>
+          <w:b w:val="0"/>
+          <w:i w:val="0"/>
+          <w:color w:val="FF0000"/>
+          <w:sz w:val="24"/>
+        </w:rPr>
+        <w:t>[CONFERIR Nº DO TEMA DOS IRR, TEOR E TRÂNSITO — registro de fixação em sessão de 27/06/2025]</w:t>
       </w:r>
     </w:p>
     <w:p/>
@@ -4408,52 +4594,32 @@
           <w:i w:val="0"/>
           <w:sz w:val="24"/>
         </w:rPr>
-        <w:t>6.2. Ausência de habitualidade e de permanência.</w:t>
-      </w:r>
-      <w:r>
-        <w:rPr>
-          <w:rFonts w:ascii="Times New Roman" w:hAnsi="Times New Roman" w:cs="Times New Roman"/>
-          <w:b w:val="0"/>
-          <w:i w:val="0"/>
-          <w:sz w:val="24"/>
-        </w:rPr>
-        <w:t xml:space="preserve"> A prestação de serviços de forma esporádica e descontínua, em dias isolados, descaracteriza a exposição habitual e permanente exigida pelo </w:t>
-      </w:r>
-      <w:r>
-        <w:rPr>
-          <w:rFonts w:ascii="Times New Roman" w:hAnsi="Times New Roman" w:cs="Times New Roman"/>
-          <w:b/>
-          <w:i w:val="0"/>
-          <w:sz w:val="24"/>
-        </w:rPr>
-        <w:t>art. 189 da CLT</w:t>
-      </w:r>
-      <w:r>
-        <w:rPr>
-          <w:rFonts w:ascii="Times New Roman" w:hAnsi="Times New Roman" w:cs="Times New Roman"/>
-          <w:b w:val="0"/>
-          <w:i w:val="0"/>
-          <w:sz w:val="24"/>
-        </w:rPr>
-        <w:t xml:space="preserve"> e pelos parâmetros da NR-15. E, nos dias em que prestou serviços, o Autor recebeu e efetivamente utilizou os equipamentos de proteção fornecidos pela Reclamada — o que está demonstrado </w:t>
-      </w:r>
-      <w:r>
-        <w:rPr>
-          <w:rFonts w:ascii="Times New Roman" w:hAnsi="Times New Roman" w:cs="Times New Roman"/>
-          <w:b/>
-          <w:i w:val="0"/>
-          <w:sz w:val="24"/>
-        </w:rPr>
-        <w:t>pelas fotografias que ele próprio juntou</w:t>
-      </w:r>
-      <w:r>
-        <w:rPr>
-          <w:rFonts w:ascii="Times New Roman" w:hAnsi="Times New Roman" w:cs="Times New Roman"/>
-          <w:b w:val="0"/>
-          <w:i w:val="0"/>
-          <w:sz w:val="24"/>
-        </w:rPr>
-        <w:t xml:space="preserve"> (ID 2c1fbec, fls. 23, 24 e 28), nas quais aparece de capacete.</w:t>
+        <w:t>6.5. Da necessidade de enquadramento oficial — Súmula 448, I, do TST.</w:t>
+      </w:r>
+      <w:r>
+        <w:rPr>
+          <w:rFonts w:ascii="Times New Roman" w:hAnsi="Times New Roman" w:cs="Times New Roman"/>
+          <w:b w:val="0"/>
+          <w:i w:val="0"/>
+          <w:sz w:val="24"/>
+        </w:rPr>
+        <w:t xml:space="preserve"> Quanto aos demais agentes genericamente invocados (ruído, sílica, "poeiras metálicas", "gases", "entre outros"), aplica-se o item I da Súmula 448 do TST:</w:t>
+      </w:r>
+    </w:p>
+    <w:p/>
+    <w:p>
+      <w:pPr>
+        <w:ind w:firstLine="0" w:left="2268"/>
+        <w:jc w:val="both"/>
+      </w:pPr>
+      <w:r>
+        <w:rPr>
+          <w:rFonts w:ascii="Times New Roman" w:hAnsi="Times New Roman" w:cs="Times New Roman"/>
+          <w:b w:val="0"/>
+          <w:i w:val="0"/>
+          <w:sz w:val="24"/>
+        </w:rPr>
+        <w:t>"Não basta a constatação da insalubridade por meio de laudo pericial para que o empregado tenha direito ao respectivo adicional, sendo necessária a classificação da atividade insalubre na relação oficial elaborada pelo Ministério do Trabalho."</w:t>
       </w:r>
     </w:p>
     <w:p/>
@@ -4465,72 +4631,29 @@
       <w:r>
         <w:rPr>
           <w:rFonts w:ascii="Times New Roman" w:hAnsi="Times New Roman" w:cs="Times New Roman"/>
+          <w:b w:val="0"/>
+          <w:i w:val="0"/>
+          <w:sz w:val="24"/>
+        </w:rPr>
+        <w:t xml:space="preserve">A inicial </w:t>
+      </w:r>
+      <w:r>
+        <w:rPr>
+          <w:rFonts w:ascii="Times New Roman" w:hAnsi="Times New Roman" w:cs="Times New Roman"/>
           <w:b/>
           <w:i w:val="0"/>
           <w:sz w:val="24"/>
         </w:rPr>
-        <w:t>6.3. Do contato com cimento — tese vinculante do TST.</w:t>
-      </w:r>
-      <w:r>
-        <w:rPr>
-          <w:rFonts w:ascii="Times New Roman" w:hAnsi="Times New Roman" w:cs="Times New Roman"/>
-          <w:b w:val="0"/>
-          <w:i w:val="0"/>
-          <w:sz w:val="24"/>
-        </w:rPr>
-        <w:t xml:space="preserve"> Quanto ao alegado contato ou manipulação de </w:t>
-      </w:r>
-      <w:r>
-        <w:rPr>
-          <w:rFonts w:ascii="Times New Roman" w:hAnsi="Times New Roman" w:cs="Times New Roman"/>
-          <w:b/>
-          <w:i w:val="0"/>
-          <w:sz w:val="24"/>
-        </w:rPr>
-        <w:t>cimento</w:t>
-      </w:r>
-      <w:r>
-        <w:rPr>
-          <w:rFonts w:ascii="Times New Roman" w:hAnsi="Times New Roman" w:cs="Times New Roman"/>
-          <w:b w:val="0"/>
-          <w:i w:val="0"/>
-          <w:sz w:val="24"/>
-        </w:rPr>
-        <w:t xml:space="preserve"> e de </w:t>
-      </w:r>
-      <w:r>
-        <w:rPr>
-          <w:rFonts w:ascii="Times New Roman" w:hAnsi="Times New Roman" w:cs="Times New Roman"/>
-          <w:b/>
-          <w:i w:val="0"/>
-          <w:sz w:val="24"/>
-        </w:rPr>
-        <w:t>cal</w:t>
-      </w:r>
-      <w:r>
-        <w:rPr>
-          <w:rFonts w:ascii="Times New Roman" w:hAnsi="Times New Roman" w:cs="Times New Roman"/>
-          <w:b w:val="0"/>
-          <w:i w:val="0"/>
-          <w:sz w:val="24"/>
-        </w:rPr>
-        <w:t>, impõe-se a tese jurídica fixada pelo TST em incidente de recursos repetitivos, segundo a qual:</w:t>
-      </w:r>
-    </w:p>
-    <w:p/>
-    <w:p>
-      <w:pPr>
-        <w:ind w:firstLine="0" w:left="2268"/>
-        <w:jc w:val="both"/>
-      </w:pPr>
-      <w:r>
-        <w:rPr>
-          <w:rFonts w:ascii="Times New Roman" w:hAnsi="Times New Roman" w:cs="Times New Roman"/>
-          <w:b w:val="0"/>
-          <w:i w:val="0"/>
-          <w:sz w:val="24"/>
-        </w:rPr>
-        <w:t>"o contato ou a manipulação do cimento, no exercício da função desempenhada pelo empregado na construção civil, não está inserido entre as atividades e operações classificadas como insalubres pelo Ministério do Trabalho e Emprego – Anexo 13 da NR-15, não ensejando, portanto, o pagamento do adicional de insalubridade, mesmo se houver conclusão pericial em sentido contrário".</w:t>
+        <w:t>sequer indica o anexo da NR-15</w:t>
+      </w:r>
+      <w:r>
+        <w:rPr>
+          <w:rFonts w:ascii="Times New Roman" w:hAnsi="Times New Roman" w:cs="Times New Roman"/>
+          <w:b w:val="0"/>
+          <w:i w:val="0"/>
+          <w:sz w:val="24"/>
+        </w:rPr>
+        <w:t xml:space="preserve"> em que pretende enquadrar cada agente, tampouco o tempo diário de exposição, o grau postulado (pede "mínimo/médio/máximo", indistintamente) ou a metodologia de aferição — ônus do qual o Autor não se desincumbiu e deficiência que prejudica a própria realização da perícia.</w:t>
       </w:r>
     </w:p>
     <w:p/>
@@ -4542,29 +4665,20 @@
       <w:r>
         <w:rPr>
           <w:rFonts w:ascii="Times New Roman" w:hAnsi="Times New Roman" w:cs="Times New Roman"/>
-          <w:b w:val="0"/>
-          <w:i w:val="0"/>
-          <w:sz w:val="24"/>
-        </w:rPr>
-        <w:t xml:space="preserve">A tese é de </w:t>
-      </w:r>
-      <w:r>
-        <w:rPr>
-          <w:rFonts w:ascii="Times New Roman" w:hAnsi="Times New Roman" w:cs="Times New Roman"/>
           <w:b/>
           <w:i w:val="0"/>
           <w:sz w:val="24"/>
         </w:rPr>
-        <w:t>observância obrigatória</w:t>
-      </w:r>
-      <w:r>
-        <w:rPr>
-          <w:rFonts w:ascii="Times New Roman" w:hAnsi="Times New Roman" w:cs="Times New Roman"/>
-          <w:b w:val="0"/>
-          <w:i w:val="0"/>
-          <w:sz w:val="24"/>
-        </w:rPr>
-        <w:t xml:space="preserve"> (art. 927, III, do CPC c/c art. 896-C da CLT) e afasta o enquadramento pretendido quanto a esse agente </w:t>
+        <w:t>6.6. Do fornecimento de EPI nas frentes de serviço.</w:t>
+      </w:r>
+      <w:r>
+        <w:rPr>
+          <w:rFonts w:ascii="Times New Roman" w:hAnsi="Times New Roman" w:cs="Times New Roman"/>
+          <w:b w:val="0"/>
+          <w:i w:val="0"/>
+          <w:sz w:val="24"/>
+        </w:rPr>
+        <w:t xml:space="preserve"> Os equipamentos de proteção individual disponibilizados nas frentes de serviço da Reclamada — a toda pessoa que nelas ingressa, por imposição das NR-6 e NR-18 — são aptos a </w:t>
       </w:r>
       <w:r>
         <w:rPr>
@@ -4573,16 +4687,52 @@
           <w:i w:val="0"/>
           <w:sz w:val="24"/>
         </w:rPr>
-        <w:t>ainda que o laudo pericial conclua de forma diversa</w:t>
-      </w:r>
-      <w:r>
-        <w:rPr>
-          <w:rFonts w:ascii="Times New Roman" w:hAnsi="Times New Roman" w:cs="Times New Roman"/>
-          <w:b w:val="0"/>
-          <w:i w:val="0"/>
-          <w:sz w:val="24"/>
-        </w:rPr>
-        <w:t xml:space="preserve">. </w:t>
+        <w:t>neutralizar</w:t>
+      </w:r>
+      <w:r>
+        <w:rPr>
+          <w:rFonts w:ascii="Times New Roman" w:hAnsi="Times New Roman" w:cs="Times New Roman"/>
+          <w:b w:val="0"/>
+          <w:i w:val="0"/>
+          <w:sz w:val="24"/>
+        </w:rPr>
+        <w:t xml:space="preserve"> os agentes existentes, nos termos do </w:t>
+      </w:r>
+      <w:r>
+        <w:rPr>
+          <w:rFonts w:ascii="Times New Roman" w:hAnsi="Times New Roman" w:cs="Times New Roman"/>
+          <w:b/>
+          <w:i w:val="0"/>
+          <w:sz w:val="24"/>
+        </w:rPr>
+        <w:t>art. 191, II, da CLT</w:t>
+      </w:r>
+      <w:r>
+        <w:rPr>
+          <w:rFonts w:ascii="Times New Roman" w:hAnsi="Times New Roman" w:cs="Times New Roman"/>
+          <w:b w:val="0"/>
+          <w:i w:val="0"/>
+          <w:sz w:val="24"/>
+        </w:rPr>
+        <w:t xml:space="preserve"> e da </w:t>
+      </w:r>
+      <w:r>
+        <w:rPr>
+          <w:rFonts w:ascii="Times New Roman" w:hAnsi="Times New Roman" w:cs="Times New Roman"/>
+          <w:b/>
+          <w:i w:val="0"/>
+          <w:sz w:val="24"/>
+        </w:rPr>
+        <w:t>Súmula 80 do TST</w:t>
+      </w:r>
+      <w:r>
+        <w:rPr>
+          <w:rFonts w:ascii="Times New Roman" w:hAnsi="Times New Roman" w:cs="Times New Roman"/>
+          <w:b w:val="0"/>
+          <w:i w:val="0"/>
+          <w:sz w:val="24"/>
+        </w:rPr>
+        <w:t xml:space="preserve"> </w:t>
       </w:r>
       <w:r>
         <w:rPr>
@@ -4592,7 +4742,26 @@
           <w:color w:val="FF0000"/>
           <w:sz w:val="24"/>
         </w:rPr>
-        <w:t>[CONFERIR Nº DO TEMA DOS IRR, TEOR E TRÂNSITO — registro de fixação em sessão de 27/06/2025]</w:t>
+        <w:t>[CONFERIR TEOR]</w:t>
+      </w:r>
+      <w:r>
+        <w:rPr>
+          <w:rFonts w:ascii="Times New Roman" w:hAnsi="Times New Roman" w:cs="Times New Roman"/>
+          <w:b w:val="0"/>
+          <w:i w:val="0"/>
+          <w:sz w:val="24"/>
+        </w:rPr>
+        <w:t xml:space="preserve">. A prova desse fornecimento, no caso concreto, veio da parte contrária: as imagens de fls. 23, 24 e 28 retratam o uso de capacete e de luvas. </w:t>
+      </w:r>
+      <w:r>
+        <w:rPr>
+          <w:rFonts w:ascii="Times New Roman" w:hAnsi="Times New Roman" w:cs="Times New Roman"/>
+          <w:b w:val="0"/>
+          <w:i w:val="0"/>
+          <w:color w:val="FF0000"/>
+          <w:sz w:val="24"/>
+        </w:rPr>
+        <w:t>[SE HOUVER: juntar ordens de serviço de segurança e comprovação de entrega de EPI no canteiro]</w:t>
       </w:r>
     </w:p>
     <w:p/>
@@ -4608,32 +4777,52 @@
           <w:i w:val="0"/>
           <w:sz w:val="24"/>
         </w:rPr>
-        <w:t>6.4. Da necessidade de enquadramento oficial — Súmula 448, I, do TST.</w:t>
-      </w:r>
-      <w:r>
-        <w:rPr>
-          <w:rFonts w:ascii="Times New Roman" w:hAnsi="Times New Roman" w:cs="Times New Roman"/>
-          <w:b w:val="0"/>
-          <w:i w:val="0"/>
-          <w:sz w:val="24"/>
-        </w:rPr>
-        <w:t xml:space="preserve"> Quanto aos demais agentes genericamente invocados (ruído, sílica, "poeiras metálicas", "gases", "entre outros"), aplica-se o item I da Súmula 448 do TST:</w:t>
-      </w:r>
-    </w:p>
-    <w:p/>
-    <w:p>
-      <w:pPr>
-        <w:ind w:firstLine="0" w:left="2268"/>
-        <w:jc w:val="both"/>
-      </w:pPr>
-      <w:r>
-        <w:rPr>
-          <w:rFonts w:ascii="Times New Roman" w:hAnsi="Times New Roman" w:cs="Times New Roman"/>
-          <w:b w:val="0"/>
-          <w:i w:val="0"/>
-          <w:sz w:val="24"/>
-        </w:rPr>
-        <w:t>"Não basta a constatação da insalubridade por meio de laudo pericial para que o empregado tenha direito ao respectivo adicional, sendo necessária a classificação da atividade insalubre na relação oficial elaborada pelo Ministério do Trabalho."</w:t>
+        <w:t>6.7. Da perícia — a Reclamada não se opõe.</w:t>
+      </w:r>
+      <w:r>
+        <w:rPr>
+          <w:rFonts w:ascii="Times New Roman" w:hAnsi="Times New Roman" w:cs="Times New Roman"/>
+          <w:b w:val="0"/>
+          <w:i w:val="0"/>
+          <w:sz w:val="24"/>
+        </w:rPr>
+        <w:t xml:space="preserve"> A caracterização da insalubridade é matéria eminentemente técnica (</w:t>
+      </w:r>
+      <w:r>
+        <w:rPr>
+          <w:rFonts w:ascii="Times New Roman" w:hAnsi="Times New Roman" w:cs="Times New Roman"/>
+          <w:b/>
+          <w:i w:val="0"/>
+          <w:sz w:val="24"/>
+        </w:rPr>
+        <w:t>art. 195, § 2º, da CLT</w:t>
+      </w:r>
+      <w:r>
+        <w:rPr>
+          <w:rFonts w:ascii="Times New Roman" w:hAnsi="Times New Roman" w:cs="Times New Roman"/>
+          <w:b w:val="0"/>
+          <w:i w:val="0"/>
+          <w:sz w:val="24"/>
+        </w:rPr>
+        <w:t xml:space="preserve">). A Reclamada </w:t>
+      </w:r>
+      <w:r>
+        <w:rPr>
+          <w:rFonts w:ascii="Times New Roman" w:hAnsi="Times New Roman" w:cs="Times New Roman"/>
+          <w:b/>
+          <w:i w:val="0"/>
+          <w:sz w:val="24"/>
+        </w:rPr>
+        <w:t>requer expressamente a realização da perícia técnica</w:t>
+      </w:r>
+      <w:r>
+        <w:rPr>
+          <w:rFonts w:ascii="Times New Roman" w:hAnsi="Times New Roman" w:cs="Times New Roman"/>
+          <w:b w:val="0"/>
+          <w:i w:val="0"/>
+          <w:sz w:val="24"/>
+        </w:rPr>
+        <w:t>, com a apresentação de quesitos e a indicação de assistente técnico (art. 465, § 1º, do CPC), reservando-se o direito de impugnar o laudo.</w:t>
       </w:r>
     </w:p>
     <w:p/>
@@ -4645,29 +4834,147 @@
       <w:r>
         <w:rPr>
           <w:rFonts w:ascii="Times New Roman" w:hAnsi="Times New Roman" w:cs="Times New Roman"/>
-          <w:b w:val="0"/>
-          <w:i w:val="0"/>
-          <w:sz w:val="24"/>
-        </w:rPr>
-        <w:t xml:space="preserve">A inicial </w:t>
-      </w:r>
-      <w:r>
-        <w:rPr>
-          <w:rFonts w:ascii="Times New Roman" w:hAnsi="Times New Roman" w:cs="Times New Roman"/>
           <w:b/>
           <w:i w:val="0"/>
           <w:sz w:val="24"/>
         </w:rPr>
-        <w:t>sequer indica o anexo da NR-15</w:t>
-      </w:r>
-      <w:r>
-        <w:rPr>
-          <w:rFonts w:ascii="Times New Roman" w:hAnsi="Times New Roman" w:cs="Times New Roman"/>
-          <w:b w:val="0"/>
-          <w:i w:val="0"/>
-          <w:sz w:val="24"/>
-        </w:rPr>
-        <w:t xml:space="preserve"> em que pretende enquadrar cada agente, tampouco o tempo diário de exposição, o grau postulado (pede "mínimo/médio/máximo", indistintamente) ou a metodologia de aferição — ônus do qual o Autor não se desincumbiu e deficiência que prejudica a própria realização da perícia.</w:t>
+        <w:t>6.8. Impugnação do valor e teses subsidiárias.</w:t>
+      </w:r>
+      <w:r>
+        <w:rPr>
+          <w:rFonts w:ascii="Times New Roman" w:hAnsi="Times New Roman" w:cs="Times New Roman"/>
+          <w:b w:val="0"/>
+          <w:i w:val="0"/>
+          <w:sz w:val="24"/>
+        </w:rPr>
+        <w:t xml:space="preserve"> Impugna-se o valor de </w:t>
+      </w:r>
+      <w:r>
+        <w:rPr>
+          <w:rFonts w:ascii="Times New Roman" w:hAnsi="Times New Roman" w:cs="Times New Roman"/>
+          <w:b/>
+          <w:i w:val="0"/>
+          <w:sz w:val="24"/>
+        </w:rPr>
+        <w:t>R$ 3.242,00</w:t>
+      </w:r>
+      <w:r>
+        <w:rPr>
+          <w:rFonts w:ascii="Times New Roman" w:hAnsi="Times New Roman" w:cs="Times New Roman"/>
+          <w:b w:val="0"/>
+          <w:i w:val="0"/>
+          <w:sz w:val="24"/>
+        </w:rPr>
+        <w:t xml:space="preserve"> e todos os reflexos postulados — inclusive o reflexo em </w:t>
+      </w:r>
+      <w:r>
+        <w:rPr>
+          <w:rFonts w:ascii="Times New Roman" w:hAnsi="Times New Roman" w:cs="Times New Roman"/>
+          <w:b/>
+          <w:i w:val="0"/>
+          <w:sz w:val="24"/>
+        </w:rPr>
+        <w:t>"adicional noturno"</w:t>
+      </w:r>
+      <w:r>
+        <w:rPr>
+          <w:rFonts w:ascii="Times New Roman" w:hAnsi="Times New Roman" w:cs="Times New Roman"/>
+          <w:b w:val="0"/>
+          <w:i w:val="0"/>
+          <w:sz w:val="24"/>
+        </w:rPr>
+        <w:t xml:space="preserve">, pedido na letra "f" </w:t>
+      </w:r>
+      <w:r>
+        <w:rPr>
+          <w:rFonts w:ascii="Times New Roman" w:hAnsi="Times New Roman" w:cs="Times New Roman"/>
+          <w:b/>
+          <w:i w:val="0"/>
+          <w:sz w:val="24"/>
+        </w:rPr>
+        <w:t>sem que a inicial tenha alegado, em momento algum, trabalho em horário noturno</w:t>
+      </w:r>
+      <w:r>
+        <w:rPr>
+          <w:rFonts w:ascii="Times New Roman" w:hAnsi="Times New Roman" w:cs="Times New Roman"/>
+          <w:b w:val="0"/>
+          <w:i w:val="0"/>
+          <w:sz w:val="24"/>
+        </w:rPr>
+        <w:t xml:space="preserve">: resquício evidente de peça-modelo, que revela a ausência de causa de pedir específica. Subsidiariamente, caso deferido o adicional: (i) que o grau observe estritamente a conclusão pericial e o enquadramento oficial; (ii) que a base de cálculo fique restrita ao </w:t>
+      </w:r>
+      <w:r>
+        <w:rPr>
+          <w:rFonts w:ascii="Times New Roman" w:hAnsi="Times New Roman" w:cs="Times New Roman"/>
+          <w:b/>
+          <w:i w:val="0"/>
+          <w:sz w:val="24"/>
+        </w:rPr>
+        <w:t>salário mínimo nacional</w:t>
+      </w:r>
+      <w:r>
+        <w:rPr>
+          <w:rFonts w:ascii="Times New Roman" w:hAnsi="Times New Roman" w:cs="Times New Roman"/>
+          <w:b w:val="0"/>
+          <w:i w:val="0"/>
+          <w:sz w:val="24"/>
+        </w:rPr>
+        <w:t xml:space="preserve">, como, aliás, requer o próprio Autor no item 22 da inicial, nos termos da </w:t>
+      </w:r>
+      <w:r>
+        <w:rPr>
+          <w:rFonts w:ascii="Times New Roman" w:hAnsi="Times New Roman" w:cs="Times New Roman"/>
+          <w:b/>
+          <w:i w:val="0"/>
+          <w:sz w:val="24"/>
+        </w:rPr>
+        <w:t>Súmula Vinculante nº 4 do STF</w:t>
+      </w:r>
+      <w:r>
+        <w:rPr>
+          <w:rFonts w:ascii="Times New Roman" w:hAnsi="Times New Roman" w:cs="Times New Roman"/>
+          <w:b w:val="0"/>
+          <w:i w:val="0"/>
+          <w:sz w:val="24"/>
+        </w:rPr>
+        <w:t xml:space="preserve"> </w:t>
+      </w:r>
+      <w:r>
+        <w:rPr>
+          <w:rFonts w:ascii="Times New Roman" w:hAnsi="Times New Roman" w:cs="Times New Roman"/>
+          <w:b w:val="0"/>
+          <w:i w:val="0"/>
+          <w:color w:val="FF0000"/>
+          <w:sz w:val="24"/>
+        </w:rPr>
+        <w:t>[CONFERIR — matéria controvertida, com a eficácia da Súmula 228 do TST suspensa]</w:t>
+      </w:r>
+      <w:r>
+        <w:rPr>
+          <w:rFonts w:ascii="Times New Roman" w:hAnsi="Times New Roman" w:cs="Times New Roman"/>
+          <w:b w:val="0"/>
+          <w:i w:val="0"/>
+          <w:sz w:val="24"/>
+        </w:rPr>
+        <w:t xml:space="preserve">; (iii) que a condenação seja </w:t>
+      </w:r>
+      <w:r>
+        <w:rPr>
+          <w:rFonts w:ascii="Times New Roman" w:hAnsi="Times New Roman" w:cs="Times New Roman"/>
+          <w:b/>
+          <w:i w:val="0"/>
+          <w:sz w:val="24"/>
+        </w:rPr>
+        <w:t>estritamente proporcional aos dias comprovados</w:t>
+      </w:r>
+      <w:r>
+        <w:rPr>
+          <w:rFonts w:ascii="Times New Roman" w:hAnsi="Times New Roman" w:cs="Times New Roman"/>
+          <w:b w:val="0"/>
+          <w:i w:val="0"/>
+          <w:sz w:val="24"/>
+        </w:rPr>
+        <w:t>; e (iv) que se deduzam eventuais valores que se comprovem pagos (art. 767 da CLT).</w:t>
       </w:r>
     </w:p>
     <w:p/>
@@ -4679,103 +4986,11 @@
       <w:r>
         <w:rPr>
           <w:rFonts w:ascii="Times New Roman" w:hAnsi="Times New Roman" w:cs="Times New Roman"/>
-          <w:b/>
-          <w:i w:val="0"/>
-          <w:sz w:val="24"/>
-        </w:rPr>
-        <w:t>6.5. Do fornecimento de EPI.</w:t>
-      </w:r>
-      <w:r>
-        <w:rPr>
-          <w:rFonts w:ascii="Times New Roman" w:hAnsi="Times New Roman" w:cs="Times New Roman"/>
-          <w:b w:val="0"/>
-          <w:i w:val="0"/>
-          <w:sz w:val="24"/>
-        </w:rPr>
-        <w:t xml:space="preserve"> Os equipamentos de proteção individual fornecidos pela Reclamada são aptos a </w:t>
-      </w:r>
-      <w:r>
-        <w:rPr>
-          <w:rFonts w:ascii="Times New Roman" w:hAnsi="Times New Roman" w:cs="Times New Roman"/>
-          <w:b/>
-          <w:i w:val="0"/>
-          <w:sz w:val="24"/>
-        </w:rPr>
-        <w:t>neutralizar</w:t>
-      </w:r>
-      <w:r>
-        <w:rPr>
-          <w:rFonts w:ascii="Times New Roman" w:hAnsi="Times New Roman" w:cs="Times New Roman"/>
-          <w:b w:val="0"/>
-          <w:i w:val="0"/>
-          <w:sz w:val="24"/>
-        </w:rPr>
-        <w:t xml:space="preserve"> os agentes existentes no canteiro, nos termos do </w:t>
-      </w:r>
-      <w:r>
-        <w:rPr>
-          <w:rFonts w:ascii="Times New Roman" w:hAnsi="Times New Roman" w:cs="Times New Roman"/>
-          <w:b/>
-          <w:i w:val="0"/>
-          <w:sz w:val="24"/>
-        </w:rPr>
-        <w:t>art. 191, II, da CLT</w:t>
-      </w:r>
-      <w:r>
-        <w:rPr>
-          <w:rFonts w:ascii="Times New Roman" w:hAnsi="Times New Roman" w:cs="Times New Roman"/>
-          <w:b w:val="0"/>
-          <w:i w:val="0"/>
-          <w:sz w:val="24"/>
-        </w:rPr>
-        <w:t xml:space="preserve"> e da </w:t>
-      </w:r>
-      <w:r>
-        <w:rPr>
-          <w:rFonts w:ascii="Times New Roman" w:hAnsi="Times New Roman" w:cs="Times New Roman"/>
-          <w:b/>
-          <w:i w:val="0"/>
-          <w:sz w:val="24"/>
-        </w:rPr>
-        <w:t>Súmula 80 do TST</w:t>
-      </w:r>
-      <w:r>
-        <w:rPr>
-          <w:rFonts w:ascii="Times New Roman" w:hAnsi="Times New Roman" w:cs="Times New Roman"/>
-          <w:b w:val="0"/>
-          <w:i w:val="0"/>
-          <w:sz w:val="24"/>
-        </w:rPr>
-        <w:t xml:space="preserve"> </w:t>
-      </w:r>
-      <w:r>
-        <w:rPr>
-          <w:rFonts w:ascii="Times New Roman" w:hAnsi="Times New Roman" w:cs="Times New Roman"/>
-          <w:b w:val="0"/>
-          <w:i w:val="0"/>
-          <w:color w:val="FF0000"/>
-          <w:sz w:val="24"/>
-        </w:rPr>
-        <w:t>[CONFERIR TEOR]</w:t>
-      </w:r>
-      <w:r>
-        <w:rPr>
-          <w:rFonts w:ascii="Times New Roman" w:hAnsi="Times New Roman" w:cs="Times New Roman"/>
-          <w:b w:val="0"/>
-          <w:i w:val="0"/>
-          <w:sz w:val="24"/>
-        </w:rPr>
-        <w:t xml:space="preserve">. A prova do fornecimento, neste caso, veio da parte contrária: as imagens de fls. 23, 24 e 28 retratam o uso de capacete e de luvas nas frentes de serviço. </w:t>
-      </w:r>
-      <w:r>
-        <w:rPr>
-          <w:rFonts w:ascii="Times New Roman" w:hAnsi="Times New Roman" w:cs="Times New Roman"/>
-          <w:b w:val="0"/>
-          <w:i w:val="0"/>
-          <w:color w:val="FF0000"/>
-          <w:sz w:val="24"/>
-        </w:rPr>
-        <w:t>[SE HOUVER: juntar ordens de serviço de segurança e comprovação de entrega de EPI no canteiro]</w:t>
+          <w:b w:val="0"/>
+          <w:i w:val="0"/>
+          <w:sz w:val="24"/>
+        </w:rPr>
+        <w:t>Quanto ao pedido da letra "g" (integração do adicional na base de cálculo das demais parcelas), fica prejudicado pela improcedência do principal; subsidiariamente, a integração só pode alcançar as parcelas efetivamente deferidas e os dias efetivamente reconhecidos.</w:t>
       </w:r>
     </w:p>
     <w:p/>
@@ -4787,74 +5002,11 @@
       <w:r>
         <w:rPr>
           <w:rFonts w:ascii="Times New Roman" w:hAnsi="Times New Roman" w:cs="Times New Roman"/>
-          <w:b/>
-          <w:i w:val="0"/>
-          <w:sz w:val="24"/>
-        </w:rPr>
-        <w:t>6.6. Da perícia — a Reclamada não se opõe.</w:t>
-      </w:r>
-      <w:r>
-        <w:rPr>
-          <w:rFonts w:ascii="Times New Roman" w:hAnsi="Times New Roman" w:cs="Times New Roman"/>
-          <w:b w:val="0"/>
-          <w:i w:val="0"/>
-          <w:sz w:val="24"/>
-        </w:rPr>
-        <w:t xml:space="preserve"> A caracterização da insalubridade é matéria eminentemente técnica (</w:t>
-      </w:r>
-      <w:r>
-        <w:rPr>
-          <w:rFonts w:ascii="Times New Roman" w:hAnsi="Times New Roman" w:cs="Times New Roman"/>
-          <w:b/>
-          <w:i w:val="0"/>
-          <w:sz w:val="24"/>
-        </w:rPr>
-        <w:t>art. 195, § 2º, da CLT</w:t>
-      </w:r>
-      <w:r>
-        <w:rPr>
-          <w:rFonts w:ascii="Times New Roman" w:hAnsi="Times New Roman" w:cs="Times New Roman"/>
-          <w:b w:val="0"/>
-          <w:i w:val="0"/>
-          <w:sz w:val="24"/>
-        </w:rPr>
-        <w:t xml:space="preserve">). A Reclamada </w:t>
-      </w:r>
-      <w:r>
-        <w:rPr>
-          <w:rFonts w:ascii="Times New Roman" w:hAnsi="Times New Roman" w:cs="Times New Roman"/>
-          <w:b/>
-          <w:i w:val="0"/>
-          <w:sz w:val="24"/>
-        </w:rPr>
-        <w:t>requer expressamente a realização da perícia técnica</w:t>
-      </w:r>
-      <w:r>
-        <w:rPr>
-          <w:rFonts w:ascii="Times New Roman" w:hAnsi="Times New Roman" w:cs="Times New Roman"/>
-          <w:b w:val="0"/>
-          <w:i w:val="0"/>
-          <w:sz w:val="24"/>
-        </w:rPr>
-        <w:t xml:space="preserve">, com a apresentação de quesitos e a indicação de assistente técnico (art. 465, § 1º, do CPC), reservando-se o direito de impugnar o laudo. Requer, desde já, que a perícia observe que o Autor </w:t>
-      </w:r>
-      <w:r>
-        <w:rPr>
-          <w:rFonts w:ascii="Times New Roman" w:hAnsi="Times New Roman" w:cs="Times New Roman"/>
-          <w:b/>
-          <w:i w:val="0"/>
-          <w:sz w:val="24"/>
-        </w:rPr>
-        <w:t>não é e nunca foi empregado</w:t>
-      </w:r>
-      <w:r>
-        <w:rPr>
-          <w:rFonts w:ascii="Times New Roman" w:hAnsi="Times New Roman" w:cs="Times New Roman"/>
-          <w:b w:val="0"/>
-          <w:i w:val="0"/>
-          <w:sz w:val="24"/>
-        </w:rPr>
-        <w:t>, e que eventual aferição se restrinja aos dias de prestação comprovados nos autos.</w:t>
+          <w:b w:val="0"/>
+          <w:i w:val="0"/>
+          <w:sz w:val="24"/>
+        </w:rPr>
+        <w:t>7. Do dano moral (itens 25 a 27 — pedido da letra "h")</w:t>
       </w:r>
     </w:p>
     <w:p/>
@@ -4866,147 +5018,11 @@
       <w:r>
         <w:rPr>
           <w:rFonts w:ascii="Times New Roman" w:hAnsi="Times New Roman" w:cs="Times New Roman"/>
-          <w:b/>
-          <w:i w:val="0"/>
-          <w:sz w:val="24"/>
-        </w:rPr>
-        <w:t>6.7. Impugnação do valor e teses subsidiárias.</w:t>
-      </w:r>
-      <w:r>
-        <w:rPr>
-          <w:rFonts w:ascii="Times New Roman" w:hAnsi="Times New Roman" w:cs="Times New Roman"/>
-          <w:b w:val="0"/>
-          <w:i w:val="0"/>
-          <w:sz w:val="24"/>
-        </w:rPr>
-        <w:t xml:space="preserve"> Impugna-se o valor de </w:t>
-      </w:r>
-      <w:r>
-        <w:rPr>
-          <w:rFonts w:ascii="Times New Roman" w:hAnsi="Times New Roman" w:cs="Times New Roman"/>
-          <w:b/>
-          <w:i w:val="0"/>
-          <w:sz w:val="24"/>
-        </w:rPr>
-        <w:t>R$ 3.242,00</w:t>
-      </w:r>
-      <w:r>
-        <w:rPr>
-          <w:rFonts w:ascii="Times New Roman" w:hAnsi="Times New Roman" w:cs="Times New Roman"/>
-          <w:b w:val="0"/>
-          <w:i w:val="0"/>
-          <w:sz w:val="24"/>
-        </w:rPr>
-        <w:t xml:space="preserve"> e todos os reflexos postulados — inclusive o reflexo em </w:t>
-      </w:r>
-      <w:r>
-        <w:rPr>
-          <w:rFonts w:ascii="Times New Roman" w:hAnsi="Times New Roman" w:cs="Times New Roman"/>
-          <w:b/>
-          <w:i w:val="0"/>
-          <w:sz w:val="24"/>
-        </w:rPr>
-        <w:t>"adicional noturno"</w:t>
-      </w:r>
-      <w:r>
-        <w:rPr>
-          <w:rFonts w:ascii="Times New Roman" w:hAnsi="Times New Roman" w:cs="Times New Roman"/>
-          <w:b w:val="0"/>
-          <w:i w:val="0"/>
-          <w:sz w:val="24"/>
-        </w:rPr>
-        <w:t xml:space="preserve">, pedido na letra "f" </w:t>
-      </w:r>
-      <w:r>
-        <w:rPr>
-          <w:rFonts w:ascii="Times New Roman" w:hAnsi="Times New Roman" w:cs="Times New Roman"/>
-          <w:b/>
-          <w:i w:val="0"/>
-          <w:sz w:val="24"/>
-        </w:rPr>
-        <w:t>sem que a inicial tenha alegado, em momento algum, trabalho em horário noturno</w:t>
-      </w:r>
-      <w:r>
-        <w:rPr>
-          <w:rFonts w:ascii="Times New Roman" w:hAnsi="Times New Roman" w:cs="Times New Roman"/>
-          <w:b w:val="0"/>
-          <w:i w:val="0"/>
-          <w:sz w:val="24"/>
-        </w:rPr>
-        <w:t xml:space="preserve">: resquício evidente de peça-modelo, que revela a ausência de causa de pedir específica. Subsidiariamente, caso deferido o adicional: (i) que o grau observe estritamente a conclusão pericial e o enquadramento oficial; (ii) que a base de cálculo fique restrita ao </w:t>
-      </w:r>
-      <w:r>
-        <w:rPr>
-          <w:rFonts w:ascii="Times New Roman" w:hAnsi="Times New Roman" w:cs="Times New Roman"/>
-          <w:b/>
-          <w:i w:val="0"/>
-          <w:sz w:val="24"/>
-        </w:rPr>
-        <w:t>salário mínimo nacional</w:t>
-      </w:r>
-      <w:r>
-        <w:rPr>
-          <w:rFonts w:ascii="Times New Roman" w:hAnsi="Times New Roman" w:cs="Times New Roman"/>
-          <w:b w:val="0"/>
-          <w:i w:val="0"/>
-          <w:sz w:val="24"/>
-        </w:rPr>
-        <w:t xml:space="preserve">, como, aliás, requer o próprio Autor no item 22 da inicial, nos termos da </w:t>
-      </w:r>
-      <w:r>
-        <w:rPr>
-          <w:rFonts w:ascii="Times New Roman" w:hAnsi="Times New Roman" w:cs="Times New Roman"/>
-          <w:b/>
-          <w:i w:val="0"/>
-          <w:sz w:val="24"/>
-        </w:rPr>
-        <w:t>Súmula Vinculante nº 4 do STF</w:t>
-      </w:r>
-      <w:r>
-        <w:rPr>
-          <w:rFonts w:ascii="Times New Roman" w:hAnsi="Times New Roman" w:cs="Times New Roman"/>
-          <w:b w:val="0"/>
-          <w:i w:val="0"/>
-          <w:sz w:val="24"/>
-        </w:rPr>
-        <w:t xml:space="preserve"> </w:t>
-      </w:r>
-      <w:r>
-        <w:rPr>
-          <w:rFonts w:ascii="Times New Roman" w:hAnsi="Times New Roman" w:cs="Times New Roman"/>
-          <w:b w:val="0"/>
-          <w:i w:val="0"/>
-          <w:color w:val="FF0000"/>
-          <w:sz w:val="24"/>
-        </w:rPr>
-        <w:t>[CONFERIR — matéria controvertida, com a eficácia da Súmula 228 do TST suspensa]</w:t>
-      </w:r>
-      <w:r>
-        <w:rPr>
-          <w:rFonts w:ascii="Times New Roman" w:hAnsi="Times New Roman" w:cs="Times New Roman"/>
-          <w:b w:val="0"/>
-          <w:i w:val="0"/>
-          <w:sz w:val="24"/>
-        </w:rPr>
-        <w:t xml:space="preserve">; (iii) que a condenação seja </w:t>
-      </w:r>
-      <w:r>
-        <w:rPr>
-          <w:rFonts w:ascii="Times New Roman" w:hAnsi="Times New Roman" w:cs="Times New Roman"/>
-          <w:b/>
-          <w:i w:val="0"/>
-          <w:sz w:val="24"/>
-        </w:rPr>
-        <w:t>estritamente proporcional aos dias comprovados</w:t>
-      </w:r>
-      <w:r>
-        <w:rPr>
-          <w:rFonts w:ascii="Times New Roman" w:hAnsi="Times New Roman" w:cs="Times New Roman"/>
-          <w:b w:val="0"/>
-          <w:i w:val="0"/>
-          <w:sz w:val="24"/>
-        </w:rPr>
-        <w:t>; e (iv) que se deduzam eventuais valores já pagos (art. 767 da CLT).</w:t>
+          <w:b w:val="0"/>
+          <w:i w:val="0"/>
+          <w:sz w:val="24"/>
+        </w:rPr>
+        <w:t>Impugna-se integralmente.</w:t>
       </w:r>
     </w:p>
     <w:p/>
@@ -5018,11 +5034,38 @@
       <w:r>
         <w:rPr>
           <w:rFonts w:ascii="Times New Roman" w:hAnsi="Times New Roman" w:cs="Times New Roman"/>
-          <w:b w:val="0"/>
-          <w:i w:val="0"/>
-          <w:sz w:val="24"/>
-        </w:rPr>
-        <w:t>Quanto ao pedido da letra "g" (integração do adicional na base de cálculo das demais parcelas), fica prejudicado pela improcedência do principal; subsidiariamente, a integração só pode alcançar as parcelas efetivamente deferidas e os dias efetivamente reconhecidos.</w:t>
+          <w:b/>
+          <w:i w:val="0"/>
+          <w:sz w:val="24"/>
+        </w:rPr>
+        <w:t>7.1. Ausência dos pressupostos da responsabilidade civil.</w:t>
+      </w:r>
+      <w:r>
+        <w:rPr>
+          <w:rFonts w:ascii="Times New Roman" w:hAnsi="Times New Roman" w:cs="Times New Roman"/>
+          <w:b w:val="0"/>
+          <w:i w:val="0"/>
+          <w:sz w:val="24"/>
+        </w:rPr>
+        <w:t xml:space="preserve"> A reparação exige a presença </w:t>
+      </w:r>
+      <w:r>
+        <w:rPr>
+          <w:rFonts w:ascii="Times New Roman" w:hAnsi="Times New Roman" w:cs="Times New Roman"/>
+          <w:b/>
+          <w:i w:val="0"/>
+          <w:sz w:val="24"/>
+        </w:rPr>
+        <w:t>concomitante</w:t>
+      </w:r>
+      <w:r>
+        <w:rPr>
+          <w:rFonts w:ascii="Times New Roman" w:hAnsi="Times New Roman" w:cs="Times New Roman"/>
+          <w:b w:val="0"/>
+          <w:i w:val="0"/>
+          <w:sz w:val="24"/>
+        </w:rPr>
+        <w:t xml:space="preserve"> de dano, culpa e nexo causal (arts. 186 e 927 do Código Civil). Não havendo relação de emprego, não há obrigação de registro a descumprir — logo, não há ato ilícito, não há culpa e não há nexo causal a imputar à Reclamada.</w:t>
       </w:r>
     </w:p>
     <w:p/>
@@ -5034,11 +5077,56 @@
       <w:r>
         <w:rPr>
           <w:rFonts w:ascii="Times New Roman" w:hAnsi="Times New Roman" w:cs="Times New Roman"/>
-          <w:b w:val="0"/>
-          <w:i w:val="0"/>
-          <w:sz w:val="24"/>
-        </w:rPr>
-        <w:t>7. Do dano moral (itens 25 a 27 — pedido da letra "h")</w:t>
+          <w:b/>
+          <w:i w:val="0"/>
+          <w:sz w:val="24"/>
+        </w:rPr>
+        <w:t>7.2. Mero inadimplemento contratual não gera dano moral *in re ipsa*.</w:t>
+      </w:r>
+      <w:r>
+        <w:rPr>
+          <w:rFonts w:ascii="Times New Roman" w:hAnsi="Times New Roman" w:cs="Times New Roman"/>
+          <w:b w:val="0"/>
+          <w:i w:val="0"/>
+          <w:sz w:val="24"/>
+        </w:rPr>
+        <w:t xml:space="preserve"> Ainda que se admitisse, por hipótese, a existência de vínculo não registrado, o descumprimento de obrigação trabalhista </w:t>
+      </w:r>
+      <w:r>
+        <w:rPr>
+          <w:rFonts w:ascii="Times New Roman" w:hAnsi="Times New Roman" w:cs="Times New Roman"/>
+          <w:b/>
+          <w:i w:val="0"/>
+          <w:sz w:val="24"/>
+        </w:rPr>
+        <w:t>não configura, por si só</w:t>
+      </w:r>
+      <w:r>
+        <w:rPr>
+          <w:rFonts w:ascii="Times New Roman" w:hAnsi="Times New Roman" w:cs="Times New Roman"/>
+          <w:b w:val="0"/>
+          <w:i w:val="0"/>
+          <w:sz w:val="24"/>
+        </w:rPr>
+        <w:t xml:space="preserve">, lesão a direito da personalidade. O Autor não descreve um único fato concreto de humilhação, exposição ou ofensa: limita-se a extrair o dano da própria ausência de registro e de suas consequências patrimoniais (seguro-desemprego e FGTS) — que são, precisamente, o objeto dos demais pedidos desta ação. Indenizar duas vezes o mesmo fato é </w:t>
+      </w:r>
+      <w:r>
+        <w:rPr>
+          <w:rFonts w:ascii="Times New Roman" w:hAnsi="Times New Roman" w:cs="Times New Roman"/>
+          <w:b/>
+          <w:i w:val="0"/>
+          <w:sz w:val="24"/>
+        </w:rPr>
+        <w:t>*bis in idem</w:t>
+      </w:r>
+      <w:r>
+        <w:rPr>
+          <w:rFonts w:ascii="Times New Roman" w:hAnsi="Times New Roman" w:cs="Times New Roman"/>
+          <w:b w:val="0"/>
+          <w:i w:val="0"/>
+          <w:sz w:val="24"/>
+        </w:rPr>
+        <w:t>*.</w:t>
       </w:r>
     </w:p>
     <w:p/>
@@ -5050,11 +5138,20 @@
       <w:r>
         <w:rPr>
           <w:rFonts w:ascii="Times New Roman" w:hAnsi="Times New Roman" w:cs="Times New Roman"/>
-          <w:b w:val="0"/>
-          <w:i w:val="0"/>
-          <w:sz w:val="24"/>
-        </w:rPr>
-        <w:t>Impugna-se integralmente.</w:t>
+          <w:b/>
+          <w:i w:val="0"/>
+          <w:sz w:val="24"/>
+        </w:rPr>
+        <w:t>7.3. Ônus da prova.</w:t>
+      </w:r>
+      <w:r>
+        <w:rPr>
+          <w:rFonts w:ascii="Times New Roman" w:hAnsi="Times New Roman" w:cs="Times New Roman"/>
+          <w:b w:val="0"/>
+          <w:i w:val="0"/>
+          <w:sz w:val="24"/>
+        </w:rPr>
+        <w:t xml:space="preserve"> O dano e o nexo são fatos constitutivos do direito do Autor (art. 818, I, da CLT c/c art. 373, I, do CPC), e nenhuma prova foi produzida — nem sequer alegada testemunha ou documento.</w:t>
       </w:r>
     </w:p>
     <w:p/>
@@ -5070,16 +5167,16 @@
           <w:i w:val="0"/>
           <w:sz w:val="24"/>
         </w:rPr>
-        <w:t>7.1. Ausência dos pressupostos da responsabilidade civil.</w:t>
-      </w:r>
-      <w:r>
-        <w:rPr>
-          <w:rFonts w:ascii="Times New Roman" w:hAnsi="Times New Roman" w:cs="Times New Roman"/>
-          <w:b w:val="0"/>
-          <w:i w:val="0"/>
-          <w:sz w:val="24"/>
-        </w:rPr>
-        <w:t xml:space="preserve"> A reparação exige a presença </w:t>
+        <w:t>7.4. Impugnação do *quantum*.</w:t>
+      </w:r>
+      <w:r>
+        <w:rPr>
+          <w:rFonts w:ascii="Times New Roman" w:hAnsi="Times New Roman" w:cs="Times New Roman"/>
+          <w:b w:val="0"/>
+          <w:i w:val="0"/>
+          <w:sz w:val="24"/>
+        </w:rPr>
+        <w:t xml:space="preserve"> Impugna-se o valor de </w:t>
       </w:r>
       <w:r>
         <w:rPr>
@@ -5088,16 +5185,70 @@
           <w:i w:val="0"/>
           <w:sz w:val="24"/>
         </w:rPr>
-        <w:t>concomitante</w:t>
-      </w:r>
-      <w:r>
-        <w:rPr>
-          <w:rFonts w:ascii="Times New Roman" w:hAnsi="Times New Roman" w:cs="Times New Roman"/>
-          <w:b w:val="0"/>
-          <w:i w:val="0"/>
-          <w:sz w:val="24"/>
-        </w:rPr>
-        <w:t xml:space="preserve"> de dano, culpa e nexo causal (arts. 186 e 927 do Código Civil). Não havendo vínculo de emprego, não há obrigação de registro descumprida — logo, não há ato ilícito, não há culpa e não há nexo.</w:t>
+        <w:t>R$ 35.200,00</w:t>
+      </w:r>
+      <w:r>
+        <w:rPr>
+          <w:rFonts w:ascii="Times New Roman" w:hAnsi="Times New Roman" w:cs="Times New Roman"/>
+          <w:b w:val="0"/>
+          <w:i w:val="0"/>
+          <w:sz w:val="24"/>
+        </w:rPr>
+        <w:t xml:space="preserve">, manifestamente desproporcional: corresponde a </w:t>
+      </w:r>
+      <w:r>
+        <w:rPr>
+          <w:rFonts w:ascii="Times New Roman" w:hAnsi="Times New Roman" w:cs="Times New Roman"/>
+          <w:b/>
+          <w:i w:val="0"/>
+          <w:sz w:val="24"/>
+        </w:rPr>
+        <w:t>mais da metade de todo o valor atribuído à causa</w:t>
+      </w:r>
+      <w:r>
+        <w:rPr>
+          <w:rFonts w:ascii="Times New Roman" w:hAnsi="Times New Roman" w:cs="Times New Roman"/>
+          <w:b w:val="0"/>
+          <w:i w:val="0"/>
+          <w:sz w:val="24"/>
+        </w:rPr>
+        <w:t xml:space="preserve"> e é calculado sobre um salário (R$ 3.520,00) que jamais existiu. O art. 223-G da CLT impõe a observância de critérios objetivos de fixação, e a vedação ao enriquecimento sem causa (art. 884 do Código Civil) é limite intransponível. Subsidiariamente, na remota hipótese de condenação, requer-se o enquadramento da ofensa em </w:t>
+      </w:r>
+      <w:r>
+        <w:rPr>
+          <w:rFonts w:ascii="Times New Roman" w:hAnsi="Times New Roman" w:cs="Times New Roman"/>
+          <w:b/>
+          <w:i w:val="0"/>
+          <w:sz w:val="24"/>
+        </w:rPr>
+        <w:t>natureza leve</w:t>
+      </w:r>
+      <w:r>
+        <w:rPr>
+          <w:rFonts w:ascii="Times New Roman" w:hAnsi="Times New Roman" w:cs="Times New Roman"/>
+          <w:b w:val="0"/>
+          <w:i w:val="0"/>
+          <w:sz w:val="24"/>
+        </w:rPr>
+        <w:t xml:space="preserve"> e a fixação no menor patamar, calculada sobre o </w:t>
+      </w:r>
+      <w:r>
+        <w:rPr>
+          <w:rFonts w:ascii="Times New Roman" w:hAnsi="Times New Roman" w:cs="Times New Roman"/>
+          <w:b/>
+          <w:i w:val="0"/>
+          <w:sz w:val="24"/>
+        </w:rPr>
+        <w:t>último salário contratual efetivamente comprovado</w:t>
+      </w:r>
+      <w:r>
+        <w:rPr>
+          <w:rFonts w:ascii="Times New Roman" w:hAnsi="Times New Roman" w:cs="Times New Roman"/>
+          <w:b w:val="0"/>
+          <w:i w:val="0"/>
+          <w:sz w:val="24"/>
+        </w:rPr>
+        <w:t xml:space="preserve"> (art. 223-G, § 1º, I, da CLT).</w:t>
       </w:r>
     </w:p>
     <w:p/>
@@ -5109,56 +5260,11 @@
       <w:r>
         <w:rPr>
           <w:rFonts w:ascii="Times New Roman" w:hAnsi="Times New Roman" w:cs="Times New Roman"/>
-          <w:b/>
-          <w:i w:val="0"/>
-          <w:sz w:val="24"/>
-        </w:rPr>
-        <w:t>7.2. Mero inadimplemento contratual não gera dano moral *in re ipsa*.</w:t>
-      </w:r>
-      <w:r>
-        <w:rPr>
-          <w:rFonts w:ascii="Times New Roman" w:hAnsi="Times New Roman" w:cs="Times New Roman"/>
-          <w:b w:val="0"/>
-          <w:i w:val="0"/>
-          <w:sz w:val="24"/>
-        </w:rPr>
-        <w:t xml:space="preserve"> Ainda que se admitisse, por hipótese, a existência de vínculo não registrado, o descumprimento de obrigação trabalhista </w:t>
-      </w:r>
-      <w:r>
-        <w:rPr>
-          <w:rFonts w:ascii="Times New Roman" w:hAnsi="Times New Roman" w:cs="Times New Roman"/>
-          <w:b/>
-          <w:i w:val="0"/>
-          <w:sz w:val="24"/>
-        </w:rPr>
-        <w:t>não configura, por si só</w:t>
-      </w:r>
-      <w:r>
-        <w:rPr>
-          <w:rFonts w:ascii="Times New Roman" w:hAnsi="Times New Roman" w:cs="Times New Roman"/>
-          <w:b w:val="0"/>
-          <w:i w:val="0"/>
-          <w:sz w:val="24"/>
-        </w:rPr>
-        <w:t xml:space="preserve">, lesão a direito da personalidade. O Autor não descreve um único fato concreto de humilhação, exposição ou ofensa: limita-se a extrair o dano da própria ausência de registro e de suas consequências patrimoniais (seguro-desemprego e FGTS) — que são, precisamente, o objeto dos demais pedidos desta ação. Indenizar duas vezes o mesmo fato é </w:t>
-      </w:r>
-      <w:r>
-        <w:rPr>
-          <w:rFonts w:ascii="Times New Roman" w:hAnsi="Times New Roman" w:cs="Times New Roman"/>
-          <w:b/>
-          <w:i w:val="0"/>
-          <w:sz w:val="24"/>
-        </w:rPr>
-        <w:t>*bis in idem</w:t>
-      </w:r>
-      <w:r>
-        <w:rPr>
-          <w:rFonts w:ascii="Times New Roman" w:hAnsi="Times New Roman" w:cs="Times New Roman"/>
-          <w:b w:val="0"/>
-          <w:i w:val="0"/>
-          <w:sz w:val="24"/>
-        </w:rPr>
-        <w:t>*.</w:t>
+          <w:b w:val="0"/>
+          <w:i w:val="0"/>
+          <w:sz w:val="24"/>
+        </w:rPr>
+        <w:t>8. Da multa do art. 477, § 8º, da CLT (item 28 — pedido da letra "i")</w:t>
       </w:r>
     </w:p>
     <w:p/>
@@ -5170,20 +5276,11 @@
       <w:r>
         <w:rPr>
           <w:rFonts w:ascii="Times New Roman" w:hAnsi="Times New Roman" w:cs="Times New Roman"/>
-          <w:b/>
-          <w:i w:val="0"/>
-          <w:sz w:val="24"/>
-        </w:rPr>
-        <w:t>7.3. Ônus da prova.</w:t>
-      </w:r>
-      <w:r>
-        <w:rPr>
-          <w:rFonts w:ascii="Times New Roman" w:hAnsi="Times New Roman" w:cs="Times New Roman"/>
-          <w:b w:val="0"/>
-          <w:i w:val="0"/>
-          <w:sz w:val="24"/>
-        </w:rPr>
-        <w:t xml:space="preserve"> O dano e o nexo são fatos constitutivos do direito do Autor (art. 818, I, da CLT c/c art. 373, I, do CPC), e nenhuma prova foi produzida — nem sequer alegada testemunha ou documento.</w:t>
+          <w:b w:val="0"/>
+          <w:i w:val="0"/>
+          <w:sz w:val="24"/>
+        </w:rPr>
+        <w:t>Improcedente. Inexistindo relação de emprego, não há verbas rescisórias, prazo rescisório ou mora a sancionar.</w:t>
       </w:r>
     </w:p>
     <w:p/>
@@ -5195,20 +5292,29 @@
       <w:r>
         <w:rPr>
           <w:rFonts w:ascii="Times New Roman" w:hAnsi="Times New Roman" w:cs="Times New Roman"/>
+          <w:b w:val="0"/>
+          <w:i w:val="0"/>
+          <w:sz w:val="24"/>
+        </w:rPr>
+        <w:t xml:space="preserve">Ainda que assim não fosse, a </w:t>
+      </w:r>
+      <w:r>
+        <w:rPr>
+          <w:rFonts w:ascii="Times New Roman" w:hAnsi="Times New Roman" w:cs="Times New Roman"/>
           <w:b/>
           <w:i w:val="0"/>
           <w:sz w:val="24"/>
         </w:rPr>
-        <w:t>7.4. Impugnação do *quantum*.</w:t>
-      </w:r>
-      <w:r>
-        <w:rPr>
-          <w:rFonts w:ascii="Times New Roman" w:hAnsi="Times New Roman" w:cs="Times New Roman"/>
-          <w:b w:val="0"/>
-          <w:i w:val="0"/>
-          <w:sz w:val="24"/>
-        </w:rPr>
-        <w:t xml:space="preserve"> Impugna-se o valor de </w:t>
+        <w:t>fundada controvérsia</w:t>
+      </w:r>
+      <w:r>
+        <w:rPr>
+          <w:rFonts w:ascii="Times New Roman" w:hAnsi="Times New Roman" w:cs="Times New Roman"/>
+          <w:b w:val="0"/>
+          <w:i w:val="0"/>
+          <w:sz w:val="24"/>
+        </w:rPr>
+        <w:t xml:space="preserve"> sobre a própria existência da relação jurídica </w:t>
       </w:r>
       <w:r>
         <w:rPr>
@@ -5217,16 +5323,16 @@
           <w:i w:val="0"/>
           <w:sz w:val="24"/>
         </w:rPr>
-        <w:t>R$ 35.200,00</w:t>
-      </w:r>
-      <w:r>
-        <w:rPr>
-          <w:rFonts w:ascii="Times New Roman" w:hAnsi="Times New Roman" w:cs="Times New Roman"/>
-          <w:b w:val="0"/>
-          <w:i w:val="0"/>
-          <w:sz w:val="24"/>
-        </w:rPr>
-        <w:t xml:space="preserve">, manifestamente desproporcional: corresponde a </w:t>
+        <w:t>afasta a mora patronal</w:t>
+      </w:r>
+      <w:r>
+        <w:rPr>
+          <w:rFonts w:ascii="Times New Roman" w:hAnsi="Times New Roman" w:cs="Times New Roman"/>
+          <w:b w:val="0"/>
+          <w:i w:val="0"/>
+          <w:sz w:val="24"/>
+        </w:rPr>
+        <w:t xml:space="preserve">, entendimento consagrado na </w:t>
       </w:r>
       <w:r>
         <w:rPr>
@@ -5235,52 +5341,35 @@
           <w:i w:val="0"/>
           <w:sz w:val="24"/>
         </w:rPr>
-        <w:t>mais da metade de todo o valor atribuído à causa</w:t>
-      </w:r>
-      <w:r>
-        <w:rPr>
-          <w:rFonts w:ascii="Times New Roman" w:hAnsi="Times New Roman" w:cs="Times New Roman"/>
-          <w:b w:val="0"/>
-          <w:i w:val="0"/>
-          <w:sz w:val="24"/>
-        </w:rPr>
-        <w:t xml:space="preserve"> e é calculado sobre um salário (R$ 3.520,00) que jamais existiu. O art. 223-G da CLT impõe a observância de critérios objetivos de fixação, e a vedação ao enriquecimento sem causa (art. 884 do Código Civil) é limite intransponível. Subsidiariamente, na remota hipótese de condenação, requer-se o enquadramento da ofensa em </w:t>
-      </w:r>
-      <w:r>
-        <w:rPr>
-          <w:rFonts w:ascii="Times New Roman" w:hAnsi="Times New Roman" w:cs="Times New Roman"/>
-          <w:b/>
-          <w:i w:val="0"/>
-          <w:sz w:val="24"/>
-        </w:rPr>
-        <w:t>natureza leve</w:t>
-      </w:r>
-      <w:r>
-        <w:rPr>
-          <w:rFonts w:ascii="Times New Roman" w:hAnsi="Times New Roman" w:cs="Times New Roman"/>
-          <w:b w:val="0"/>
-          <w:i w:val="0"/>
-          <w:sz w:val="24"/>
-        </w:rPr>
-        <w:t xml:space="preserve"> e a fixação no menor patamar, calculada sobre o </w:t>
-      </w:r>
-      <w:r>
-        <w:rPr>
-          <w:rFonts w:ascii="Times New Roman" w:hAnsi="Times New Roman" w:cs="Times New Roman"/>
-          <w:b/>
-          <w:i w:val="0"/>
-          <w:sz w:val="24"/>
-        </w:rPr>
-        <w:t>último salário contratual efetivamente comprovado</w:t>
-      </w:r>
-      <w:r>
-        <w:rPr>
-          <w:rFonts w:ascii="Times New Roman" w:hAnsi="Times New Roman" w:cs="Times New Roman"/>
-          <w:b w:val="0"/>
-          <w:i w:val="0"/>
-          <w:sz w:val="24"/>
-        </w:rPr>
-        <w:t xml:space="preserve"> (art. 223-G, § 1º, I, da CLT).</w:t>
+        <w:t>Súmula nº 33 do TRT da 4ª Região</w:t>
+      </w:r>
+      <w:r>
+        <w:rPr>
+          <w:rFonts w:ascii="Times New Roman" w:hAnsi="Times New Roman" w:cs="Times New Roman"/>
+          <w:b w:val="0"/>
+          <w:i w:val="0"/>
+          <w:sz w:val="24"/>
+        </w:rPr>
+        <w:t xml:space="preserve"> </w:t>
+      </w:r>
+      <w:r>
+        <w:rPr>
+          <w:rFonts w:ascii="Times New Roman" w:hAnsi="Times New Roman" w:cs="Times New Roman"/>
+          <w:b w:val="0"/>
+          <w:i w:val="0"/>
+          <w:color w:val="FF0000"/>
+          <w:sz w:val="24"/>
+        </w:rPr>
+        <w:t>[CONFERIR TEOR E VIGÊNCIA — súmula regional]</w:t>
+      </w:r>
+      <w:r>
+        <w:rPr>
+          <w:rFonts w:ascii="Times New Roman" w:hAnsi="Times New Roman" w:cs="Times New Roman"/>
+          <w:b w:val="0"/>
+          <w:i w:val="0"/>
+          <w:sz w:val="24"/>
+        </w:rPr>
+        <w:t>. Não há como imputar mora a quem jamais foi devedor, tampouco exigir pagamento em prazo que jamais se iniciou.</w:t>
       </w:r>
     </w:p>
     <w:p/>
@@ -5296,7 +5385,61 @@
           <w:i w:val="0"/>
           <w:sz w:val="24"/>
         </w:rPr>
-        <w:t>8. Da multa do art. 477, § 8º, da CLT (item 28 — pedido da letra "i")</w:t>
+        <w:t xml:space="preserve">Impugna-se o valor de </w:t>
+      </w:r>
+      <w:r>
+        <w:rPr>
+          <w:rFonts w:ascii="Times New Roman" w:hAnsi="Times New Roman" w:cs="Times New Roman"/>
+          <w:b/>
+          <w:i w:val="0"/>
+          <w:sz w:val="24"/>
+        </w:rPr>
+        <w:t>R$ 3.520,00</w:t>
+      </w:r>
+      <w:r>
+        <w:rPr>
+          <w:rFonts w:ascii="Times New Roman" w:hAnsi="Times New Roman" w:cs="Times New Roman"/>
+          <w:b w:val="0"/>
+          <w:i w:val="0"/>
+          <w:sz w:val="24"/>
+        </w:rPr>
+        <w:t xml:space="preserve">, calculado sobre salário inexistente. Registre-se, ainda, que a multa do </w:t>
+      </w:r>
+      <w:r>
+        <w:rPr>
+          <w:rFonts w:ascii="Times New Roman" w:hAnsi="Times New Roman" w:cs="Times New Roman"/>
+          <w:b/>
+          <w:i w:val="0"/>
+          <w:sz w:val="24"/>
+        </w:rPr>
+        <w:t>art. 467 da CLT</w:t>
+      </w:r>
+      <w:r>
+        <w:rPr>
+          <w:rFonts w:ascii="Times New Roman" w:hAnsi="Times New Roman" w:cs="Times New Roman"/>
+          <w:b w:val="0"/>
+          <w:i w:val="0"/>
+          <w:sz w:val="24"/>
+        </w:rPr>
+        <w:t xml:space="preserve"> também não seria devida, pois, diante da contestação integral e fundamentada ora apresentada, </w:t>
+      </w:r>
+      <w:r>
+        <w:rPr>
+          <w:rFonts w:ascii="Times New Roman" w:hAnsi="Times New Roman" w:cs="Times New Roman"/>
+          <w:b/>
+          <w:i w:val="0"/>
+          <w:sz w:val="24"/>
+        </w:rPr>
+        <w:t>não há verba rescisória incontroversa</w:t>
+      </w:r>
+      <w:r>
+        <w:rPr>
+          <w:rFonts w:ascii="Times New Roman" w:hAnsi="Times New Roman" w:cs="Times New Roman"/>
+          <w:b w:val="0"/>
+          <w:i w:val="0"/>
+          <w:sz w:val="24"/>
+        </w:rPr>
+        <w:t>.</w:t>
       </w:r>
     </w:p>
     <w:p/>
@@ -5312,7 +5455,7 @@
           <w:i w:val="0"/>
           <w:sz w:val="24"/>
         </w:rPr>
-        <w:t>Improcedente. Inexistindo vínculo, não há verbas rescisórias, prazo rescisório ou mora a sancionar.</w:t>
+        <w:t>9. Dos honorários advocatícios (item 29 — pedido da letra "j")</w:t>
       </w:r>
     </w:p>
     <w:p/>
@@ -5328,80 +5471,7 @@
           <w:i w:val="0"/>
           <w:sz w:val="24"/>
         </w:rPr>
-        <w:t xml:space="preserve">Ainda que assim não fosse, a </w:t>
-      </w:r>
-      <w:r>
-        <w:rPr>
-          <w:rFonts w:ascii="Times New Roman" w:hAnsi="Times New Roman" w:cs="Times New Roman"/>
-          <w:b/>
-          <w:i w:val="0"/>
-          <w:sz w:val="24"/>
-        </w:rPr>
-        <w:t>fundada controvérsia</w:t>
-      </w:r>
-      <w:r>
-        <w:rPr>
-          <w:rFonts w:ascii="Times New Roman" w:hAnsi="Times New Roman" w:cs="Times New Roman"/>
-          <w:b w:val="0"/>
-          <w:i w:val="0"/>
-          <w:sz w:val="24"/>
-        </w:rPr>
-        <w:t xml:space="preserve"> sobre a própria natureza da relação jurídica — prestação eventual autônoma × relação de emprego — e sobre a existência de qualquer verba rescisória </w:t>
-      </w:r>
-      <w:r>
-        <w:rPr>
-          <w:rFonts w:ascii="Times New Roman" w:hAnsi="Times New Roman" w:cs="Times New Roman"/>
-          <w:b/>
-          <w:i w:val="0"/>
-          <w:sz w:val="24"/>
-        </w:rPr>
-        <w:t>afasta a mora patronal</w:t>
-      </w:r>
-      <w:r>
-        <w:rPr>
-          <w:rFonts w:ascii="Times New Roman" w:hAnsi="Times New Roman" w:cs="Times New Roman"/>
-          <w:b w:val="0"/>
-          <w:i w:val="0"/>
-          <w:sz w:val="24"/>
-        </w:rPr>
-        <w:t xml:space="preserve">, entendimento consagrado na </w:t>
-      </w:r>
-      <w:r>
-        <w:rPr>
-          <w:rFonts w:ascii="Times New Roman" w:hAnsi="Times New Roman" w:cs="Times New Roman"/>
-          <w:b/>
-          <w:i w:val="0"/>
-          <w:sz w:val="24"/>
-        </w:rPr>
-        <w:t>Súmula nº 33 do TRT da 4ª Região</w:t>
-      </w:r>
-      <w:r>
-        <w:rPr>
-          <w:rFonts w:ascii="Times New Roman" w:hAnsi="Times New Roman" w:cs="Times New Roman"/>
-          <w:b w:val="0"/>
-          <w:i w:val="0"/>
-          <w:sz w:val="24"/>
-        </w:rPr>
-        <w:t xml:space="preserve"> </w:t>
-      </w:r>
-      <w:r>
-        <w:rPr>
-          <w:rFonts w:ascii="Times New Roman" w:hAnsi="Times New Roman" w:cs="Times New Roman"/>
-          <w:b w:val="0"/>
-          <w:i w:val="0"/>
-          <w:color w:val="FF0000"/>
-          <w:sz w:val="24"/>
-        </w:rPr>
-        <w:t>[CONFERIR TEOR E VIGÊNCIA — súmula regional]</w:t>
-      </w:r>
-      <w:r>
-        <w:rPr>
-          <w:rFonts w:ascii="Times New Roman" w:hAnsi="Times New Roman" w:cs="Times New Roman"/>
-          <w:b w:val="0"/>
-          <w:i w:val="0"/>
-          <w:sz w:val="24"/>
-        </w:rPr>
-        <w:t>. Não há como imputar mora a quem sequer era devedor, tampouco exigir pagamento em prazo que jamais se iniciou.</w:t>
+        <w:t>Improcedente a condenação da Reclamada, ante a improcedência de todos os pedidos.</w:t>
       </w:r>
     </w:p>
     <w:p/>
@@ -5417,7 +5487,7 @@
           <w:i w:val="0"/>
           <w:sz w:val="24"/>
         </w:rPr>
-        <w:t xml:space="preserve">Impugna-se o valor de </w:t>
+        <w:t xml:space="preserve">Impugna-se o </w:t>
       </w:r>
       <w:r>
         <w:rPr>
@@ -5426,16 +5496,16 @@
           <w:i w:val="0"/>
           <w:sz w:val="24"/>
         </w:rPr>
-        <w:t>R$ 3.520,00</w:t>
-      </w:r>
-      <w:r>
-        <w:rPr>
-          <w:rFonts w:ascii="Times New Roman" w:hAnsi="Times New Roman" w:cs="Times New Roman"/>
-          <w:b w:val="0"/>
-          <w:i w:val="0"/>
-          <w:sz w:val="24"/>
-        </w:rPr>
-        <w:t xml:space="preserve">, calculado sobre salário inexistente. Registre-se, ainda, que a multa do </w:t>
+        <w:t>percentual de 15%</w:t>
+      </w:r>
+      <w:r>
+        <w:rPr>
+          <w:rFonts w:ascii="Times New Roman" w:hAnsi="Times New Roman" w:cs="Times New Roman"/>
+          <w:b w:val="0"/>
+          <w:i w:val="0"/>
+          <w:sz w:val="24"/>
+        </w:rPr>
+        <w:t xml:space="preserve"> postulado: o art. 791-A da CLT fixa a faixa de 5% a 15%, e os critérios do seu § 2º — grau de zelo, lugar da prestação, natureza e importância da causa, trabalho realizado e tempo exigido — não autorizam, em causa de tramitação ordinária, com peça de conteúdo padronizado (que chega a referir-se a "reclamadas" no plural, a "reclamante" no feminino e a reflexos em adicional noturno jamais alegado), a fixação no teto legal. Requer-se, em qualquer hipótese, a fixação no </w:t>
       </w:r>
       <w:r>
         <w:rPr>
@@ -5444,25 +5514,7 @@
           <w:i w:val="0"/>
           <w:sz w:val="24"/>
         </w:rPr>
-        <w:t>art. 467 da CLT</w:t>
-      </w:r>
-      <w:r>
-        <w:rPr>
-          <w:rFonts w:ascii="Times New Roman" w:hAnsi="Times New Roman" w:cs="Times New Roman"/>
-          <w:b w:val="0"/>
-          <w:i w:val="0"/>
-          <w:sz w:val="24"/>
-        </w:rPr>
-        <w:t xml:space="preserve"> também não seria devida, pois, diante da contestação integral e fundamentada ora apresentada, </w:t>
-      </w:r>
-      <w:r>
-        <w:rPr>
-          <w:rFonts w:ascii="Times New Roman" w:hAnsi="Times New Roman" w:cs="Times New Roman"/>
-          <w:b/>
-          <w:i w:val="0"/>
-          <w:sz w:val="24"/>
-        </w:rPr>
-        <w:t>não há verba rescisória incontroversa</w:t>
+        <w:t>mínimo legal de 5%</w:t>
       </w:r>
       <w:r>
         <w:rPr>
@@ -5487,7 +5539,62 @@
           <w:i w:val="0"/>
           <w:sz w:val="24"/>
         </w:rPr>
-        <w:t>9. Dos honorários advocatícios (item 29 — pedido da letra "j")</w:t>
+        <w:t xml:space="preserve">Requer-se, ainda, a condenação do Autor ao pagamento de </w:t>
+      </w:r>
+      <w:r>
+        <w:rPr>
+          <w:rFonts w:ascii="Times New Roman" w:hAnsi="Times New Roman" w:cs="Times New Roman"/>
+          <w:b/>
+          <w:i w:val="0"/>
+          <w:sz w:val="24"/>
+        </w:rPr>
+        <w:t>honorários sucumbenciais em favor da Reclamada</w:t>
+      </w:r>
+      <w:r>
+        <w:rPr>
+          <w:rFonts w:ascii="Times New Roman" w:hAnsi="Times New Roman" w:cs="Times New Roman"/>
+          <w:b w:val="0"/>
+          <w:i w:val="0"/>
+          <w:sz w:val="24"/>
+        </w:rPr>
+        <w:t xml:space="preserve">, ainda que em caso de procedência parcial (art. 791-A, § 3º, da CLT), calculados sobre o valor atualizado dos pedidos julgados improcedentes, </w:t>
+      </w:r>
+      <w:r>
+        <w:rPr>
+          <w:rFonts w:ascii="Times New Roman" w:hAnsi="Times New Roman" w:cs="Times New Roman"/>
+          <w:b/>
+          <w:i w:val="0"/>
+          <w:sz w:val="24"/>
+        </w:rPr>
+        <w:t>com exigibilidade suspensa</w:t>
+      </w:r>
+      <w:r>
+        <w:rPr>
+          <w:rFonts w:ascii="Times New Roman" w:hAnsi="Times New Roman" w:cs="Times New Roman"/>
+          <w:b w:val="0"/>
+          <w:i w:val="0"/>
+          <w:sz w:val="24"/>
+        </w:rPr>
+        <w:t xml:space="preserve"> caso deferida a gratuidade da justiça, na forma decidida pelo STF </w:t>
+      </w:r>
+      <w:r>
+        <w:rPr>
+          <w:rFonts w:ascii="Times New Roman" w:hAnsi="Times New Roman" w:cs="Times New Roman"/>
+          <w:b w:val="0"/>
+          <w:i w:val="0"/>
+          <w:color w:val="FF0000"/>
+          <w:sz w:val="24"/>
+        </w:rPr>
+        <w:t>[CONFERIR: ADI 5766 — extensão da tese]</w:t>
+      </w:r>
+      <w:r>
+        <w:rPr>
+          <w:rFonts w:ascii="Times New Roman" w:hAnsi="Times New Roman" w:cs="Times New Roman"/>
+          <w:b w:val="0"/>
+          <w:i w:val="0"/>
+          <w:sz w:val="24"/>
+        </w:rPr>
+        <w:t>.</w:t>
       </w:r>
     </w:p>
     <w:p/>
@@ -5503,7 +5610,7 @@
           <w:i w:val="0"/>
           <w:sz w:val="24"/>
         </w:rPr>
-        <w:t>Improcedente a condenação da Reclamada, ante a improcedência de todos os pedidos.</w:t>
+        <w:t>10. Dos juros e da correção monetária (item 30 — pedido da letra "k")</w:t>
       </w:r>
     </w:p>
     <w:p/>
@@ -5519,7 +5626,7 @@
           <w:i w:val="0"/>
           <w:sz w:val="24"/>
         </w:rPr>
-        <w:t xml:space="preserve">Impugna-se o </w:t>
+        <w:t xml:space="preserve">A Reclamada não se opõe, em tese, a que os critérios de atualização sejam definidos em liquidação, </w:t>
       </w:r>
       <w:r>
         <w:rPr>
@@ -5528,34 +5635,35 @@
           <w:i w:val="0"/>
           <w:sz w:val="24"/>
         </w:rPr>
-        <w:t>percentual de 15%</w:t>
-      </w:r>
-      <w:r>
-        <w:rPr>
-          <w:rFonts w:ascii="Times New Roman" w:hAnsi="Times New Roman" w:cs="Times New Roman"/>
-          <w:b w:val="0"/>
-          <w:i w:val="0"/>
-          <w:sz w:val="24"/>
-        </w:rPr>
-        <w:t xml:space="preserve"> postulado: o art. 791-A da CLT fixa a faixa de 5% a 15%, e os critérios do seu § 2º — grau de zelo, lugar da prestação, natureza e importância da causa, trabalho realizado e tempo exigido — não autorizam, em causa de tramitação ordinária, com peça de conteúdo padronizado (que chega a referir-se a "reclamadas" no plural, a "reclamante" no feminino e a reflexos em adicional noturno jamais alegado), a fixação no teto legal. Requer-se, em qualquer hipótese, a fixação no </w:t>
-      </w:r>
-      <w:r>
-        <w:rPr>
-          <w:rFonts w:ascii="Times New Roman" w:hAnsi="Times New Roman" w:cs="Times New Roman"/>
-          <w:b/>
-          <w:i w:val="0"/>
-          <w:sz w:val="24"/>
-        </w:rPr>
-        <w:t>mínimo legal de 5%</w:t>
-      </w:r>
-      <w:r>
-        <w:rPr>
-          <w:rFonts w:ascii="Times New Roman" w:hAnsi="Times New Roman" w:cs="Times New Roman"/>
-          <w:b w:val="0"/>
-          <w:i w:val="0"/>
-          <w:sz w:val="24"/>
-        </w:rPr>
-        <w:t>.</w:t>
+        <w:t>desde que observado rigorosamente o regime jurídico vigente para o período</w:t>
+      </w:r>
+      <w:r>
+        <w:rPr>
+          <w:rFonts w:ascii="Times New Roman" w:hAnsi="Times New Roman" w:cs="Times New Roman"/>
+          <w:b w:val="0"/>
+          <w:i w:val="0"/>
+          <w:sz w:val="24"/>
+        </w:rPr>
+        <w:t xml:space="preserve"> </w:t>
+      </w:r>
+      <w:r>
+        <w:rPr>
+          <w:rFonts w:ascii="Times New Roman" w:hAnsi="Times New Roman" w:cs="Times New Roman"/>
+          <w:b w:val="0"/>
+          <w:i w:val="0"/>
+          <w:color w:val="FF0000"/>
+          <w:sz w:val="24"/>
+        </w:rPr>
+        <w:t>[CONFERIR: critérios aplicáveis — ADCs 58 e 59 do STF e alteração legislativa posterior sobre atualização dos débitos trabalhistas]</w:t>
+      </w:r>
+      <w:r>
+        <w:rPr>
+          <w:rFonts w:ascii="Times New Roman" w:hAnsi="Times New Roman" w:cs="Times New Roman"/>
+          <w:b w:val="0"/>
+          <w:i w:val="0"/>
+          <w:sz w:val="24"/>
+        </w:rPr>
+        <w:t>, ressalvado o direito de impugnação específica em liquidação, caso aplicados de forma diversa.</w:t>
       </w:r>
     </w:p>
     <w:p/>
@@ -5571,62 +5679,7 @@
           <w:i w:val="0"/>
           <w:sz w:val="24"/>
         </w:rPr>
-        <w:t xml:space="preserve">Requer-se, ainda, a condenação do Autor ao pagamento de </w:t>
-      </w:r>
-      <w:r>
-        <w:rPr>
-          <w:rFonts w:ascii="Times New Roman" w:hAnsi="Times New Roman" w:cs="Times New Roman"/>
-          <w:b/>
-          <w:i w:val="0"/>
-          <w:sz w:val="24"/>
-        </w:rPr>
-        <w:t>honorários sucumbenciais em favor da Reclamada</w:t>
-      </w:r>
-      <w:r>
-        <w:rPr>
-          <w:rFonts w:ascii="Times New Roman" w:hAnsi="Times New Roman" w:cs="Times New Roman"/>
-          <w:b w:val="0"/>
-          <w:i w:val="0"/>
-          <w:sz w:val="24"/>
-        </w:rPr>
-        <w:t xml:space="preserve">, ainda que em caso de procedência parcial (art. 791-A, § 3º, da CLT), calculados sobre o valor atualizado dos pedidos julgados improcedentes, </w:t>
-      </w:r>
-      <w:r>
-        <w:rPr>
-          <w:rFonts w:ascii="Times New Roman" w:hAnsi="Times New Roman" w:cs="Times New Roman"/>
-          <w:b/>
-          <w:i w:val="0"/>
-          <w:sz w:val="24"/>
-        </w:rPr>
-        <w:t>com exigibilidade suspensa</w:t>
-      </w:r>
-      <w:r>
-        <w:rPr>
-          <w:rFonts w:ascii="Times New Roman" w:hAnsi="Times New Roman" w:cs="Times New Roman"/>
-          <w:b w:val="0"/>
-          <w:i w:val="0"/>
-          <w:sz w:val="24"/>
-        </w:rPr>
-        <w:t xml:space="preserve"> caso deferida a gratuidade da justiça, na forma decidida pelo STF </w:t>
-      </w:r>
-      <w:r>
-        <w:rPr>
-          <w:rFonts w:ascii="Times New Roman" w:hAnsi="Times New Roman" w:cs="Times New Roman"/>
-          <w:b w:val="0"/>
-          <w:i w:val="0"/>
-          <w:color w:val="FF0000"/>
-          <w:sz w:val="24"/>
-        </w:rPr>
-        <w:t>[CONFERIR: ADI 5766 — extensão da tese]</w:t>
-      </w:r>
-      <w:r>
-        <w:rPr>
-          <w:rFonts w:ascii="Times New Roman" w:hAnsi="Times New Roman" w:cs="Times New Roman"/>
-          <w:b w:val="0"/>
-          <w:i w:val="0"/>
-          <w:sz w:val="24"/>
-        </w:rPr>
-        <w:t>.</w:t>
+        <w:t>11. Da indicação de valores e da liquidação (itens 31 a 35 — pedido da letra "l")</w:t>
       </w:r>
     </w:p>
     <w:p/>
@@ -5642,7 +5695,25 @@
           <w:i w:val="0"/>
           <w:sz w:val="24"/>
         </w:rPr>
-        <w:t>10. Dos juros e da correção monetária (item 30 — pedido da letra "k")</w:t>
+        <w:t xml:space="preserve">O Autor pretende que a condenação "não se limite aos valores dos pedidos ou da causa". A pretensão não pode prosperar: os valores indicados na inicial, ainda que reputados estimativos, </w:t>
+      </w:r>
+      <w:r>
+        <w:rPr>
+          <w:rFonts w:ascii="Times New Roman" w:hAnsi="Times New Roman" w:cs="Times New Roman"/>
+          <w:b/>
+          <w:i w:val="0"/>
+          <w:sz w:val="24"/>
+        </w:rPr>
+        <w:t>delimitam os limites objetivos da lide e vinculam o teto de eventual condenação</w:t>
+      </w:r>
+      <w:r>
+        <w:rPr>
+          <w:rFonts w:ascii="Times New Roman" w:hAnsi="Times New Roman" w:cs="Times New Roman"/>
+          <w:b w:val="0"/>
+          <w:i w:val="0"/>
+          <w:sz w:val="24"/>
+        </w:rPr>
+        <w:t xml:space="preserve"> (art. 141 e art. 492 do CPC c/c art. 769 da CLT). Admitir o contrário é permitir que a Reclamada se defenda de uma pretensão e seja condenada em outra, de extensão desconhecida.</w:t>
       </w:r>
     </w:p>
     <w:p/>
@@ -5658,7 +5729,7 @@
           <w:i w:val="0"/>
           <w:sz w:val="24"/>
         </w:rPr>
-        <w:t xml:space="preserve">A Reclamada não se opõe, em tese, a que os critérios de atualização sejam definidos em liquidação, </w:t>
+        <w:t xml:space="preserve">Requer-se, assim, que eventual condenação fique </w:t>
       </w:r>
       <w:r>
         <w:rPr>
@@ -5667,35 +5738,16 @@
           <w:i w:val="0"/>
           <w:sz w:val="24"/>
         </w:rPr>
-        <w:t>desde que observado rigorosamente o regime jurídico vigente para o período</w:t>
-      </w:r>
-      <w:r>
-        <w:rPr>
-          <w:rFonts w:ascii="Times New Roman" w:hAnsi="Times New Roman" w:cs="Times New Roman"/>
-          <w:b w:val="0"/>
-          <w:i w:val="0"/>
-          <w:sz w:val="24"/>
-        </w:rPr>
-        <w:t xml:space="preserve"> </w:t>
-      </w:r>
-      <w:r>
-        <w:rPr>
-          <w:rFonts w:ascii="Times New Roman" w:hAnsi="Times New Roman" w:cs="Times New Roman"/>
-          <w:b w:val="0"/>
-          <w:i w:val="0"/>
-          <w:color w:val="FF0000"/>
-          <w:sz w:val="24"/>
-        </w:rPr>
-        <w:t>[CONFERIR: critérios aplicáveis — ADCs 58 e 59 do STF e alteração legislativa posterior sobre atualização dos débitos trabalhistas]</w:t>
-      </w:r>
-      <w:r>
-        <w:rPr>
-          <w:rFonts w:ascii="Times New Roman" w:hAnsi="Times New Roman" w:cs="Times New Roman"/>
-          <w:b w:val="0"/>
-          <w:i w:val="0"/>
-          <w:sz w:val="24"/>
-        </w:rPr>
-        <w:t>, ressalvado o direito de impugnação específica em liquidação, caso aplicados de forma diversa.</w:t>
+        <w:t>estritamente limitada aos valores atribuídos a cada pedido na inicial</w:t>
+      </w:r>
+      <w:r>
+        <w:rPr>
+          <w:rFonts w:ascii="Times New Roman" w:hAnsi="Times New Roman" w:cs="Times New Roman"/>
+          <w:b w:val="0"/>
+          <w:i w:val="0"/>
+          <w:sz w:val="24"/>
+        </w:rPr>
+        <w:t>, ressalvado o direito de impugnar os critérios de apuração em liquidação.</w:t>
       </w:r>
     </w:p>
     <w:p/>
@@ -5711,7 +5763,7 @@
           <w:i w:val="0"/>
           <w:sz w:val="24"/>
         </w:rPr>
-        <w:t>11. Da indicação de valores e da liquidação (itens 31 a 35 — pedido da letra "l")</w:t>
+        <w:t>12. Da justiça gratuita (item 41 — pedido da letra "m")</w:t>
       </w:r>
     </w:p>
     <w:p/>
@@ -5727,7 +5779,7 @@
           <w:i w:val="0"/>
           <w:sz w:val="24"/>
         </w:rPr>
-        <w:t xml:space="preserve">O Autor pretende que a condenação "não se limite aos valores dos pedidos ou da causa". A pretensão não pode prosperar: os valores indicados na inicial, ainda que reputados estimativos, </w:t>
+        <w:t xml:space="preserve">A Reclamada não dispõe, neste momento processual, de elementos concretos que infirmem a declaração de hipossuficiência apresentada (ID 8acba9a), razão pela qual </w:t>
       </w:r>
       <w:r>
         <w:rPr>
@@ -5736,16 +5788,52 @@
           <w:i w:val="0"/>
           <w:sz w:val="24"/>
         </w:rPr>
-        <w:t>delimitam os limites objetivos da lide e vinculam o teto de eventual condenação</w:t>
-      </w:r>
-      <w:r>
-        <w:rPr>
-          <w:rFonts w:ascii="Times New Roman" w:hAnsi="Times New Roman" w:cs="Times New Roman"/>
-          <w:b w:val="0"/>
-          <w:i w:val="0"/>
-          <w:sz w:val="24"/>
-        </w:rPr>
-        <w:t xml:space="preserve"> (art. 141 e art. 492 do CPC c/c art. 769 da CLT). Admitir o contrário é permitir que a Reclamada se defenda de uma pretensão e seja condenada em outra, de extensão desconhecida.</w:t>
+        <w:t>não impugna, de plano</w:t>
+      </w:r>
+      <w:r>
+        <w:rPr>
+          <w:rFonts w:ascii="Times New Roman" w:hAnsi="Times New Roman" w:cs="Times New Roman"/>
+          <w:b w:val="0"/>
+          <w:i w:val="0"/>
+          <w:sz w:val="24"/>
+        </w:rPr>
+        <w:t xml:space="preserve">, a concessão do benefício, </w:t>
+      </w:r>
+      <w:r>
+        <w:rPr>
+          <w:rFonts w:ascii="Times New Roman" w:hAnsi="Times New Roman" w:cs="Times New Roman"/>
+          <w:b/>
+          <w:i w:val="0"/>
+          <w:sz w:val="24"/>
+        </w:rPr>
+        <w:t>ressalvando expressamente</w:t>
+      </w:r>
+      <w:r>
+        <w:rPr>
+          <w:rFonts w:ascii="Times New Roman" w:hAnsi="Times New Roman" w:cs="Times New Roman"/>
+          <w:b w:val="0"/>
+          <w:i w:val="0"/>
+          <w:sz w:val="24"/>
+        </w:rPr>
+        <w:t xml:space="preserve"> a possibilidade de impugnação posterior caso sobrevenham elementos que demonstrem incompatibilidade com a real capacidade econômica do Autor. Registre-se que o deferimento da gratuidade </w:t>
+      </w:r>
+      <w:r>
+        <w:rPr>
+          <w:rFonts w:ascii="Times New Roman" w:hAnsi="Times New Roman" w:cs="Times New Roman"/>
+          <w:b/>
+          <w:i w:val="0"/>
+          <w:sz w:val="24"/>
+        </w:rPr>
+        <w:t>não afasta</w:t>
+      </w:r>
+      <w:r>
+        <w:rPr>
+          <w:rFonts w:ascii="Times New Roman" w:hAnsi="Times New Roman" w:cs="Times New Roman"/>
+          <w:b w:val="0"/>
+          <w:i w:val="0"/>
+          <w:sz w:val="24"/>
+        </w:rPr>
+        <w:t xml:space="preserve"> a condenação em honorários sucumbenciais, que apenas terá a exigibilidade suspensa (item III.9).</w:t>
       </w:r>
     </w:p>
     <w:p/>
@@ -5761,25 +5849,7 @@
           <w:i w:val="0"/>
           <w:sz w:val="24"/>
         </w:rPr>
-        <w:t xml:space="preserve">Requer-se, assim, que eventual condenação fique </w:t>
-      </w:r>
-      <w:r>
-        <w:rPr>
-          <w:rFonts w:ascii="Times New Roman" w:hAnsi="Times New Roman" w:cs="Times New Roman"/>
-          <w:b/>
-          <w:i w:val="0"/>
-          <w:sz w:val="24"/>
-        </w:rPr>
-        <w:t>estritamente limitada aos valores atribuídos a cada pedido na inicial</w:t>
-      </w:r>
-      <w:r>
-        <w:rPr>
-          <w:rFonts w:ascii="Times New Roman" w:hAnsi="Times New Roman" w:cs="Times New Roman"/>
-          <w:b w:val="0"/>
-          <w:i w:val="0"/>
-          <w:sz w:val="24"/>
-        </w:rPr>
-        <w:t>, ressalvado o direito de impugnar os critérios de apuração em liquidação.</w:t>
+        <w:t>13. Dos requerimentos processuais da inicial (itens 37 a 39)</w:t>
       </w:r>
     </w:p>
     <w:p/>
@@ -5795,7 +5865,25 @@
           <w:i w:val="0"/>
           <w:sz w:val="24"/>
         </w:rPr>
-        <w:t>12. Da justiça gratuita (item 41 — pedido da letra "m")</w:t>
+        <w:t xml:space="preserve">O Autor requer a intimação da Reclamada para juntar "cartões pontos ou o controle de horários" e "comprovantes de pagamento do obreiro, sob pena de revelia e confissão". A cominação é descabida por dupla razão: </w:t>
+      </w:r>
+      <w:r>
+        <w:rPr>
+          <w:rFonts w:ascii="Times New Roman" w:hAnsi="Times New Roman" w:cs="Times New Roman"/>
+          <w:b/>
+          <w:i w:val="0"/>
+          <w:sz w:val="24"/>
+        </w:rPr>
+        <w:t>não existem cartões de ponto, ficha de registro ou contracheques do Autor</w:t>
+      </w:r>
+      <w:r>
+        <w:rPr>
+          <w:rFonts w:ascii="Times New Roman" w:hAnsi="Times New Roman" w:cs="Times New Roman"/>
+          <w:b w:val="0"/>
+          <w:i w:val="0"/>
+          <w:sz w:val="24"/>
+        </w:rPr>
+        <w:t>, porque ele nunca foi contratado pela Reclamada; e, ainda que houvesse prestação de serviços, a Contestante está dispensada do controle de jornada (art. 74, § 2º, da CLT), conforme item III.3.1.</w:t>
       </w:r>
     </w:p>
     <w:p/>
@@ -5811,7 +5899,7 @@
           <w:i w:val="0"/>
           <w:sz w:val="24"/>
         </w:rPr>
-        <w:t xml:space="preserve">A Reclamada não dispõe, neste momento processual, de elementos concretos que infirmem a declaração de hipossuficiência apresentada (ID 8acba9a), razão pela qual </w:t>
+        <w:t xml:space="preserve">Exigir da Reclamada a exibição de documentos que </w:t>
       </w:r>
       <w:r>
         <w:rPr>
@@ -5820,52 +5908,16 @@
           <w:i w:val="0"/>
           <w:sz w:val="24"/>
         </w:rPr>
-        <w:t>não impugna, de plano</w:t>
-      </w:r>
-      <w:r>
-        <w:rPr>
-          <w:rFonts w:ascii="Times New Roman" w:hAnsi="Times New Roman" w:cs="Times New Roman"/>
-          <w:b w:val="0"/>
-          <w:i w:val="0"/>
-          <w:sz w:val="24"/>
-        </w:rPr>
-        <w:t xml:space="preserve">, a concessão do benefício, </w:t>
-      </w:r>
-      <w:r>
-        <w:rPr>
-          <w:rFonts w:ascii="Times New Roman" w:hAnsi="Times New Roman" w:cs="Times New Roman"/>
-          <w:b/>
-          <w:i w:val="0"/>
-          <w:sz w:val="24"/>
-        </w:rPr>
-        <w:t>ressalvando expressamente</w:t>
-      </w:r>
-      <w:r>
-        <w:rPr>
-          <w:rFonts w:ascii="Times New Roman" w:hAnsi="Times New Roman" w:cs="Times New Roman"/>
-          <w:b w:val="0"/>
-          <w:i w:val="0"/>
-          <w:sz w:val="24"/>
-        </w:rPr>
-        <w:t xml:space="preserve"> a possibilidade de impugnação posterior caso sobrevenham elementos que demonstrem incompatibilidade com a real capacidade econômica do Autor — inclusive a superveniência de novo vínculo de emprego. Registre-se que o deferimento da gratuidade </w:t>
-      </w:r>
-      <w:r>
-        <w:rPr>
-          <w:rFonts w:ascii="Times New Roman" w:hAnsi="Times New Roman" w:cs="Times New Roman"/>
-          <w:b/>
-          <w:i w:val="0"/>
-          <w:sz w:val="24"/>
-        </w:rPr>
-        <w:t>não afasta</w:t>
-      </w:r>
-      <w:r>
-        <w:rPr>
-          <w:rFonts w:ascii="Times New Roman" w:hAnsi="Times New Roman" w:cs="Times New Roman"/>
-          <w:b w:val="0"/>
-          <w:i w:val="0"/>
-          <w:sz w:val="24"/>
-        </w:rPr>
-        <w:t xml:space="preserve"> a condenação em honorários sucumbenciais, que apenas terá a exigibilidade suspensa (item III.9).</w:t>
+        <w:t>pressupõem exatamente a relação jurídica que o Autor ainda não provou</w:t>
+      </w:r>
+      <w:r>
+        <w:rPr>
+          <w:rFonts w:ascii="Times New Roman" w:hAnsi="Times New Roman" w:cs="Times New Roman"/>
+          <w:b w:val="0"/>
+          <w:i w:val="0"/>
+          <w:sz w:val="24"/>
+        </w:rPr>
+        <w:t xml:space="preserve"> é inverter a ordem lógica do art. 818, I, da CLT: presume-se provado justamente o fato constitutivo cuja demonstração lhe incumbia. Não se pode extrair confissão da não apresentação de documento que não existe e que a lei não obriga a manter.</w:t>
       </w:r>
     </w:p>
     <w:p/>
@@ -5881,7 +5933,25 @@
           <w:i w:val="0"/>
           <w:sz w:val="24"/>
         </w:rPr>
-        <w:t>13. Dos requerimentos processuais da inicial (itens 37 a 39)</w:t>
+        <w:t xml:space="preserve">Registre-se, em contraponto, que o </w:t>
+      </w:r>
+      <w:r>
+        <w:rPr>
+          <w:rFonts w:ascii="Times New Roman" w:hAnsi="Times New Roman" w:cs="Times New Roman"/>
+          <w:b/>
+          <w:i w:val="0"/>
+          <w:sz w:val="24"/>
+        </w:rPr>
+        <w:t>Autor não trouxe aos autos um único comprovante de pagamento</w:t>
+      </w:r>
+      <w:r>
+        <w:rPr>
+          <w:rFonts w:ascii="Times New Roman" w:hAnsi="Times New Roman" w:cs="Times New Roman"/>
+          <w:b w:val="0"/>
+          <w:i w:val="0"/>
+          <w:sz w:val="24"/>
+        </w:rPr>
+        <w:t>, recibo, extrato ou transferência — nem mesmo os que alega ter recebido quinzenalmente durante cinco meses —, prova que estava integralmente ao seu alcance e que só ele poderia produzir. A ausência deve ser valorada em desfavor de quem tinha o ônus (art. 818, I, da CLT c/c art. 373, I, do CPC).</w:t>
       </w:r>
     </w:p>
     <w:p/>
@@ -5897,7 +5967,7 @@
           <w:i w:val="0"/>
           <w:sz w:val="24"/>
         </w:rPr>
-        <w:t xml:space="preserve">O Autor requer a intimação da Reclamada para juntar "cartões pontos ou o controle de horários" e "comprovantes de pagamento do obreiro, sob pena de revelia e confissão". A cominação é descabida: </w:t>
+        <w:t xml:space="preserve">Quanto ao depoimento pessoal do representante da Reclamada, nada há a opor. A Reclamada requer, por sua vez, o </w:t>
       </w:r>
       <w:r>
         <w:rPr>
@@ -5906,34 +5976,16 @@
           <w:i w:val="0"/>
           <w:sz w:val="24"/>
         </w:rPr>
-        <w:t>não existem cartões de ponto do Autor</w:t>
-      </w:r>
-      <w:r>
-        <w:rPr>
-          <w:rFonts w:ascii="Times New Roman" w:hAnsi="Times New Roman" w:cs="Times New Roman"/>
-          <w:b w:val="0"/>
-          <w:i w:val="0"/>
-          <w:sz w:val="24"/>
-        </w:rPr>
-        <w:t xml:space="preserve"> porque ele não era empregado e porque a Reclamada está dispensada do controle de jornada (art. 74, § 2º, da CLT), conforme item III.3.2. Não se pode extrair confissão da não apresentação de documento que a lei não obriga a manter e que a realidade fática não permite existir: ficha de registro, cartão de ponto e contracheque </w:t>
-      </w:r>
-      <w:r>
-        <w:rPr>
-          <w:rFonts w:ascii="Times New Roman" w:hAnsi="Times New Roman" w:cs="Times New Roman"/>
-          <w:b/>
-          <w:i w:val="0"/>
-          <w:sz w:val="24"/>
-        </w:rPr>
-        <w:t>pressupõem a relação de emprego que o Autor ainda não provou</w:t>
-      </w:r>
-      <w:r>
-        <w:rPr>
-          <w:rFonts w:ascii="Times New Roman" w:hAnsi="Times New Roman" w:cs="Times New Roman"/>
-          <w:b w:val="0"/>
-          <w:i w:val="0"/>
-          <w:sz w:val="24"/>
-        </w:rPr>
-        <w:t>, e exigir da Reclamada que os exiba é inverter a ordem lógica do art. 818, I, da CLT, presumindo provado justamente o fato constitutivo que incumbia ao Autor demonstrar.</w:t>
+        <w:t>depoimento pessoal do Reclamante, sob pena de confissão</w:t>
+      </w:r>
+      <w:r>
+        <w:rPr>
+          <w:rFonts w:ascii="Times New Roman" w:hAnsi="Times New Roman" w:cs="Times New Roman"/>
+          <w:b w:val="0"/>
+          <w:i w:val="0"/>
+          <w:sz w:val="24"/>
+        </w:rPr>
+        <w:t>, e não se opõe à produção das demais provas requeridas.</w:t>
       </w:r>
     </w:p>
     <w:p/>
@@ -5949,25 +6001,7 @@
           <w:i w:val="0"/>
           <w:sz w:val="24"/>
         </w:rPr>
-        <w:t xml:space="preserve">Registre-se, ademais, que o Autor </w:t>
-      </w:r>
-      <w:r>
-        <w:rPr>
-          <w:rFonts w:ascii="Times New Roman" w:hAnsi="Times New Roman" w:cs="Times New Roman"/>
-          <w:b/>
-          <w:i w:val="0"/>
-          <w:sz w:val="24"/>
-        </w:rPr>
-        <w:t>não trouxe aos autos um único comprovante de pagamento</w:t>
-      </w:r>
-      <w:r>
-        <w:rPr>
-          <w:rFonts w:ascii="Times New Roman" w:hAnsi="Times New Roman" w:cs="Times New Roman"/>
-          <w:b w:val="0"/>
-          <w:i w:val="0"/>
-          <w:sz w:val="24"/>
-        </w:rPr>
-        <w:t>, recibo, extrato ou transferência — nem mesmo os que alega ter recebido quinzenalmente durante cinco meses. Quem afirma ter recebido salário por cinco meses tem, necessariamente, o extrato da própria conta bancária, documento que só ele detém e que só ele podia produzir. A ausência dessa prova, que estava integralmente ao alcance do Autor, é o dado mais eloquente destes autos e deve ser valorada em desfavor de quem tinha o ônus (art. 818, I, da CLT c/c art. 373, I, do CPC).</w:t>
+        <w:t>14. Da compensação e da dedução (art. 767 da CLT)</w:t>
       </w:r>
     </w:p>
     <w:p/>
@@ -5983,7 +6017,7 @@
           <w:i w:val="0"/>
           <w:sz w:val="24"/>
         </w:rPr>
-        <w:t xml:space="preserve">Quanto ao depoimento pessoal do representante da Reclamada, nada há a opor — comparecerá seu sócio-administrador ou preposto regularmente constituído. A Reclamada requer, por sua vez, o </w:t>
+        <w:t xml:space="preserve">Por extrema cautela, e sem qualquer confissão, caso haja condenação, requer-se a </w:t>
       </w:r>
       <w:r>
         <w:rPr>
@@ -5992,56 +6026,6 @@
           <w:i w:val="0"/>
           <w:sz w:val="24"/>
         </w:rPr>
-        <w:t>depoimento pessoal do Reclamante, sob pena de confissão</w:t>
-      </w:r>
-      <w:r>
-        <w:rPr>
-          <w:rFonts w:ascii="Times New Roman" w:hAnsi="Times New Roman" w:cs="Times New Roman"/>
-          <w:b w:val="0"/>
-          <w:i w:val="0"/>
-          <w:sz w:val="24"/>
-        </w:rPr>
-        <w:t>, e não se opõe à produção das demais provas requeridas.</w:t>
-      </w:r>
-    </w:p>
-    <w:p/>
-    <w:p>
-      <w:pPr>
-        <w:ind w:firstLine="850"/>
-        <w:jc w:val="both"/>
-      </w:pPr>
-      <w:r>
-        <w:rPr>
-          <w:rFonts w:ascii="Times New Roman" w:hAnsi="Times New Roman" w:cs="Times New Roman"/>
-          <w:b w:val="0"/>
-          <w:i w:val="0"/>
-          <w:sz w:val="24"/>
-        </w:rPr>
-        <w:t>14. Da compensação e da dedução (art. 767 da CLT)</w:t>
-      </w:r>
-    </w:p>
-    <w:p/>
-    <w:p>
-      <w:pPr>
-        <w:ind w:firstLine="850"/>
-        <w:jc w:val="both"/>
-      </w:pPr>
-      <w:r>
-        <w:rPr>
-          <w:rFonts w:ascii="Times New Roman" w:hAnsi="Times New Roman" w:cs="Times New Roman"/>
-          <w:b w:val="0"/>
-          <w:i w:val="0"/>
-          <w:sz w:val="24"/>
-        </w:rPr>
-        <w:t xml:space="preserve">Por cautela, caso haja qualquer condenação, requer-se a </w:t>
-      </w:r>
-      <w:r>
-        <w:rPr>
-          <w:rFonts w:ascii="Times New Roman" w:hAnsi="Times New Roman" w:cs="Times New Roman"/>
-          <w:b/>
-          <w:i w:val="0"/>
-          <w:sz w:val="24"/>
-        </w:rPr>
         <w:t>compensação e a dedução integral</w:t>
       </w:r>
       <w:r>
@@ -6051,7 +6035,7 @@
           <w:i w:val="0"/>
           <w:sz w:val="24"/>
         </w:rPr>
-        <w:t xml:space="preserve"> de todos os valores já quitados ao Autor a qualquer título — notadamente as diárias pagas por tarefa, que vierem a ser comprovadas nos autos —, a teor do </w:t>
+        <w:t xml:space="preserve"> de quaisquer valores que se venham a comprovar pagos ao Autor, a qualquer título, a teor do </w:t>
       </w:r>
       <w:r>
         <w:rPr>
@@ -6263,7 +6247,7 @@
                 <w:i w:val="0"/>
                 <w:sz w:val="22"/>
               </w:rPr>
-              <w:t xml:space="preserve"> Prestação autônoma e eventual por diária, sem habitualidade, subordinação ou pessoalidade (arts. 2º e 3º da CLT; art. 610 do CC); ônus do Autor não satisfeito (art. 818, I, da CLT). Valor impugnado por premissa falsa e ausência de memória de cálculo — item III.1. Subsidiárias no item III.1.8.</w:t>
+              <w:t xml:space="preserve"> A Reclamada jamais contratou, admitiu, dirigiu ou pagou o Autor, sob qualquer forma (arts. 2º e 3º da CLT); ônus do fato constitutivo integralmente seu e não satisfeito (art. 818, I, da CLT). Valor impugnado por premissa inexistente e ausência de memória de cálculo — item III.1. Subsidiárias no item III.1.9.</w:t>
             </w:r>
           </w:p>
         </w:tc>
@@ -6334,7 +6318,7 @@
                 <w:i w:val="0"/>
                 <w:sz w:val="22"/>
               </w:rPr>
-              <w:t xml:space="preserve"> Inexistindo contrato de emprego, não há modalidade de extinção a declarar; ausência de falta grave e de imediatidade; contradição com a causa de pedir principal — item III.2.</w:t>
+              <w:t xml:space="preserve"> Inexistindo contrato, não há modalidade de extinção a declarar; ausência de falta grave e de imediatidade; contradição com a causa de pedir principal — item III.2.</w:t>
             </w:r>
           </w:p>
         </w:tc>
@@ -6405,7 +6389,7 @@
                 <w:i w:val="0"/>
                 <w:sz w:val="22"/>
               </w:rPr>
-              <w:t xml:space="preserve"> Autonomia de horários do prestador eventual; empresa dispensada de controle de jornada (art. 74, § 2º, da CLT), afastada a Súmula 338, I, do TST; ônus do Autor; nenhuma das fotografias corresponde a sábado, e a única de domingo não retrata trabalho; diárias integralmente pagas. Valor impugnado — item III.3.</w:t>
+              <w:t xml:space="preserve"> Sem contrato não há jornada a remunerar; empresa dispensada de controle de jornada (art. 74, § 2º, da CLT), afastada a Súmula 338, I, do TST; ônus do Autor; nenhuma fotografia corresponde a sábado e a única de domingo não retrata trabalho. Valor impugnado — item III.3.</w:t>
             </w:r>
           </w:p>
         </w:tc>
@@ -6476,7 +6460,7 @@
                 <w:i w:val="0"/>
                 <w:sz w:val="22"/>
               </w:rPr>
-              <w:t xml:space="preserve"> Não houve desconto, porque não havia salário; a própria inicial afirma que o transporte era carona particular de colega. Inépcia parcial arguida no item I.2. Valor impugnado — item III.4.</w:t>
+              <w:t xml:space="preserve"> Não houve desconto porque não houve pagamento nem contrato; a própria inicial afirma que o transporte era carona particular de terceiro. Inépcia parcial arguida no item I.2. Valor impugnado — item III.4.</w:t>
             </w:r>
           </w:p>
         </w:tc>
@@ -6547,7 +6531,7 @@
                 <w:i w:val="0"/>
                 <w:sz w:val="22"/>
               </w:rPr>
-              <w:t xml:space="preserve"> Não houve desconto, mas ausência de prestação em dias sem tarefa — confissão da eventualidade. Valor impugnado — item III.5.</w:t>
+              <w:t xml:space="preserve"> Não houve desconto porque não houve pagamento; o item 16 da inicial descreve situação incompatível com contrato de emprego. Valor impugnado — item III.5.</w:t>
             </w:r>
           </w:p>
         </w:tc>
@@ -6618,7 +6602,7 @@
                 <w:i w:val="0"/>
                 <w:sz w:val="22"/>
               </w:rPr>
-              <w:t xml:space="preserve"> As fotografias do próprio Autor (ID 2c1fbec) o retratam de capacete, desmentindo a alegação de ausência de EPI; ausência de habitualidade e permanência (art. 189 da CLT); tese vinculante do TST quanto ao cimento </w:t>
+              <w:t xml:space="preserve"> Parcela contratual sem contrato; as fotografias do próprio Autor (ID 2c1fbec) o retratam de capacete, desmentindo a alegação de ausência de EPI; ausência de habitualidade (art. 189 da CLT); tese vinculante do TST quanto ao cimento </w:t>
             </w:r>
             <w:r>
               <w:rPr>
@@ -6708,7 +6692,7 @@
                 <w:i w:val="0"/>
                 <w:sz w:val="22"/>
               </w:rPr>
-              <w:t>, por prejudicialidade. Subsidiariamente, integração restrita às parcelas deferidas e aos dias reconhecidos — item III.6.7.</w:t>
+              <w:t>, por prejudicialidade. Subsidiariamente, integração restrita às parcelas deferidas e aos dias reconhecidos — item III.6.8.</w:t>
             </w:r>
           </w:p>
         </w:tc>
@@ -6850,7 +6834,7 @@
                 <w:i w:val="0"/>
                 <w:sz w:val="22"/>
               </w:rPr>
-              <w:t xml:space="preserve"> Inexistência de verbas rescisórias e de mora; fundada controvérsia afasta a multa </w:t>
+              <w:t xml:space="preserve"> Inexistência de verbas rescisórias e de mora; fundada controvérsia sobre a própria existência da relação afasta a multa </w:t>
             </w:r>
             <w:r>
               <w:rPr>
@@ -7224,7 +7208,7 @@
                 <w:i w:val="0"/>
                 <w:sz w:val="22"/>
               </w:rPr>
-              <w:t xml:space="preserve"> quanto à cominação pretendida: inexistindo obrigação legal de controle de jornada (art. 74, § 2º, da CLT) e inexistindo vínculo, não há cartões de ponto, ficha de registro ou contracheques a exibir sob pena de confissão; e o próprio Autor não juntou um único comprovante de pagamento. A Reclamada não se opõe à produção das provas requeridas e requer o </w:t>
+              <w:t xml:space="preserve"> quanto à cominação pretendida: não existem cartões de ponto, ficha de registro ou contracheques do Autor, porque não houve contratação, e a Reclamada está dispensada do controle de jornada (art. 74, § 2º, da CLT); o próprio Autor não juntou um único comprovante de pagamento. A Reclamada não se opõe à produção das provas requeridas e requer o </w:t>
             </w:r>
             <w:r>
               <w:rPr>
@@ -7431,7 +7415,7 @@
           <w:i w:val="0"/>
           <w:sz w:val="24"/>
         </w:rPr>
-        <w:t>, e apenas pelo princípio da eventualidade (art. 336 do CPC), na hipótese de procedência de qualquer pedido: (i) a retificação das datas de início e término para as efetivamente comprovadas nos autos; (ii) a limitação da base de cálculo ao salário normativo da CCT da categoria ou, na sua falta, ao salário mínimo nacional (art. 76 da CLT); (iii) a proporcionalidade estrita de todas as verbas aos dias efetivamente prestados e comprovados; (iv) o afastamento das multas dos arts. 467 e 477 da CLT; (v) a vedação de reflexos em cascata e de *bis in idem*; e (vi) a limitação da condenação aos valores indicados na inicial;</w:t>
+        <w:t>, e apenas pelo princípio da eventualidade (art. 336 do CPC), sem qualquer confissão, na hipótese de procedência de qualquer pedido: (i) a retificação das datas de início e término para as efetivamente comprovadas nos autos; (ii) a limitação da base de cálculo ao salário normativo da CCT da categoria ou, na sua falta, ao salário mínimo nacional (art. 76 da CLT); (iii) a proporcionalidade estrita de todas as verbas aos dias efetivamente comprovados; (iv) o afastamento das multas dos arts. 467 e 477 da CLT; (v) a vedação de reflexos em cascata e de *bis in idem*; e (vi) a limitação da condenação aos valores indicados na inicial;</w:t>
       </w:r>
     </w:p>
     <w:p/>
@@ -7465,7 +7449,7 @@
           <w:i w:val="0"/>
           <w:sz w:val="24"/>
         </w:rPr>
-        <w:t xml:space="preserve"> de todos os valores já quitados ao Autor a qualquer título, comprovados nos autos, a teor do art. 767 da CLT;</w:t>
+        <w:t xml:space="preserve"> de quaisquer valores que se venham a comprovar pagos ao Autor, a teor do art. 767 da CLT;</w:t>
       </w:r>
     </w:p>
     <w:p/>
@@ -7603,41 +7587,7 @@
           <w:i w:val="0"/>
           <w:sz w:val="24"/>
         </w:rPr>
-        <w:t>;</w:t>
-      </w:r>
-    </w:p>
-    <w:p/>
-    <w:p>
-      <w:pPr>
-        <w:ind w:firstLine="850"/>
-        <w:jc w:val="both"/>
-      </w:pPr>
-      <w:r>
-        <w:rPr>
-          <w:rFonts w:ascii="Times New Roman" w:hAnsi="Times New Roman" w:cs="Times New Roman"/>
-          <w:b w:val="0"/>
-          <w:i w:val="0"/>
-          <w:sz w:val="24"/>
-        </w:rPr>
-        <w:t xml:space="preserve">j) por fim, quanto ao </w:t>
-      </w:r>
-      <w:r>
-        <w:rPr>
-          <w:rFonts w:ascii="Times New Roman" w:hAnsi="Times New Roman" w:cs="Times New Roman"/>
-          <w:b/>
-          <w:i w:val="0"/>
-          <w:sz w:val="24"/>
-        </w:rPr>
-        <w:t>pedido de redesignação da audiência inicial</w:t>
-      </w:r>
-      <w:r>
-        <w:rPr>
-          <w:rFonts w:ascii="Times New Roman" w:hAnsi="Times New Roman" w:cs="Times New Roman"/>
-          <w:b w:val="0"/>
-          <w:i w:val="0"/>
-          <w:sz w:val="24"/>
-        </w:rPr>
-        <w:t xml:space="preserve"> formulado pelo Autor (ID 0d8387d), a Reclamada nada opõe, deixando a matéria ao prudente critério deste Juízo, ressalvando que a presente defesa é apresentada tempestivamente e com antecedência, na forma da notificação de ID a2b6733.</w:t>
+        <w:t>.</w:t>
       </w:r>
     </w:p>
     <w:p/>
